--- a/documents/Avenant-template.docx
+++ b/documents/Avenant-template.docx
@@ -245,7 +245,25 @@
         <w:rPr>
           <w:rFonts w:cs="TimesNewRomanPSMT"/>
         </w:rPr>
-        <w:t>convention.identification_bailleur</w:t>
+        <w:t>parent_</w:t>
+      </w:r>
+      <w:r>
+        <w:rPr>
+          <w:rFonts w:cs="TimesNewRomanPSMT"/>
+        </w:rPr>
+        <w:t>convention</w:t>
+      </w:r>
+      <w:r>
+        <w:rPr>
+          <w:rFonts w:cs="TimesNewRomanPSMT"/>
+        </w:rPr>
+        <w:t>.</w:t>
+      </w:r>
+      <w:r>
+        <w:rPr>
+          <w:rFonts w:cs="TimesNewRomanPSMT"/>
+        </w:rPr>
+        <w:t>identification_bailleur</w:t>
       </w:r>
       <w:proofErr w:type="spellEnd"/>
       <w:r>
@@ -261,6 +279,12 @@
         <w:t xml:space="preserve">{{ </w:t>
       </w:r>
       <w:proofErr w:type="spellStart"/>
+      <w:r>
+        <w:rPr>
+          <w:rFonts w:cs="TimesNewRomanPSMT"/>
+        </w:rPr>
+        <w:t>parent_</w:t>
+      </w:r>
       <w:r>
         <w:rPr>
           <w:rFonts w:cs="TimesNewRomanPSMT"/>
@@ -287,6 +311,12 @@
         <w:rPr>
           <w:rFonts w:cs="TimesNewRomanPSMT"/>
         </w:rPr>
+        <w:t>parent_</w:t>
+      </w:r>
+      <w:r>
+        <w:rPr>
+          <w:rFonts w:cs="TimesNewRomanPSMT"/>
+        </w:rPr>
         <w:t>convention.signataire_nom</w:t>
       </w:r>
       <w:proofErr w:type="spellEnd"/>
@@ -309,6 +339,12 @@
         <w:rPr>
           <w:rFonts w:cs="TimesNewRomanPSMT"/>
         </w:rPr>
+        <w:t>parent_</w:t>
+      </w:r>
+      <w:r>
+        <w:rPr>
+          <w:rFonts w:cs="TimesNewRomanPSMT"/>
+        </w:rPr>
         <w:t>convention.signataire_fonction</w:t>
       </w:r>
       <w:proofErr w:type="spellEnd"/>
@@ -331,6 +367,12 @@
         <w:rPr>
           <w:rFonts w:cs="TimesNewRomanPSMT"/>
         </w:rPr>
+        <w:t>parent_</w:t>
+      </w:r>
+      <w:r>
+        <w:rPr>
+          <w:rFonts w:cs="TimesNewRomanPSMT"/>
+        </w:rPr>
         <w:t>convention.signataire_date_deliberation|d</w:t>
       </w:r>
       <w:proofErr w:type="spellEnd"/>
@@ -353,6 +395,12 @@
         <w:rPr>
           <w:rFonts w:cs="TimesNewRomanPSMT"/>
         </w:rPr>
+        <w:t>parent_</w:t>
+      </w:r>
+      <w:r>
+        <w:rPr>
+          <w:rFonts w:cs="TimesNewRomanPSMT"/>
+        </w:rPr>
         <w:t>bailleur.siret</w:t>
       </w:r>
       <w:proofErr w:type="spellEnd"/>
@@ -363,6 +411,12 @@
         <w:t xml:space="preserve"> }}{% if </w:t>
       </w:r>
       <w:proofErr w:type="spellStart"/>
+      <w:r>
+        <w:rPr>
+          <w:rFonts w:cs="TimesNewRomanPSMT"/>
+        </w:rPr>
+        <w:t>parent_</w:t>
+      </w:r>
       <w:r>
         <w:rPr>
           <w:rFonts w:cs="TimesNewRomanPSMT"/>
@@ -389,6 +443,12 @@
         <w:rPr>
           <w:rFonts w:cs="TimesNewRomanPSMT"/>
         </w:rPr>
+        <w:t>parent_</w:t>
+      </w:r>
+      <w:r>
+        <w:rPr>
+          <w:rFonts w:cs="TimesNewRomanPSMT"/>
+        </w:rPr>
         <w:t>bailleur.capital_social|f</w:t>
       </w:r>
       <w:proofErr w:type="spellEnd"/>
@@ -425,6 +485,12 @@
         <w:rPr>
           <w:rFonts w:cs="TimesNewRomanPSMT"/>
         </w:rPr>
+        <w:t>parent_</w:t>
+      </w:r>
+      <w:r>
+        <w:rPr>
+          <w:rFonts w:cs="TimesNewRomanPSMT"/>
+        </w:rPr>
         <w:t>bailleur.adresse</w:t>
       </w:r>
       <w:proofErr w:type="spellEnd"/>
@@ -439,6 +505,12 @@
         <w:rPr>
           <w:rFonts w:cs="TimesNewRomanPSMT"/>
         </w:rPr>
+        <w:t>parent_</w:t>
+      </w:r>
+      <w:r>
+        <w:rPr>
+          <w:rFonts w:cs="TimesNewRomanPSMT"/>
+        </w:rPr>
         <w:t>bailleur.code_postal</w:t>
       </w:r>
       <w:proofErr w:type="spellEnd"/>
@@ -453,6 +525,12 @@
         <w:rPr>
           <w:rFonts w:cs="TimesNewRomanPSMT"/>
         </w:rPr>
+        <w:t>parent_</w:t>
+      </w:r>
+      <w:r>
+        <w:rPr>
+          <w:rFonts w:cs="TimesNewRomanPSMT"/>
+        </w:rPr>
         <w:t>bailleur.ville</w:t>
       </w:r>
       <w:proofErr w:type="spellEnd"/>
@@ -495,6 +573,12 @@
         <w:t xml:space="preserve"> </w:t>
       </w:r>
       <w:proofErr w:type="spellStart"/>
+      <w:r>
+        <w:rPr>
+          <w:rFonts w:cs="TimesNewRomanPSMT"/>
+        </w:rPr>
+        <w:t>parent_</w:t>
+      </w:r>
       <w:r>
         <w:rPr>
           <w:rFonts w:cs="TimesNewRomanPSMT"/>
@@ -754,6 +838,7 @@
         </w:rPr>
       </w:pPr>
       <w:r>
+        <w:lastRenderedPageBreak/>
         <w:br w:type="page"/>
       </w:r>
     </w:p>
@@ -2092,80 +2177,76 @@
       <w:pPr>
         <w:ind w:firstLine="708"/>
         <w:jc w:val="both"/>
+        <w:rPr>
+          <w:lang w:val="en-US"/>
+        </w:rPr>
       </w:pPr>
       <w:r>
         <w:rPr>
           <w:rFonts w:cs="TimesNewRomanPSMT"/>
           <w:sz w:val="16"/>
           <w:szCs w:val="16"/>
-        </w:rPr>
-        <w:t xml:space="preserve">{%- </w:t>
-      </w:r>
-      <w:proofErr w:type="spellStart"/>
+          <w:lang w:val="en-US"/>
+        </w:rPr>
+        <w:t xml:space="preserve">{%- endif %} </w:t>
+      </w:r>
+    </w:p>
+    <w:p>
+      <w:pPr>
+        <w:ind w:firstLine="708"/>
+        <w:jc w:val="both"/>
+        <w:rPr>
+          <w:lang w:val="en-US"/>
+        </w:rPr>
+      </w:pPr>
       <w:r>
         <w:rPr>
           <w:rFonts w:cs="TimesNewRomanPSMT"/>
           <w:sz w:val="16"/>
           <w:szCs w:val="16"/>
-        </w:rPr>
-        <w:t>endif</w:t>
-      </w:r>
-      <w:proofErr w:type="spellEnd"/>
+          <w:lang w:val="en-US"/>
+        </w:rPr>
+        <w:t xml:space="preserve">{%- if </w:t>
+      </w:r>
+      <w:proofErr w:type="spellStart"/>
+      <w:proofErr w:type="gramStart"/>
       <w:r>
         <w:rPr>
           <w:rFonts w:cs="TimesNewRomanPSMT"/>
           <w:sz w:val="16"/>
           <w:szCs w:val="16"/>
-        </w:rPr>
-        <w:t xml:space="preserve"> %} </w:t>
+          <w:lang w:val="en-US"/>
+        </w:rPr>
+        <w:t>lot.annexe</w:t>
+      </w:r>
+      <w:proofErr w:type="gramEnd"/>
+      <w:r>
+        <w:rPr>
+          <w:rFonts w:cs="TimesNewRomanPSMT"/>
+          <w:sz w:val="16"/>
+          <w:szCs w:val="16"/>
+          <w:lang w:val="en-US"/>
+        </w:rPr>
+        <w:t>_remises</w:t>
+      </w:r>
+      <w:proofErr w:type="spellEnd"/>
+      <w:r>
+        <w:rPr>
+          <w:rFonts w:cs="TimesNewRomanPSMT"/>
+          <w:sz w:val="16"/>
+          <w:szCs w:val="16"/>
+          <w:lang w:val="en-US"/>
+        </w:rPr>
+        <w:t xml:space="preserve"> %}</w:t>
       </w:r>
     </w:p>
     <w:p>
       <w:pPr>
         <w:ind w:firstLine="708"/>
         <w:jc w:val="both"/>
-      </w:pPr>
-      <w:r>
-        <w:rPr>
-          <w:rFonts w:cs="TimesNewRomanPSMT"/>
-          <w:sz w:val="16"/>
-          <w:szCs w:val="16"/>
-        </w:rPr>
-        <w:t xml:space="preserve">{%- if </w:t>
-      </w:r>
-      <w:proofErr w:type="spellStart"/>
-      <w:proofErr w:type="gramStart"/>
-      <w:r>
-        <w:rPr>
-          <w:rFonts w:cs="TimesNewRomanPSMT"/>
-          <w:sz w:val="16"/>
-          <w:szCs w:val="16"/>
-        </w:rPr>
-        <w:t>lot.annexe</w:t>
-      </w:r>
-      <w:proofErr w:type="gramEnd"/>
-      <w:r>
-        <w:rPr>
-          <w:rFonts w:cs="TimesNewRomanPSMT"/>
-          <w:sz w:val="16"/>
-          <w:szCs w:val="16"/>
-        </w:rPr>
-        <w:t>_remises</w:t>
-      </w:r>
-      <w:proofErr w:type="spellEnd"/>
-      <w:r>
-        <w:rPr>
-          <w:rFonts w:cs="TimesNewRomanPSMT"/>
-          <w:sz w:val="16"/>
-          <w:szCs w:val="16"/>
-        </w:rPr>
-        <w:t xml:space="preserve"> %}</w:t>
-      </w:r>
-    </w:p>
-    <w:p>
-      <w:pPr>
-        <w:ind w:firstLine="708"/>
-        <w:jc w:val="both"/>
+        <w:rPr>
+          <w:lang w:val="en-US"/>
+        </w:rPr>
       </w:pPr>
       <w:r>
         <w:fldChar w:fldCharType="begin">
@@ -2185,6 +2266,7 @@
         <w:rPr>
           <w:sz w:val="16"/>
           <w:szCs w:val="16"/>
+          <w:lang w:val="en-US"/>
         </w:rPr>
         <w:instrText xml:space="preserve"> FORMCHECKBOX </w:instrText>
       </w:r>
@@ -2215,12 +2297,14 @@
           <w:rFonts w:cs="TimesNewRomanPSMT"/>
           <w:sz w:val="16"/>
           <w:szCs w:val="16"/>
+          <w:lang w:val="en-US"/>
         </w:rPr>
         <w:t xml:space="preserve"> </w:t>
       </w:r>
       <w:r>
         <w:rPr>
           <w:rFonts w:cs="TimesNewRomanPSMT"/>
+          <w:lang w:val="en-US"/>
         </w:rPr>
         <w:t>Remise</w:t>
       </w:r>
@@ -2229,80 +2313,76 @@
       <w:pPr>
         <w:ind w:firstLine="708"/>
         <w:jc w:val="both"/>
+        <w:rPr>
+          <w:lang w:val="en-US"/>
+        </w:rPr>
       </w:pPr>
       <w:r>
         <w:rPr>
           <w:rFonts w:cs="TimesNewRomanPSMT"/>
           <w:sz w:val="16"/>
           <w:szCs w:val="16"/>
-        </w:rPr>
-        <w:t xml:space="preserve">{%- </w:t>
-      </w:r>
-      <w:proofErr w:type="spellStart"/>
+          <w:lang w:val="en-US"/>
+        </w:rPr>
+        <w:t xml:space="preserve">{%- endif %} </w:t>
+      </w:r>
+    </w:p>
+    <w:p>
+      <w:pPr>
+        <w:ind w:firstLine="708"/>
+        <w:jc w:val="both"/>
+        <w:rPr>
+          <w:lang w:val="en-US"/>
+        </w:rPr>
+      </w:pPr>
       <w:r>
         <w:rPr>
           <w:rFonts w:cs="TimesNewRomanPSMT"/>
           <w:sz w:val="16"/>
           <w:szCs w:val="16"/>
-        </w:rPr>
-        <w:t>endif</w:t>
-      </w:r>
-      <w:proofErr w:type="spellEnd"/>
+          <w:lang w:val="en-US"/>
+        </w:rPr>
+        <w:t xml:space="preserve">{%- if </w:t>
+      </w:r>
+      <w:proofErr w:type="spellStart"/>
+      <w:proofErr w:type="gramStart"/>
       <w:r>
         <w:rPr>
           <w:rFonts w:cs="TimesNewRomanPSMT"/>
           <w:sz w:val="16"/>
           <w:szCs w:val="16"/>
-        </w:rPr>
-        <w:t xml:space="preserve"> %} </w:t>
+          <w:lang w:val="en-US"/>
+        </w:rPr>
+        <w:t>lot.annexe</w:t>
+      </w:r>
+      <w:proofErr w:type="gramEnd"/>
+      <w:r>
+        <w:rPr>
+          <w:rFonts w:cs="TimesNewRomanPSMT"/>
+          <w:sz w:val="16"/>
+          <w:szCs w:val="16"/>
+          <w:lang w:val="en-US"/>
+        </w:rPr>
+        <w:t>_ateliers</w:t>
+      </w:r>
+      <w:proofErr w:type="spellEnd"/>
+      <w:r>
+        <w:rPr>
+          <w:rFonts w:cs="TimesNewRomanPSMT"/>
+          <w:sz w:val="16"/>
+          <w:szCs w:val="16"/>
+          <w:lang w:val="en-US"/>
+        </w:rPr>
+        <w:t xml:space="preserve"> %}</w:t>
       </w:r>
     </w:p>
     <w:p>
       <w:pPr>
         <w:ind w:firstLine="708"/>
         <w:jc w:val="both"/>
-      </w:pPr>
-      <w:r>
-        <w:rPr>
-          <w:rFonts w:cs="TimesNewRomanPSMT"/>
-          <w:sz w:val="16"/>
-          <w:szCs w:val="16"/>
-        </w:rPr>
-        <w:t xml:space="preserve">{%- if </w:t>
-      </w:r>
-      <w:proofErr w:type="spellStart"/>
-      <w:proofErr w:type="gramStart"/>
-      <w:r>
-        <w:rPr>
-          <w:rFonts w:cs="TimesNewRomanPSMT"/>
-          <w:sz w:val="16"/>
-          <w:szCs w:val="16"/>
-        </w:rPr>
-        <w:t>lot.annexe</w:t>
-      </w:r>
-      <w:proofErr w:type="gramEnd"/>
-      <w:r>
-        <w:rPr>
-          <w:rFonts w:cs="TimesNewRomanPSMT"/>
-          <w:sz w:val="16"/>
-          <w:szCs w:val="16"/>
-        </w:rPr>
-        <w:t>_ateliers</w:t>
-      </w:r>
-      <w:proofErr w:type="spellEnd"/>
-      <w:r>
-        <w:rPr>
-          <w:rFonts w:cs="TimesNewRomanPSMT"/>
-          <w:sz w:val="16"/>
-          <w:szCs w:val="16"/>
-        </w:rPr>
-        <w:t xml:space="preserve"> %}</w:t>
-      </w:r>
-    </w:p>
-    <w:p>
-      <w:pPr>
-        <w:ind w:firstLine="708"/>
-        <w:jc w:val="both"/>
+        <w:rPr>
+          <w:lang w:val="en-US"/>
+        </w:rPr>
       </w:pPr>
       <w:r>
         <w:fldChar w:fldCharType="begin">
@@ -2322,6 +2402,7 @@
         <w:rPr>
           <w:sz w:val="16"/>
           <w:szCs w:val="16"/>
+          <w:lang w:val="en-US"/>
         </w:rPr>
         <w:instrText xml:space="preserve"> FORMCHECKBOX </w:instrText>
       </w:r>
@@ -2352,12 +2433,14 @@
           <w:rFonts w:cs="TimesNewRomanPSMT"/>
           <w:sz w:val="16"/>
           <w:szCs w:val="16"/>
+          <w:lang w:val="en-US"/>
         </w:rPr>
         <w:t xml:space="preserve"> </w:t>
       </w:r>
       <w:r>
         <w:rPr>
           <w:rFonts w:cs="TimesNewRomanPSMT"/>
+          <w:lang w:val="en-US"/>
         </w:rPr>
         <w:t>Ateliers</w:t>
       </w:r>
@@ -2366,80 +2449,76 @@
       <w:pPr>
         <w:ind w:firstLine="708"/>
         <w:jc w:val="both"/>
+        <w:rPr>
+          <w:lang w:val="en-US"/>
+        </w:rPr>
       </w:pPr>
       <w:r>
         <w:rPr>
           <w:rFonts w:cs="TimesNewRomanPSMT"/>
           <w:sz w:val="16"/>
           <w:szCs w:val="16"/>
-        </w:rPr>
-        <w:t xml:space="preserve">{%- </w:t>
-      </w:r>
-      <w:proofErr w:type="spellStart"/>
+          <w:lang w:val="en-US"/>
+        </w:rPr>
+        <w:t xml:space="preserve">{%- endif %} </w:t>
+      </w:r>
+    </w:p>
+    <w:p>
+      <w:pPr>
+        <w:ind w:firstLine="708"/>
+        <w:jc w:val="both"/>
+        <w:rPr>
+          <w:lang w:val="en-US"/>
+        </w:rPr>
+      </w:pPr>
       <w:r>
         <w:rPr>
           <w:rFonts w:cs="TimesNewRomanPSMT"/>
           <w:sz w:val="16"/>
           <w:szCs w:val="16"/>
-        </w:rPr>
-        <w:t>endif</w:t>
-      </w:r>
-      <w:proofErr w:type="spellEnd"/>
+          <w:lang w:val="en-US"/>
+        </w:rPr>
+        <w:t xml:space="preserve">{%- if </w:t>
+      </w:r>
+      <w:proofErr w:type="spellStart"/>
+      <w:proofErr w:type="gramStart"/>
       <w:r>
         <w:rPr>
           <w:rFonts w:cs="TimesNewRomanPSMT"/>
           <w:sz w:val="16"/>
           <w:szCs w:val="16"/>
-        </w:rPr>
-        <w:t xml:space="preserve"> %} </w:t>
+          <w:lang w:val="en-US"/>
+        </w:rPr>
+        <w:t>lot.annexe</w:t>
+      </w:r>
+      <w:proofErr w:type="gramEnd"/>
+      <w:r>
+        <w:rPr>
+          <w:rFonts w:cs="TimesNewRomanPSMT"/>
+          <w:sz w:val="16"/>
+          <w:szCs w:val="16"/>
+          <w:lang w:val="en-US"/>
+        </w:rPr>
+        <w:t>_sechoirs</w:t>
+      </w:r>
+      <w:proofErr w:type="spellEnd"/>
+      <w:r>
+        <w:rPr>
+          <w:rFonts w:cs="TimesNewRomanPSMT"/>
+          <w:sz w:val="16"/>
+          <w:szCs w:val="16"/>
+          <w:lang w:val="en-US"/>
+        </w:rPr>
+        <w:t xml:space="preserve"> %}</w:t>
       </w:r>
     </w:p>
     <w:p>
       <w:pPr>
         <w:ind w:firstLine="708"/>
         <w:jc w:val="both"/>
-      </w:pPr>
-      <w:r>
-        <w:rPr>
-          <w:rFonts w:cs="TimesNewRomanPSMT"/>
-          <w:sz w:val="16"/>
-          <w:szCs w:val="16"/>
-        </w:rPr>
-        <w:t xml:space="preserve">{%- if </w:t>
-      </w:r>
-      <w:proofErr w:type="spellStart"/>
-      <w:proofErr w:type="gramStart"/>
-      <w:r>
-        <w:rPr>
-          <w:rFonts w:cs="TimesNewRomanPSMT"/>
-          <w:sz w:val="16"/>
-          <w:szCs w:val="16"/>
-        </w:rPr>
-        <w:t>lot.annexe</w:t>
-      </w:r>
-      <w:proofErr w:type="gramEnd"/>
-      <w:r>
-        <w:rPr>
-          <w:rFonts w:cs="TimesNewRomanPSMT"/>
-          <w:sz w:val="16"/>
-          <w:szCs w:val="16"/>
-        </w:rPr>
-        <w:t>_sechoirs</w:t>
-      </w:r>
-      <w:proofErr w:type="spellEnd"/>
-      <w:r>
-        <w:rPr>
-          <w:rFonts w:cs="TimesNewRomanPSMT"/>
-          <w:sz w:val="16"/>
-          <w:szCs w:val="16"/>
-        </w:rPr>
-        <w:t xml:space="preserve"> %}</w:t>
-      </w:r>
-    </w:p>
-    <w:p>
-      <w:pPr>
-        <w:ind w:firstLine="708"/>
-        <w:jc w:val="both"/>
+        <w:rPr>
+          <w:lang w:val="en-US"/>
+        </w:rPr>
       </w:pPr>
       <w:r>
         <w:fldChar w:fldCharType="begin">
@@ -2459,6 +2538,7 @@
         <w:rPr>
           <w:sz w:val="16"/>
           <w:szCs w:val="16"/>
+          <w:lang w:val="en-US"/>
         </w:rPr>
         <w:instrText xml:space="preserve"> FORMCHECKBOX </w:instrText>
       </w:r>
@@ -2489,86 +2569,83 @@
           <w:rFonts w:cs="TimesNewRomanPSMT"/>
           <w:sz w:val="16"/>
           <w:szCs w:val="16"/>
+          <w:lang w:val="en-US"/>
         </w:rPr>
         <w:t xml:space="preserve"> </w:t>
       </w:r>
-      <w:r>
-        <w:rPr>
-          <w:rFonts w:cs="TimesNewRomanPSMT"/>
+      <w:proofErr w:type="spellStart"/>
+      <w:r>
+        <w:rPr>
+          <w:rFonts w:cs="TimesNewRomanPSMT"/>
+          <w:lang w:val="en-US"/>
         </w:rPr>
         <w:t>Séchoirs</w:t>
       </w:r>
+      <w:proofErr w:type="spellEnd"/>
     </w:p>
     <w:p>
       <w:pPr>
         <w:ind w:firstLine="708"/>
         <w:jc w:val="both"/>
+        <w:rPr>
+          <w:lang w:val="en-US"/>
+        </w:rPr>
       </w:pPr>
       <w:r>
         <w:rPr>
           <w:rFonts w:cs="TimesNewRomanPSMT"/>
           <w:sz w:val="16"/>
           <w:szCs w:val="16"/>
-        </w:rPr>
-        <w:t xml:space="preserve">{%- </w:t>
-      </w:r>
-      <w:proofErr w:type="spellStart"/>
+          <w:lang w:val="en-US"/>
+        </w:rPr>
+        <w:t xml:space="preserve">{%- endif %} </w:t>
+      </w:r>
+    </w:p>
+    <w:p>
+      <w:pPr>
+        <w:ind w:firstLine="708"/>
+        <w:jc w:val="both"/>
+        <w:rPr>
+          <w:lang w:val="en-US"/>
+        </w:rPr>
+      </w:pPr>
       <w:r>
         <w:rPr>
           <w:rFonts w:cs="TimesNewRomanPSMT"/>
           <w:sz w:val="16"/>
           <w:szCs w:val="16"/>
-        </w:rPr>
-        <w:t>endif</w:t>
-      </w:r>
-      <w:proofErr w:type="spellEnd"/>
+          <w:lang w:val="en-US"/>
+        </w:rPr>
+        <w:t xml:space="preserve">{%- if </w:t>
+      </w:r>
+      <w:proofErr w:type="spellStart"/>
+      <w:proofErr w:type="gramStart"/>
       <w:r>
         <w:rPr>
           <w:rFonts w:cs="TimesNewRomanPSMT"/>
           <w:sz w:val="16"/>
           <w:szCs w:val="16"/>
-        </w:rPr>
-        <w:t xml:space="preserve"> %} </w:t>
-      </w:r>
-    </w:p>
-    <w:p>
-      <w:pPr>
-        <w:ind w:firstLine="708"/>
-        <w:jc w:val="both"/>
-      </w:pPr>
+          <w:lang w:val="en-US"/>
+        </w:rPr>
+        <w:t>lot.annexe</w:t>
+      </w:r>
+      <w:proofErr w:type="gramEnd"/>
       <w:r>
         <w:rPr>
           <w:rFonts w:cs="TimesNewRomanPSMT"/>
           <w:sz w:val="16"/>
           <w:szCs w:val="16"/>
-        </w:rPr>
-        <w:t xml:space="preserve">{%- if </w:t>
-      </w:r>
-      <w:proofErr w:type="spellStart"/>
-      <w:proofErr w:type="gramStart"/>
+          <w:lang w:val="en-US"/>
+        </w:rPr>
+        <w:t>_celliers</w:t>
+      </w:r>
+      <w:proofErr w:type="spellEnd"/>
       <w:r>
         <w:rPr>
           <w:rFonts w:cs="TimesNewRomanPSMT"/>
           <w:sz w:val="16"/>
           <w:szCs w:val="16"/>
-        </w:rPr>
-        <w:t>lot.annexe</w:t>
-      </w:r>
-      <w:proofErr w:type="gramEnd"/>
-      <w:r>
-        <w:rPr>
-          <w:rFonts w:cs="TimesNewRomanPSMT"/>
-          <w:sz w:val="16"/>
-          <w:szCs w:val="16"/>
-        </w:rPr>
-        <w:t>_celliers</w:t>
-      </w:r>
-      <w:proofErr w:type="spellEnd"/>
-      <w:r>
-        <w:rPr>
-          <w:rFonts w:cs="TimesNewRomanPSMT"/>
-          <w:sz w:val="16"/>
-          <w:szCs w:val="16"/>
+          <w:lang w:val="en-US"/>
         </w:rPr>
         <w:t xml:space="preserve"> %}</w:t>
       </w:r>
@@ -2672,12 +2749,16 @@
       <w:pPr>
         <w:ind w:firstLine="708"/>
         <w:jc w:val="both"/>
+        <w:rPr>
+          <w:lang w:val="en-US"/>
+        </w:rPr>
       </w:pPr>
       <w:r>
         <w:rPr>
           <w:rFonts w:cs="TimesNewRomanPSMT"/>
           <w:sz w:val="16"/>
           <w:szCs w:val="16"/>
+          <w:lang w:val="en-US"/>
         </w:rPr>
         <w:t xml:space="preserve">{%- if </w:t>
       </w:r>
@@ -2688,6 +2769,7 @@
           <w:rFonts w:cs="TimesNewRomanPSMT"/>
           <w:sz w:val="16"/>
           <w:szCs w:val="16"/>
+          <w:lang w:val="en-US"/>
         </w:rPr>
         <w:t>lot.annexe</w:t>
       </w:r>
@@ -2697,6 +2779,7 @@
           <w:rFonts w:cs="TimesNewRomanPSMT"/>
           <w:sz w:val="16"/>
           <w:szCs w:val="16"/>
+          <w:lang w:val="en-US"/>
         </w:rPr>
         <w:t>_resserres</w:t>
       </w:r>
@@ -2706,6 +2789,7 @@
           <w:rFonts w:cs="TimesNewRomanPSMT"/>
           <w:sz w:val="16"/>
           <w:szCs w:val="16"/>
+          <w:lang w:val="en-US"/>
         </w:rPr>
         <w:t xml:space="preserve"> %}</w:t>
       </w:r>
@@ -2714,6 +2798,9 @@
       <w:pPr>
         <w:ind w:firstLine="708"/>
         <w:jc w:val="both"/>
+        <w:rPr>
+          <w:lang w:val="en-US"/>
+        </w:rPr>
       </w:pPr>
       <w:r>
         <w:fldChar w:fldCharType="begin">
@@ -2733,6 +2820,7 @@
         <w:rPr>
           <w:sz w:val="16"/>
           <w:szCs w:val="16"/>
+          <w:lang w:val="en-US"/>
         </w:rPr>
         <w:instrText xml:space="preserve"> FORMCHECKBOX </w:instrText>
       </w:r>
@@ -2763,86 +2851,83 @@
           <w:rFonts w:cs="TimesNewRomanPSMT"/>
           <w:sz w:val="16"/>
           <w:szCs w:val="16"/>
+          <w:lang w:val="en-US"/>
         </w:rPr>
         <w:t xml:space="preserve"> </w:t>
       </w:r>
-      <w:r>
-        <w:rPr>
-          <w:rFonts w:cs="TimesNewRomanPSMT"/>
+      <w:proofErr w:type="spellStart"/>
+      <w:r>
+        <w:rPr>
+          <w:rFonts w:cs="TimesNewRomanPSMT"/>
+          <w:lang w:val="en-US"/>
         </w:rPr>
         <w:t>Resserres</w:t>
       </w:r>
+      <w:proofErr w:type="spellEnd"/>
     </w:p>
     <w:p>
       <w:pPr>
         <w:ind w:firstLine="708"/>
         <w:jc w:val="both"/>
+        <w:rPr>
+          <w:lang w:val="en-US"/>
+        </w:rPr>
       </w:pPr>
       <w:r>
         <w:rPr>
           <w:rFonts w:cs="TimesNewRomanPSMT"/>
           <w:sz w:val="16"/>
           <w:szCs w:val="16"/>
-        </w:rPr>
-        <w:t xml:space="preserve">{%- </w:t>
-      </w:r>
-      <w:proofErr w:type="spellStart"/>
+          <w:lang w:val="en-US"/>
+        </w:rPr>
+        <w:t xml:space="preserve">{%- endif %} </w:t>
+      </w:r>
+    </w:p>
+    <w:p>
+      <w:pPr>
+        <w:ind w:firstLine="708"/>
+        <w:jc w:val="both"/>
+        <w:rPr>
+          <w:lang w:val="en-US"/>
+        </w:rPr>
+      </w:pPr>
       <w:r>
         <w:rPr>
           <w:rFonts w:cs="TimesNewRomanPSMT"/>
           <w:sz w:val="16"/>
           <w:szCs w:val="16"/>
-        </w:rPr>
-        <w:t>endif</w:t>
-      </w:r>
-      <w:proofErr w:type="spellEnd"/>
+          <w:lang w:val="en-US"/>
+        </w:rPr>
+        <w:t xml:space="preserve">{%- if </w:t>
+      </w:r>
+      <w:proofErr w:type="spellStart"/>
+      <w:proofErr w:type="gramStart"/>
       <w:r>
         <w:rPr>
           <w:rFonts w:cs="TimesNewRomanPSMT"/>
           <w:sz w:val="16"/>
           <w:szCs w:val="16"/>
-        </w:rPr>
-        <w:t xml:space="preserve"> %} </w:t>
-      </w:r>
-    </w:p>
-    <w:p>
-      <w:pPr>
-        <w:ind w:firstLine="708"/>
-        <w:jc w:val="both"/>
-      </w:pPr>
+          <w:lang w:val="en-US"/>
+        </w:rPr>
+        <w:t>lot.annexe</w:t>
+      </w:r>
+      <w:proofErr w:type="gramEnd"/>
       <w:r>
         <w:rPr>
           <w:rFonts w:cs="TimesNewRomanPSMT"/>
           <w:sz w:val="16"/>
           <w:szCs w:val="16"/>
-        </w:rPr>
-        <w:t xml:space="preserve">{%- if </w:t>
-      </w:r>
-      <w:proofErr w:type="spellStart"/>
-      <w:proofErr w:type="gramStart"/>
+          <w:lang w:val="en-US"/>
+        </w:rPr>
+        <w:t>_combles</w:t>
+      </w:r>
+      <w:proofErr w:type="spellEnd"/>
       <w:r>
         <w:rPr>
           <w:rFonts w:cs="TimesNewRomanPSMT"/>
           <w:sz w:val="16"/>
           <w:szCs w:val="16"/>
-        </w:rPr>
-        <w:t>lot.annexe</w:t>
-      </w:r>
-      <w:proofErr w:type="gramEnd"/>
-      <w:r>
-        <w:rPr>
-          <w:rFonts w:cs="TimesNewRomanPSMT"/>
-          <w:sz w:val="16"/>
-          <w:szCs w:val="16"/>
-        </w:rPr>
-        <w:t>_combles</w:t>
-      </w:r>
-      <w:proofErr w:type="spellEnd"/>
-      <w:r>
-        <w:rPr>
-          <w:rFonts w:cs="TimesNewRomanPSMT"/>
-          <w:sz w:val="16"/>
-          <w:szCs w:val="16"/>
+          <w:lang w:val="en-US"/>
         </w:rPr>
         <w:t xml:space="preserve"> %}</w:t>
       </w:r>
@@ -2914,18 +2999,32 @@
       <w:pPr>
         <w:ind w:firstLine="708"/>
         <w:jc w:val="both"/>
-        <w:rPr>
-          <w:lang w:val="en-US"/>
-        </w:rPr>
       </w:pPr>
       <w:r>
         <w:rPr>
           <w:rFonts w:cs="TimesNewRomanPSMT"/>
           <w:sz w:val="16"/>
           <w:szCs w:val="16"/>
-          <w:lang w:val="en-US"/>
-        </w:rPr>
-        <w:t xml:space="preserve">{%- endif %} </w:t>
+        </w:rPr>
+        <w:t xml:space="preserve">{%- </w:t>
+      </w:r>
+      <w:proofErr w:type="spellStart"/>
+      <w:r>
+        <w:rPr>
+          <w:rFonts w:cs="TimesNewRomanPSMT"/>
+          <w:sz w:val="16"/>
+          <w:szCs w:val="16"/>
+        </w:rPr>
+        <w:t>endif</w:t>
+      </w:r>
+      <w:proofErr w:type="spellEnd"/>
+      <w:r>
+        <w:rPr>
+          <w:rFonts w:cs="TimesNewRomanPSMT"/>
+          <w:sz w:val="16"/>
+          <w:szCs w:val="16"/>
+        </w:rPr>
+        <w:t xml:space="preserve"> %} </w:t>
       </w:r>
     </w:p>
     <w:p>
@@ -3052,32 +3151,18 @@
       <w:pPr>
         <w:ind w:firstLine="708"/>
         <w:jc w:val="both"/>
+        <w:rPr>
+          <w:lang w:val="en-US"/>
+        </w:rPr>
       </w:pPr>
       <w:r>
         <w:rPr>
           <w:rFonts w:cs="TimesNewRomanPSMT"/>
           <w:sz w:val="16"/>
           <w:szCs w:val="16"/>
-        </w:rPr>
-        <w:t xml:space="preserve">{%- </w:t>
-      </w:r>
-      <w:proofErr w:type="spellStart"/>
-      <w:r>
-        <w:rPr>
-          <w:rFonts w:cs="TimesNewRomanPSMT"/>
-          <w:sz w:val="16"/>
-          <w:szCs w:val="16"/>
-        </w:rPr>
-        <w:t>endif</w:t>
-      </w:r>
-      <w:proofErr w:type="spellEnd"/>
-      <w:r>
-        <w:rPr>
-          <w:rFonts w:cs="TimesNewRomanPSMT"/>
-          <w:sz w:val="16"/>
-          <w:szCs w:val="16"/>
-        </w:rPr>
-        <w:t xml:space="preserve"> %} </w:t>
+          <w:lang w:val="en-US"/>
+        </w:rPr>
+        <w:t xml:space="preserve">{%- endif %} </w:t>
       </w:r>
     </w:p>
     <w:p>
@@ -4620,32 +4705,16 @@
           <w:sz w:val="20"/>
           <w:lang w:val="en-US"/>
         </w:rPr>
-        <w:t>logements</w:t>
-      </w:r>
+        <w:t>logements_sans_</w:t>
+      </w:r>
+      <w:proofErr w:type="gramStart"/>
       <w:r>
         <w:rPr>
           <w:rFonts w:cs="TimesNewRomanPSMT"/>
           <w:sz w:val="20"/>
           <w:lang w:val="en-US"/>
         </w:rPr>
-        <w:t>_sans_</w:t>
-      </w:r>
-      <w:proofErr w:type="gramStart"/>
-      <w:r>
-        <w:rPr>
-          <w:rFonts w:cs="TimesNewRomanPSMT"/>
-          <w:sz w:val="20"/>
-          <w:lang w:val="en-US"/>
-        </w:rPr>
-        <w:t>loyer</w:t>
-      </w:r>
-      <w:r>
-        <w:rPr>
-          <w:rFonts w:cs="TimesNewRomanPSMT"/>
-          <w:sz w:val="20"/>
-          <w:lang w:val="en-US"/>
-        </w:rPr>
-        <w:t>.count</w:t>
+        <w:t>loyer.count</w:t>
       </w:r>
       <w:proofErr w:type="spellEnd"/>
       <w:proofErr w:type="gramEnd"/>
@@ -5350,32 +5419,16 @@
           <w:sz w:val="20"/>
           <w:lang w:val="en-US"/>
         </w:rPr>
-        <w:t>logements</w:t>
-      </w:r>
+        <w:t>logements_</w:t>
+      </w:r>
+      <w:proofErr w:type="gramStart"/>
       <w:r>
         <w:rPr>
           <w:rFonts w:cs="TimesNewRomanPSMT"/>
           <w:sz w:val="20"/>
           <w:lang w:val="en-US"/>
         </w:rPr>
-        <w:t>_</w:t>
-      </w:r>
-      <w:proofErr w:type="gramStart"/>
-      <w:r>
-        <w:rPr>
-          <w:rFonts w:cs="TimesNewRomanPSMT"/>
-          <w:sz w:val="20"/>
-          <w:lang w:val="en-US"/>
-        </w:rPr>
-        <w:t>corrigee</w:t>
-      </w:r>
-      <w:r>
-        <w:rPr>
-          <w:rFonts w:cs="TimesNewRomanPSMT"/>
-          <w:sz w:val="20"/>
-          <w:lang w:val="en-US"/>
-        </w:rPr>
-        <w:t>.count</w:t>
+        <w:t>corrigee.count</w:t>
       </w:r>
       <w:proofErr w:type="spellEnd"/>
       <w:proofErr w:type="gramEnd"/>
@@ -6590,32 +6643,16 @@
           <w:sz w:val="20"/>
           <w:lang w:val="en-US"/>
         </w:rPr>
-        <w:t>logements</w:t>
-      </w:r>
+        <w:t>logements_corrigee_sans_</w:t>
+      </w:r>
+      <w:proofErr w:type="gramStart"/>
       <w:r>
         <w:rPr>
           <w:rFonts w:cs="TimesNewRomanPSMT"/>
           <w:sz w:val="20"/>
           <w:lang w:val="en-US"/>
         </w:rPr>
-        <w:t>_corrigee_sans_</w:t>
-      </w:r>
-      <w:proofErr w:type="gramStart"/>
-      <w:r>
-        <w:rPr>
-          <w:rFonts w:cs="TimesNewRomanPSMT"/>
-          <w:sz w:val="20"/>
-          <w:lang w:val="en-US"/>
-        </w:rPr>
-        <w:t>loyer</w:t>
-      </w:r>
-      <w:r>
-        <w:rPr>
-          <w:rFonts w:cs="TimesNewRomanPSMT"/>
-          <w:sz w:val="20"/>
-          <w:lang w:val="en-US"/>
-        </w:rPr>
-        <w:t>.count</w:t>
+        <w:t>loyer.count</w:t>
       </w:r>
       <w:proofErr w:type="spellEnd"/>
       <w:proofErr w:type="gramEnd"/>
@@ -6779,23 +6816,7 @@
                 <w:sz w:val="14"/>
                 <w:szCs w:val="14"/>
               </w:rPr>
-              <w:t>SURFACE</w:t>
-            </w:r>
-            <w:r>
-              <w:rPr>
-                <w:rFonts w:cs="TimesNewRomanPSMT"/>
-                <w:sz w:val="14"/>
-                <w:szCs w:val="14"/>
-              </w:rPr>
-              <w:t xml:space="preserve"> </w:t>
-            </w:r>
-            <w:r>
-              <w:rPr>
-                <w:rFonts w:cs="TimesNewRomanPSMT"/>
-                <w:sz w:val="14"/>
-                <w:szCs w:val="14"/>
-              </w:rPr>
-              <w:t>CORRIGÉE</w:t>
+              <w:t>SURFACE CORRIGÉE</w:t>
             </w:r>
           </w:p>
           <w:p>
@@ -7103,25 +7124,7 @@
                 <w:szCs w:val="16"/>
                 <w:lang w:val="en-US"/>
               </w:rPr>
-              <w:t>l.s</w:t>
-            </w:r>
-            <w:r>
-              <w:rPr>
-                <w:rFonts w:cs="TimesNewRomanPSMT"/>
-                <w:sz w:val="16"/>
-                <w:szCs w:val="16"/>
-                <w:lang w:val="en-US"/>
-              </w:rPr>
-              <w:t>c</w:t>
-            </w:r>
-            <w:r>
-              <w:rPr>
-                <w:rFonts w:cs="TimesNewRomanPSMT"/>
-                <w:sz w:val="16"/>
-                <w:szCs w:val="16"/>
-                <w:lang w:val="en-US"/>
-              </w:rPr>
-              <w:t>|f</w:t>
+              <w:t>l.sc|f</w:t>
             </w:r>
             <w:proofErr w:type="spellEnd"/>
             <w:r>
@@ -7316,29 +7319,7 @@
                 <w:szCs w:val="16"/>
                 <w:lang w:val="en-US"/>
               </w:rPr>
-              <w:t>s</w:t>
-            </w:r>
-            <w:r>
-              <w:rPr>
-                <w:rFonts w:cs="TimesNewRomanPSMT"/>
-                <w:b/>
-                <w:bCs/>
-                <w:sz w:val="16"/>
-                <w:szCs w:val="16"/>
-                <w:lang w:val="en-US"/>
-              </w:rPr>
-              <w:t>c</w:t>
-            </w:r>
-            <w:r>
-              <w:rPr>
-                <w:rFonts w:cs="TimesNewRomanPSMT"/>
-                <w:b/>
-                <w:bCs/>
-                <w:sz w:val="16"/>
-                <w:szCs w:val="16"/>
-                <w:lang w:val="en-US"/>
-              </w:rPr>
-              <w:t>_totale|f</w:t>
+              <w:t>sc_totale|f</w:t>
             </w:r>
             <w:proofErr w:type="spellEnd"/>
             <w:r>
@@ -10356,7 +10337,7 @@
         <v:shape id="_x0000_s1028" alt="" style="position:absolute;left:0;text-align:left;margin-left:0;margin-top:0;width:50pt;height:50pt;z-index:251659264;visibility:hidden;mso-wrap-edited:f;mso-width-percent:0;mso-height-percent:0;mso-width-percent:0;mso-height-percent:0" coordsize="21600,21600" o:spt="100" adj="10800,,0" path="m,l21600,em,21600r21600,e">
           <v:stroke joinstyle="miter"/>
           <v:formulas/>
-          <v:path o:connecttype="custom" o:connectlocs="0,0;18667824,0;0,18667824;18667824,18667824" o:connectangles="0,0,0,0"/>
+          <v:path o:connecttype="custom" o:connectlocs="0,0;548799456,0;0,548799456;548799456,548799456" o:connectangles="0,0,0,0"/>
           <o:lock v:ext="edit" selection="t"/>
         </v:shape>
       </w:pict>
@@ -10367,7 +10348,7 @@
           <v:fill color2="gray"/>
           <v:stroke joinstyle="round"/>
           <v:formulas/>
-          <v:path textpathok="t" o:connecttype="custom" o:connectlocs="0,0;2147483646,0;0,7718193;2147483646,7718193" o:connectangles="0,0,0,0"/>
+          <v:path textpathok="t" o:connecttype="custom" o:connectlocs="0,0;2147483646,0;0,145897074;2147483646,145897074" o:connectangles="0,0,0,0"/>
           <v:textpath on="t" style="font-family:&quot;Times New Roman&quot;;font-size:1pt" fitshape="t" trim="t" string="{{ convention.display_not_validated_status() }}"/>
           <w10:wrap anchorx="margin" anchory="margin"/>
         </v:shape>
@@ -10574,7 +10555,7 @@
           <v:fill color2="gray"/>
           <v:stroke joinstyle="round"/>
           <v:formulas/>
-          <v:path textpathok="t" o:connecttype="custom" o:connectlocs="0,0;2147483646,0;0,7646341;2147483646,7646341" o:connectangles="0,0,0,0"/>
+          <v:path textpathok="t" o:connecttype="custom" o:connectlocs="0,0;2147483646,0;0,143864490;2147483646,143864490" o:connectangles="0,0,0,0"/>
           <v:textpath on="t" style="font-family:&quot;Times New Roman&quot;;font-size:1pt" fitshape="t" trim="t" string="{{ convention.display_not_validated_status() }}"/>
           <w10:wrap anchorx="margin" anchory="margin"/>
         </v:shape>
@@ -11395,7 +11376,7 @@
           <v:fill color2="gray"/>
           <v:stroke joinstyle="round"/>
           <v:formulas/>
-          <v:path textpathok="t" o:connecttype="custom" o:connectlocs="0,0;2147483646,0;0,7646341;2147483646,7646341" o:connectangles="0,0,0,0"/>
+          <v:path textpathok="t" o:connecttype="custom" o:connectlocs="0,0;2147483646,0;0,143864490;2147483646,143864490" o:connectangles="0,0,0,0"/>
           <v:textpath on="t" style="font-family:&quot;Times New Roman&quot;;font-size:1pt" fitshape="t" trim="t" string="{{ convention.display_not_validated_status() }}"/>
           <w10:wrap anchorx="margin" anchory="margin"/>
         </v:shape>

--- a/documents/Avenant-template.docx
+++ b/documents/Avenant-template.docx
@@ -1690,7 +1690,7 @@
     </w:p>
     <w:tbl>
       <w:tblPr>
-        <w:tblStyle w:val="Grilledutableau"/>
+        <w:tblStyle w:val="TableGrid"/>
         <w:tblW w:w="8268" w:type="dxa"/>
         <w:tblLayout w:type="fixed"/>
         <w:tblLook w:val="04A0" w:firstRow="1" w:lastRow="0" w:firstColumn="1" w:lastColumn="0" w:noHBand="0" w:noVBand="1"/>
@@ -3691,7 +3691,7 @@
     </w:p>
     <w:tbl>
       <w:tblPr>
-        <w:tblStyle w:val="Grilledutableau"/>
+        <w:tblStyle w:val="TableGrid"/>
         <w:tblW w:w="8270" w:type="dxa"/>
         <w:tblLayout w:type="fixed"/>
         <w:tblLook w:val="04A0" w:firstRow="1" w:lastRow="0" w:firstColumn="1" w:lastColumn="0" w:noHBand="0" w:noVBand="1"/>
@@ -4827,7 +4827,7 @@
     </w:p>
     <w:tbl>
       <w:tblPr>
-        <w:tblStyle w:val="Grilledutableau"/>
+        <w:tblStyle w:val="TableGrid"/>
         <w:tblW w:w="4815" w:type="dxa"/>
         <w:tblLayout w:type="fixed"/>
         <w:tblLook w:val="04A0" w:firstRow="1" w:lastRow="0" w:firstColumn="1" w:lastColumn="0" w:noHBand="0" w:noVBand="1"/>
@@ -5540,7 +5540,7 @@
     </w:p>
     <w:tbl>
       <w:tblPr>
-        <w:tblStyle w:val="Grilledutableau"/>
+        <w:tblStyle w:val="TableGrid"/>
         <w:tblW w:w="8270" w:type="dxa"/>
         <w:tblLayout w:type="fixed"/>
         <w:tblLook w:val="04A0" w:firstRow="1" w:lastRow="0" w:firstColumn="1" w:lastColumn="0" w:noHBand="0" w:noVBand="1"/>
@@ -6764,7 +6764,7 @@
     </w:p>
     <w:tbl>
       <w:tblPr>
-        <w:tblStyle w:val="Grilledutableau"/>
+        <w:tblStyle w:val="TableGrid"/>
         <w:tblW w:w="4815" w:type="dxa"/>
         <w:tblLayout w:type="fixed"/>
         <w:tblLook w:val="04A0" w:firstRow="1" w:lastRow="0" w:firstColumn="1" w:lastColumn="0" w:noHBand="0" w:noVBand="1"/>
@@ -7556,7 +7556,7 @@
     </w:p>
     <w:tbl>
       <w:tblPr>
-        <w:tblStyle w:val="Grilledutableau"/>
+        <w:tblStyle w:val="TableGrid"/>
         <w:tblW w:w="8268" w:type="dxa"/>
         <w:tblLayout w:type="fixed"/>
         <w:tblLook w:val="04A0" w:firstRow="1" w:lastRow="0" w:firstColumn="1" w:lastColumn="0" w:noHBand="0" w:noVBand="1"/>
@@ -7911,7 +7911,7 @@
     </w:p>
     <w:tbl>
       <w:tblPr>
-        <w:tblStyle w:val="Grilledutableau"/>
+        <w:tblStyle w:val="TableGrid"/>
         <w:tblW w:w="8268" w:type="dxa"/>
         <w:tblLayout w:type="fixed"/>
         <w:tblLook w:val="04A0" w:firstRow="1" w:lastRow="0" w:firstColumn="1" w:lastColumn="0" w:noHBand="0" w:noVBand="1"/>
@@ -10001,7 +10001,7 @@
     </w:p>
     <w:tbl>
       <w:tblPr>
-        <w:tblStyle w:val="Grilledutableau"/>
+        <w:tblStyle w:val="TableGrid"/>
         <w:tblW w:w="8268" w:type="dxa"/>
         <w:tblLayout w:type="fixed"/>
         <w:tblLook w:val="04A0" w:firstRow="1" w:lastRow="0" w:firstColumn="1" w:lastColumn="0" w:noHBand="0" w:noVBand="1"/>
@@ -10904,7 +10904,7 @@
     </w:p>
     <w:p>
       <w:pPr>
-        <w:pStyle w:val="Paragraphedeliste"/>
+        <w:pStyle w:val="ListParagraph"/>
         <w:numPr>
           <w:ilvl w:val="0"/>
           <w:numId w:val="3"/>
@@ -10942,7 +10942,7 @@
     </w:p>
     <w:p>
       <w:pPr>
-        <w:pStyle w:val="Paragraphedeliste"/>
+        <w:pStyle w:val="ListParagraph"/>
         <w:numPr>
           <w:ilvl w:val="0"/>
           <w:numId w:val="3"/>
@@ -10986,7 +10986,7 @@
     </w:p>
     <w:p>
       <w:pPr>
-        <w:pStyle w:val="Paragraphedeliste"/>
+        <w:pStyle w:val="ListParagraph"/>
         <w:numPr>
           <w:ilvl w:val="0"/>
           <w:numId w:val="3"/>
@@ -11038,7 +11038,7 @@
     </w:p>
     <w:p>
       <w:pPr>
-        <w:pStyle w:val="Paragraphedeliste"/>
+        <w:pStyle w:val="ListParagraph"/>
         <w:numPr>
           <w:ilvl w:val="0"/>
           <w:numId w:val="3"/>
@@ -11082,7 +11082,7 @@
     </w:p>
     <w:p>
       <w:pPr>
-        <w:pStyle w:val="Paragraphedeliste"/>
+        <w:pStyle w:val="ListParagraph"/>
         <w:numPr>
           <w:ilvl w:val="0"/>
           <w:numId w:val="3"/>
@@ -11275,7 +11275,7 @@
     </w:p>
     <w:p>
       <w:pPr>
-        <w:pStyle w:val="Paragraphedeliste"/>
+        <w:pStyle w:val="ListParagraph"/>
         <w:numPr>
           <w:ilvl w:val="0"/>
           <w:numId w:val="3"/>
@@ -11342,7 +11342,7 @@
     </w:p>
     <w:p>
       <w:pPr>
-        <w:pStyle w:val="Paragraphedeliste"/>
+        <w:pStyle w:val="ListParagraph"/>
         <w:numPr>
           <w:ilvl w:val="0"/>
           <w:numId w:val="3"/>
@@ -11432,7 +11432,7 @@
     </w:p>
     <w:p>
       <w:pPr>
-        <w:pStyle w:val="Paragraphedeliste"/>
+        <w:pStyle w:val="ListParagraph"/>
         <w:numPr>
           <w:ilvl w:val="0"/>
           <w:numId w:val="3"/>
@@ -11522,7 +11522,7 @@
     </w:p>
     <w:p>
       <w:pPr>
-        <w:pStyle w:val="Paragraphedeliste"/>
+        <w:pStyle w:val="ListParagraph"/>
         <w:numPr>
           <w:ilvl w:val="0"/>
           <w:numId w:val="3"/>
@@ -11605,7 +11605,7 @@
     </w:p>
     <w:p>
       <w:pPr>
-        <w:pStyle w:val="Paragraphedeliste"/>
+        <w:pStyle w:val="ListParagraph"/>
         <w:numPr>
           <w:ilvl w:val="0"/>
           <w:numId w:val="3"/>
@@ -12382,6 +12382,318 @@
         </mc:AlternateContent>
       </w:r>
     </w:p>
+    <w:p>
+      <w:r>
+        <w:br w:type="page"/>
+      </w:r>
+    </w:p>
+    <w:p>
+      <w:pPr>
+        <w:keepLines/>
+        <w:jc w:val="both"/>
+      </w:pPr>
+      <w:r>
+        <w:rPr>
+          <w:rFonts w:cs="TimesNewRomanPSMT"/>
+          <w:szCs w:val="22"/>
+        </w:rPr>
+        <w:lastRenderedPageBreak/>
+        <w:t xml:space="preserve">Le </w:t>
+      </w:r>
+      <w:proofErr w:type="gramStart"/>
+      <w:r>
+        <w:rPr>
+          <w:rFonts w:cs="TimesNewRomanPSMT"/>
+          <w:szCs w:val="22"/>
+        </w:rPr>
+        <w:t>Préfet</w:t>
+      </w:r>
+      <w:proofErr w:type="gramEnd"/>
+      <w:r>
+        <w:rPr>
+          <w:rFonts w:cs="TimesNewRomanPSMT"/>
+          <w:szCs w:val="22"/>
+        </w:rPr>
+        <w:t xml:space="preserve">, ou lorsqu'un établissement public de coopération intercommunale ou un département a signé une convention mentionnée aux articles L.301-5-1 et L.301-5-2, le président de l'établissement public de coopération intercommunale ou du conseil départemental, soussigné certifie la présente copie, établie sur </w:t>
+      </w:r>
+      <w:r>
+        <w:rPr>
+          <w:rFonts w:cs="TimesNewRomanPSMT"/>
+          <w:b/>
+          <w:szCs w:val="22"/>
+        </w:rPr>
+        <w:fldChar w:fldCharType="begin"/>
+      </w:r>
+      <w:r>
+        <w:rPr>
+          <w:rFonts w:cs="TimesNewRomanPSMT"/>
+          <w:b/>
+          <w:szCs w:val="22"/>
+        </w:rPr>
+        <w:instrText xml:space="preserve"> NUMPAGES </w:instrText>
+      </w:r>
+      <w:r>
+        <w:rPr>
+          <w:rFonts w:cs="TimesNewRomanPSMT"/>
+          <w:b/>
+          <w:szCs w:val="22"/>
+        </w:rPr>
+        <w:fldChar w:fldCharType="separate"/>
+      </w:r>
+      <w:r>
+        <w:rPr>
+          <w:rFonts w:cs="TimesNewRomanPSMT"/>
+          <w:b/>
+          <w:noProof/>
+          <w:szCs w:val="22"/>
+        </w:rPr>
+        <w:t>8</w:t>
+      </w:r>
+      <w:r>
+        <w:rPr>
+          <w:rFonts w:cs="TimesNewRomanPSMT"/>
+          <w:b/>
+          <w:szCs w:val="22"/>
+        </w:rPr>
+        <w:fldChar w:fldCharType="end"/>
+      </w:r>
+      <w:r>
+        <w:rPr>
+          <w:rFonts w:cs="TimesNewRomanPSMT"/>
+          <w:szCs w:val="22"/>
+        </w:rPr>
+        <w:t xml:space="preserve"> pages de texte, conforme à la minute et à l'expédition destinée à recevoir la mention de publicité foncière et approuve sans renvoi ou mot rayé.</w:t>
+      </w:r>
+    </w:p>
+    <w:p>
+      <w:pPr>
+        <w:ind w:left="2127" w:right="-6"/>
+        <w:jc w:val="both"/>
+        <w:rPr>
+          <w:rFonts w:cs="TimesNewRomanPSMT"/>
+          <w:szCs w:val="22"/>
+        </w:rPr>
+      </w:pPr>
+    </w:p>
+    <w:p>
+      <w:pPr>
+        <w:keepLines/>
+        <w:jc w:val="both"/>
+      </w:pPr>
+      <w:r>
+        <w:rPr>
+          <w:rFonts w:cs="TimesNewRomanPSMT"/>
+          <w:szCs w:val="22"/>
+        </w:rPr>
+        <w:t xml:space="preserve">Il certifie que l'identité complète des parties dénommées en en-tête du présent document lui a été régulièrement justifiée </w:t>
+      </w:r>
+      <w:r>
+        <w:rPr>
+          <w:rFonts w:cs="TimesNewRomanPSMT"/>
+          <w:szCs w:val="22"/>
+          <w:lang w:eastAsia="fr-FR"/>
+        </w:rPr>
+        <w:t xml:space="preserve">au vu </w:t>
+      </w:r>
+      <w:r>
+        <w:rPr>
+          <w:rFonts w:cs="TimesNewRomanPSMT"/>
+          <w:color w:val="000000"/>
+          <w:szCs w:val="22"/>
+          <w:lang w:eastAsia="fr-FR"/>
+        </w:rPr>
+        <w:t xml:space="preserve">des statuts et de l'avis d'identification délivré par l'INSEE par son numéro SIRET </w:t>
+      </w:r>
+      <w:bookmarkStart w:id="30" w:name="Siret2"/>
+      <w:bookmarkEnd w:id="30"/>
+      <w:proofErr w:type="gramStart"/>
+      <w:r>
+        <w:rPr>
+          <w:rFonts w:cs="TimesNewRomanPSMT"/>
+          <w:color w:val="000000"/>
+          <w:szCs w:val="22"/>
+          <w:lang w:eastAsia="fr-FR"/>
+        </w:rPr>
+        <w:t xml:space="preserve">{{ </w:t>
+      </w:r>
+      <w:proofErr w:type="spellStart"/>
+      <w:r>
+        <w:rPr>
+          <w:rFonts w:cs="TimesNewRomanPSMT"/>
+          <w:color w:val="000000"/>
+          <w:szCs w:val="22"/>
+          <w:lang w:eastAsia="fr-FR"/>
+        </w:rPr>
+        <w:t>bailleur</w:t>
+      </w:r>
+      <w:proofErr w:type="gramEnd"/>
+      <w:r>
+        <w:rPr>
+          <w:rFonts w:cs="TimesNewRomanPSMT"/>
+          <w:color w:val="000000"/>
+          <w:szCs w:val="22"/>
+          <w:lang w:eastAsia="fr-FR"/>
+        </w:rPr>
+        <w:t>_siret</w:t>
+      </w:r>
+      <w:proofErr w:type="spellEnd"/>
+      <w:r>
+        <w:rPr>
+          <w:rFonts w:cs="TimesNewRomanPSMT"/>
+          <w:color w:val="000000"/>
+          <w:szCs w:val="22"/>
+          <w:lang w:eastAsia="fr-FR"/>
+        </w:rPr>
+        <w:t xml:space="preserve"> }}</w:t>
+      </w:r>
+    </w:p>
+    <w:p>
+      <w:pPr>
+        <w:ind w:left="2127" w:right="-6"/>
+        <w:jc w:val="both"/>
+        <w:rPr>
+          <w:rFonts w:cs="TimesNewRomanPSMT"/>
+          <w:color w:val="0000FF"/>
+          <w:szCs w:val="22"/>
+        </w:rPr>
+      </w:pPr>
+    </w:p>
+    <w:p>
+      <w:pPr>
+        <w:keepLines/>
+        <w:jc w:val="both"/>
+      </w:pPr>
+      <w:r>
+        <w:rPr>
+          <w:rFonts w:cs="TimesNewRomanPSMT"/>
+          <w:color w:val="000000"/>
+          <w:szCs w:val="22"/>
+        </w:rPr>
+        <w:t>Pour la perception de la Contribution de Sécurité Immobilière, la restriction au droit de disposer du propriétaire peut être évaluée à la somme de 15 €, étant précisé que la CSI est réduite de moitié en application de l'article 881 L du code général des impôts, lorsque le bailleur est un organisme à loyer modéré.</w:t>
+      </w:r>
+    </w:p>
+    <w:p>
+      <w:pPr>
+        <w:ind w:left="2127" w:right="-6"/>
+        <w:jc w:val="both"/>
+        <w:rPr>
+          <w:rFonts w:cs="TimesNewRomanPSMT"/>
+          <w:color w:val="000000"/>
+          <w:szCs w:val="22"/>
+        </w:rPr>
+      </w:pPr>
+    </w:p>
+    <w:p>
+      <w:pPr>
+        <w:ind w:left="2127" w:right="-6"/>
+        <w:jc w:val="both"/>
+        <w:rPr>
+          <w:rFonts w:cs="TimesNewRomanPSMT"/>
+          <w:color w:val="000000"/>
+          <w:szCs w:val="22"/>
+        </w:rPr>
+      </w:pPr>
+    </w:p>
+    <w:p>
+      <w:pPr>
+        <w:keepLines/>
+        <w:tabs>
+          <w:tab w:val="left" w:pos="9069"/>
+        </w:tabs>
+        <w:ind w:right="283"/>
+        <w:jc w:val="both"/>
+      </w:pPr>
+      <w:r>
+        <w:rPr>
+          <w:rFonts w:cs="TimesNewRomanPSMT"/>
+          <w:color w:val="000000"/>
+          <w:szCs w:val="22"/>
+        </w:rPr>
+        <w:t xml:space="preserve">A </w:t>
+      </w:r>
+      <w:proofErr w:type="gramStart"/>
+      <w:r>
+        <w:rPr>
+          <w:rFonts w:cs="TimesNewRomanPSMT"/>
+        </w:rPr>
+        <w:t xml:space="preserve">{{ </w:t>
+      </w:r>
+      <w:proofErr w:type="spellStart"/>
+      <w:r>
+        <w:rPr>
+          <w:rFonts w:cs="TimesNewRomanPSMT"/>
+        </w:rPr>
+        <w:t>administration.get</w:t>
+      </w:r>
+      <w:proofErr w:type="gramEnd"/>
+      <w:r>
+        <w:rPr>
+          <w:rFonts w:cs="TimesNewRomanPSMT"/>
+        </w:rPr>
+        <w:t>_ville_signature_or_empty</w:t>
+      </w:r>
+      <w:proofErr w:type="spellEnd"/>
+      <w:r>
+        <w:rPr>
+          <w:rFonts w:cs="TimesNewRomanPSMT"/>
+        </w:rPr>
+        <w:t>() }}</w:t>
+      </w:r>
+      <w:r>
+        <w:rPr>
+          <w:rFonts w:cs="TimesNewRomanPSMT"/>
+          <w:color w:val="000000"/>
+          <w:szCs w:val="22"/>
+        </w:rPr>
+        <w:t>, le</w:t>
+      </w:r>
+    </w:p>
+    <w:p>
+      <w:pPr>
+        <w:keepLines/>
+        <w:tabs>
+          <w:tab w:val="left" w:pos="9069"/>
+        </w:tabs>
+        <w:ind w:right="283"/>
+        <w:jc w:val="both"/>
+        <w:rPr>
+          <w:rFonts w:cs="TimesNewRomanPSMT"/>
+          <w:color w:val="000000"/>
+          <w:szCs w:val="22"/>
+        </w:rPr>
+      </w:pPr>
+    </w:p>
+    <w:p>
+      <w:pPr>
+        <w:jc w:val="both"/>
+      </w:pPr>
+      <w:r>
+        <w:rPr>
+          <w:rFonts w:cs="TimesNewRomanPSMT"/>
+        </w:rPr>
+        <w:t xml:space="preserve">Le préfet, le président de l'établissement public de coopération intercommunale, du conseil départemental, de la métropole de Lyon ou du conseil exécutif de Corse, </w:t>
+      </w:r>
+      <w:proofErr w:type="gramStart"/>
+      <w:r>
+        <w:t xml:space="preserve">{{ </w:t>
+      </w:r>
+      <w:proofErr w:type="spellStart"/>
+      <w:r>
+        <w:rPr>
+          <w:rFonts w:cs="TimesNewRomanPSMT"/>
+        </w:rPr>
+        <w:t>administration</w:t>
+      </w:r>
+      <w:proofErr w:type="gramEnd"/>
+      <w:r>
+        <w:t>.signataire_bloc_signature|default_empty_if_none</w:t>
+      </w:r>
+      <w:proofErr w:type="spellEnd"/>
+      <w:r>
+        <w:t xml:space="preserve"> }}</w:t>
+      </w:r>
+    </w:p>
+    <w:p/>
     <w:sectPr>
       <w:headerReference w:type="even" r:id="rId7"/>
       <w:headerReference w:type="default" r:id="rId8"/>
@@ -12429,7 +12741,7 @@
 <w:ftr xmlns:wpc="http://schemas.microsoft.com/office/word/2010/wordprocessingCanvas" xmlns:cx="http://schemas.microsoft.com/office/drawing/2014/chartex" xmlns:cx1="http://schemas.microsoft.com/office/drawing/2015/9/8/chartex" xmlns:cx2="http://schemas.microsoft.com/office/drawing/2015/10/21/chartex" xmlns:cx3="http://schemas.microsoft.com/office/drawing/2016/5/9/chartex" xmlns:cx4="http://schemas.microsoft.com/office/drawing/2016/5/10/chartex" xmlns:cx5="http://schemas.microsoft.com/office/drawing/2016/5/11/chartex" xmlns:cx6="http://schemas.microsoft.com/office/drawing/2016/5/12/chartex" xmlns:cx7="http://schemas.microsoft.com/office/drawing/2016/5/13/chartex" xmlns:cx8="http://schemas.microsoft.com/office/drawing/2016/5/14/chartex" xmlns:mc="http://schemas.openxmlformats.org/markup-compatibility/2006" xmlns:aink="http://schemas.microsoft.com/office/drawing/2016/ink" xmlns:am3d="http://schemas.microsoft.com/office/drawing/2017/model3d" xmlns:o="urn:schemas-microsoft-com:office:office" xmlns:oel="http://schemas.microsoft.com/office/2019/extlst" xmlns:r="http://schemas.openxmlformats.org/officeDocument/2006/relationships" xmlns:m="http://schemas.openxmlformats.org/officeDocument/2006/math" xmlns:v="urn:schemas-microsoft-com:vml" xmlns:wp14="http://schemas.microsoft.com/office/word/2010/wordprocessingDrawing" xmlns:wp="http://schemas.openxmlformats.org/drawingml/2006/wordprocessingDrawing" xmlns:w10="urn:schemas-microsoft-com:office:word" xmlns:w="http://schemas.openxmlformats.org/wordprocessingml/2006/main" xmlns:w14="http://schemas.microsoft.com/office/word/2010/wordml" xmlns:w15="http://schemas.microsoft.com/office/word/2012/wordml" xmlns:w16cex="http://schemas.microsoft.com/office/word/2018/wordml/cex" xmlns:w16cid="http://schemas.microsoft.com/office/word/2016/wordml/cid" xmlns:w16="http://schemas.microsoft.com/office/word/2018/wordml" xmlns:w16du="http://schemas.microsoft.com/office/word/2023/wordml/word16du" xmlns:w16sdtdh="http://schemas.microsoft.com/office/word/2020/wordml/sdtdatahash" xmlns:w16sdtfl="http://schemas.microsoft.com/office/word/2024/wordml/sdtformatlock" xmlns:w16se="http://schemas.microsoft.com/office/word/2015/wordml/symex" xmlns:wpg="http://schemas.microsoft.com/office/word/2010/wordprocessingGroup" xmlns:wpi="http://schemas.microsoft.com/office/word/2010/wordprocessingInk" xmlns:wne="http://schemas.microsoft.com/office/word/2006/wordml" xmlns:wps="http://schemas.microsoft.com/office/word/2010/wordprocessingShape" mc:Ignorable="w14 w15 w16se w16cid w16 w16cex w16sdtdh w16sdtfl w16du wp14">
   <w:p>
     <w:pPr>
-      <w:pStyle w:val="Pieddepage"/>
+      <w:pStyle w:val="Footer"/>
     </w:pPr>
     <w:r>
       <w:t xml:space="preserve"> </w:t>
@@ -12442,7 +12754,7 @@
 <w:ftr xmlns:wpc="http://schemas.microsoft.com/office/word/2010/wordprocessingCanvas" xmlns:cx="http://schemas.microsoft.com/office/drawing/2014/chartex" xmlns:cx1="http://schemas.microsoft.com/office/drawing/2015/9/8/chartex" xmlns:cx2="http://schemas.microsoft.com/office/drawing/2015/10/21/chartex" xmlns:cx3="http://schemas.microsoft.com/office/drawing/2016/5/9/chartex" xmlns:cx4="http://schemas.microsoft.com/office/drawing/2016/5/10/chartex" xmlns:cx5="http://schemas.microsoft.com/office/drawing/2016/5/11/chartex" xmlns:cx6="http://schemas.microsoft.com/office/drawing/2016/5/12/chartex" xmlns:cx7="http://schemas.microsoft.com/office/drawing/2016/5/13/chartex" xmlns:cx8="http://schemas.microsoft.com/office/drawing/2016/5/14/chartex" xmlns:mc="http://schemas.openxmlformats.org/markup-compatibility/2006" xmlns:aink="http://schemas.microsoft.com/office/drawing/2016/ink" xmlns:am3d="http://schemas.microsoft.com/office/drawing/2017/model3d" xmlns:o="urn:schemas-microsoft-com:office:office" xmlns:oel="http://schemas.microsoft.com/office/2019/extlst" xmlns:r="http://schemas.openxmlformats.org/officeDocument/2006/relationships" xmlns:m="http://schemas.openxmlformats.org/officeDocument/2006/math" xmlns:v="urn:schemas-microsoft-com:vml" xmlns:wp14="http://schemas.microsoft.com/office/word/2010/wordprocessingDrawing" xmlns:wp="http://schemas.openxmlformats.org/drawingml/2006/wordprocessingDrawing" xmlns:w10="urn:schemas-microsoft-com:office:word" xmlns:w="http://schemas.openxmlformats.org/wordprocessingml/2006/main" xmlns:w14="http://schemas.microsoft.com/office/word/2010/wordml" xmlns:w15="http://schemas.microsoft.com/office/word/2012/wordml" xmlns:w16cex="http://schemas.microsoft.com/office/word/2018/wordml/cex" xmlns:w16cid="http://schemas.microsoft.com/office/word/2016/wordml/cid" xmlns:w16="http://schemas.microsoft.com/office/word/2018/wordml" xmlns:w16du="http://schemas.microsoft.com/office/word/2023/wordml/word16du" xmlns:w16sdtdh="http://schemas.microsoft.com/office/word/2020/wordml/sdtdatahash" xmlns:w16sdtfl="http://schemas.microsoft.com/office/word/2024/wordml/sdtformatlock" xmlns:w16se="http://schemas.microsoft.com/office/word/2015/wordml/symex" xmlns:wpg="http://schemas.microsoft.com/office/word/2010/wordprocessingGroup" xmlns:wpi="http://schemas.microsoft.com/office/word/2010/wordprocessingInk" xmlns:wne="http://schemas.microsoft.com/office/word/2006/wordml" xmlns:wps="http://schemas.microsoft.com/office/word/2010/wordprocessingShape" mc:Ignorable="w14 w15 w16se w16cid w16 w16cex w16sdtdh w16sdtfl w16du wp14">
   <w:p>
     <w:pPr>
-      <w:pStyle w:val="Pieddepage"/>
+      <w:pStyle w:val="Footer"/>
     </w:pPr>
     <w:r>
       <w:t xml:space="preserve"> </w:t>
@@ -12455,7 +12767,7 @@
 <w:ftr xmlns:wpc="http://schemas.microsoft.com/office/word/2010/wordprocessingCanvas" xmlns:cx="http://schemas.microsoft.com/office/drawing/2014/chartex" xmlns:cx1="http://schemas.microsoft.com/office/drawing/2015/9/8/chartex" xmlns:cx2="http://schemas.microsoft.com/office/drawing/2015/10/21/chartex" xmlns:cx3="http://schemas.microsoft.com/office/drawing/2016/5/9/chartex" xmlns:cx4="http://schemas.microsoft.com/office/drawing/2016/5/10/chartex" xmlns:cx5="http://schemas.microsoft.com/office/drawing/2016/5/11/chartex" xmlns:cx6="http://schemas.microsoft.com/office/drawing/2016/5/12/chartex" xmlns:cx7="http://schemas.microsoft.com/office/drawing/2016/5/13/chartex" xmlns:cx8="http://schemas.microsoft.com/office/drawing/2016/5/14/chartex" xmlns:mc="http://schemas.openxmlformats.org/markup-compatibility/2006" xmlns:aink="http://schemas.microsoft.com/office/drawing/2016/ink" xmlns:am3d="http://schemas.microsoft.com/office/drawing/2017/model3d" xmlns:o="urn:schemas-microsoft-com:office:office" xmlns:oel="http://schemas.microsoft.com/office/2019/extlst" xmlns:r="http://schemas.openxmlformats.org/officeDocument/2006/relationships" xmlns:m="http://schemas.openxmlformats.org/officeDocument/2006/math" xmlns:v="urn:schemas-microsoft-com:vml" xmlns:wp14="http://schemas.microsoft.com/office/word/2010/wordprocessingDrawing" xmlns:wp="http://schemas.openxmlformats.org/drawingml/2006/wordprocessingDrawing" xmlns:w10="urn:schemas-microsoft-com:office:word" xmlns:w="http://schemas.openxmlformats.org/wordprocessingml/2006/main" xmlns:w14="http://schemas.microsoft.com/office/word/2010/wordml" xmlns:w15="http://schemas.microsoft.com/office/word/2012/wordml" xmlns:w16cex="http://schemas.microsoft.com/office/word/2018/wordml/cex" xmlns:w16cid="http://schemas.microsoft.com/office/word/2016/wordml/cid" xmlns:w16="http://schemas.microsoft.com/office/word/2018/wordml" xmlns:w16du="http://schemas.microsoft.com/office/word/2023/wordml/word16du" xmlns:w16sdtdh="http://schemas.microsoft.com/office/word/2020/wordml/sdtdatahash" xmlns:w16sdtfl="http://schemas.microsoft.com/office/word/2024/wordml/sdtformatlock" xmlns:w16se="http://schemas.microsoft.com/office/word/2015/wordml/symex" xmlns:wpg="http://schemas.microsoft.com/office/word/2010/wordprocessingGroup" xmlns:wpi="http://schemas.microsoft.com/office/word/2010/wordprocessingInk" xmlns:wne="http://schemas.microsoft.com/office/word/2006/wordml" xmlns:wps="http://schemas.microsoft.com/office/word/2010/wordprocessingShape" mc:Ignorable="w14 w15 w16se w16cid w16 w16cex w16sdtdh w16sdtfl w16du wp14">
   <w:p>
     <w:pPr>
-      <w:pStyle w:val="Pieddepage"/>
+      <w:pStyle w:val="Footer"/>
     </w:pPr>
     <w:r>
       <w:t xml:space="preserve"> </w:t>
@@ -12487,7 +12799,7 @@
 <w:hdr xmlns:wpc="http://schemas.microsoft.com/office/word/2010/wordprocessingCanvas" xmlns:cx="http://schemas.microsoft.com/office/drawing/2014/chartex" xmlns:cx1="http://schemas.microsoft.com/office/drawing/2015/9/8/chartex" xmlns:cx2="http://schemas.microsoft.com/office/drawing/2015/10/21/chartex" xmlns:cx3="http://schemas.microsoft.com/office/drawing/2016/5/9/chartex" xmlns:cx4="http://schemas.microsoft.com/office/drawing/2016/5/10/chartex" xmlns:cx5="http://schemas.microsoft.com/office/drawing/2016/5/11/chartex" xmlns:cx6="http://schemas.microsoft.com/office/drawing/2016/5/12/chartex" xmlns:cx7="http://schemas.microsoft.com/office/drawing/2016/5/13/chartex" xmlns:cx8="http://schemas.microsoft.com/office/drawing/2016/5/14/chartex" xmlns:mc="http://schemas.openxmlformats.org/markup-compatibility/2006" xmlns:aink="http://schemas.microsoft.com/office/drawing/2016/ink" xmlns:am3d="http://schemas.microsoft.com/office/drawing/2017/model3d" xmlns:o="urn:schemas-microsoft-com:office:office" xmlns:oel="http://schemas.microsoft.com/office/2019/extlst" xmlns:r="http://schemas.openxmlformats.org/officeDocument/2006/relationships" xmlns:m="http://schemas.openxmlformats.org/officeDocument/2006/math" xmlns:v="urn:schemas-microsoft-com:vml" xmlns:wp14="http://schemas.microsoft.com/office/word/2010/wordprocessingDrawing" xmlns:wp="http://schemas.openxmlformats.org/drawingml/2006/wordprocessingDrawing" xmlns:w10="urn:schemas-microsoft-com:office:word" xmlns:w="http://schemas.openxmlformats.org/wordprocessingml/2006/main" xmlns:w14="http://schemas.microsoft.com/office/word/2010/wordml" xmlns:w15="http://schemas.microsoft.com/office/word/2012/wordml" xmlns:w16cex="http://schemas.microsoft.com/office/word/2018/wordml/cex" xmlns:w16cid="http://schemas.microsoft.com/office/word/2016/wordml/cid" xmlns:w16="http://schemas.microsoft.com/office/word/2018/wordml" xmlns:w16du="http://schemas.microsoft.com/office/word/2023/wordml/word16du" xmlns:w16sdtdh="http://schemas.microsoft.com/office/word/2020/wordml/sdtdatahash" xmlns:w16sdtfl="http://schemas.microsoft.com/office/word/2024/wordml/sdtformatlock" xmlns:w16se="http://schemas.microsoft.com/office/word/2015/wordml/symex" xmlns:wpg="http://schemas.microsoft.com/office/word/2010/wordprocessingGroup" xmlns:wpi="http://schemas.microsoft.com/office/word/2010/wordprocessingInk" xmlns:wne="http://schemas.microsoft.com/office/word/2006/wordml" xmlns:wps="http://schemas.microsoft.com/office/word/2010/wordprocessingShape" mc:Ignorable="w14 w15 w16se w16cid w16 w16cex w16sdtdh w16sdtfl w16du wp14">
   <w:p>
     <w:pPr>
-      <w:pStyle w:val="En-tte"/>
+      <w:pStyle w:val="Header"/>
     </w:pPr>
     <w:r>
       <w:pict w14:anchorId="36790DC3">
@@ -12568,7 +12880,7 @@
                           </w:pPr>
                           <w:r>
                             <w:rPr>
-                              <w:rStyle w:val="Numrodepage"/>
+                              <w:rStyle w:val="PageNumber"/>
                               <w:sz w:val="22"/>
                               <w:szCs w:val="22"/>
                             </w:rPr>
@@ -12576,7 +12888,7 @@
                           </w:r>
                           <w:r>
                             <w:rPr>
-                              <w:rStyle w:val="Numrodepage"/>
+                              <w:rStyle w:val="PageNumber"/>
                               <w:sz w:val="22"/>
                               <w:szCs w:val="22"/>
                             </w:rPr>
@@ -12584,7 +12896,7 @@
                           </w:r>
                           <w:r>
                             <w:rPr>
-                              <w:rStyle w:val="Numrodepage"/>
+                              <w:rStyle w:val="PageNumber"/>
                               <w:sz w:val="22"/>
                               <w:szCs w:val="22"/>
                             </w:rPr>
@@ -12592,7 +12904,7 @@
                           </w:r>
                           <w:r>
                             <w:rPr>
-                              <w:rStyle w:val="Numrodepage"/>
+                              <w:rStyle w:val="PageNumber"/>
                               <w:sz w:val="22"/>
                               <w:szCs w:val="22"/>
                             </w:rPr>
@@ -12600,7 +12912,7 @@
                           </w:r>
                           <w:r>
                             <w:rPr>
-                              <w:rStyle w:val="Numrodepage"/>
+                              <w:rStyle w:val="PageNumber"/>
                               <w:sz w:val="22"/>
                               <w:szCs w:val="22"/>
                             </w:rPr>
@@ -12608,7 +12920,7 @@
                           </w:r>
                           <w:r>
                             <w:rPr>
-                              <w:rStyle w:val="Numrodepage"/>
+                              <w:rStyle w:val="PageNumber"/>
                               <w:sz w:val="22"/>
                               <w:szCs w:val="22"/>
                             </w:rPr>
@@ -12703,7 +13015,7 @@
 <w:hdr xmlns:wpc="http://schemas.microsoft.com/office/word/2010/wordprocessingCanvas" xmlns:cx="http://schemas.microsoft.com/office/drawing/2014/chartex" xmlns:cx1="http://schemas.microsoft.com/office/drawing/2015/9/8/chartex" xmlns:cx2="http://schemas.microsoft.com/office/drawing/2015/10/21/chartex" xmlns:cx3="http://schemas.microsoft.com/office/drawing/2016/5/9/chartex" xmlns:cx4="http://schemas.microsoft.com/office/drawing/2016/5/10/chartex" xmlns:cx5="http://schemas.microsoft.com/office/drawing/2016/5/11/chartex" xmlns:cx6="http://schemas.microsoft.com/office/drawing/2016/5/12/chartex" xmlns:cx7="http://schemas.microsoft.com/office/drawing/2016/5/13/chartex" xmlns:cx8="http://schemas.microsoft.com/office/drawing/2016/5/14/chartex" xmlns:mc="http://schemas.openxmlformats.org/markup-compatibility/2006" xmlns:aink="http://schemas.microsoft.com/office/drawing/2016/ink" xmlns:am3d="http://schemas.microsoft.com/office/drawing/2017/model3d" xmlns:o="urn:schemas-microsoft-com:office:office" xmlns:oel="http://schemas.microsoft.com/office/2019/extlst" xmlns:r="http://schemas.openxmlformats.org/officeDocument/2006/relationships" xmlns:m="http://schemas.openxmlformats.org/officeDocument/2006/math" xmlns:v="urn:schemas-microsoft-com:vml" xmlns:wp14="http://schemas.microsoft.com/office/word/2010/wordprocessingDrawing" xmlns:wp="http://schemas.openxmlformats.org/drawingml/2006/wordprocessingDrawing" xmlns:w10="urn:schemas-microsoft-com:office:word" xmlns:w="http://schemas.openxmlformats.org/wordprocessingml/2006/main" xmlns:w14="http://schemas.microsoft.com/office/word/2010/wordml" xmlns:w15="http://schemas.microsoft.com/office/word/2012/wordml" xmlns:w16cex="http://schemas.microsoft.com/office/word/2018/wordml/cex" xmlns:w16cid="http://schemas.microsoft.com/office/word/2016/wordml/cid" xmlns:w16="http://schemas.microsoft.com/office/word/2018/wordml" xmlns:w16du="http://schemas.microsoft.com/office/word/2023/wordml/word16du" xmlns:w16sdtdh="http://schemas.microsoft.com/office/word/2020/wordml/sdtdatahash" xmlns:w16sdtfl="http://schemas.microsoft.com/office/word/2024/wordml/sdtformatlock" xmlns:w16se="http://schemas.microsoft.com/office/word/2015/wordml/symex" xmlns:wpg="http://schemas.microsoft.com/office/word/2010/wordprocessingGroup" xmlns:wpi="http://schemas.microsoft.com/office/word/2010/wordprocessingInk" xmlns:wne="http://schemas.microsoft.com/office/word/2006/wordml" xmlns:wps="http://schemas.microsoft.com/office/word/2010/wordprocessingShape" mc:Ignorable="w14 w15 w16se w16cid w16 w16cex w16sdtdh w16sdtfl w16du wp14">
   <w:p>
     <w:pPr>
-      <w:pStyle w:val="En-tte"/>
+      <w:pStyle w:val="Header"/>
       <w:ind w:right="360"/>
     </w:pPr>
     <w:r>
@@ -12775,7 +13087,7 @@
                           </w:pPr>
                           <w:r>
                             <w:rPr>
-                              <w:rStyle w:val="Numrodepage"/>
+                              <w:rStyle w:val="PageNumber"/>
                               <w:sz w:val="22"/>
                               <w:szCs w:val="22"/>
                             </w:rPr>
@@ -12783,7 +13095,7 @@
                           </w:r>
                           <w:r>
                             <w:rPr>
-                              <w:rStyle w:val="Numrodepage"/>
+                              <w:rStyle w:val="PageNumber"/>
                               <w:sz w:val="22"/>
                               <w:szCs w:val="22"/>
                             </w:rPr>
@@ -12791,7 +13103,7 @@
                           </w:r>
                           <w:r>
                             <w:rPr>
-                              <w:rStyle w:val="Numrodepage"/>
+                              <w:rStyle w:val="PageNumber"/>
                               <w:sz w:val="22"/>
                               <w:szCs w:val="22"/>
                             </w:rPr>
@@ -12799,7 +13111,7 @@
                           </w:r>
                           <w:r>
                             <w:rPr>
-                              <w:rStyle w:val="Numrodepage"/>
+                              <w:rStyle w:val="PageNumber"/>
                               <w:sz w:val="22"/>
                               <w:szCs w:val="22"/>
                             </w:rPr>
@@ -12807,7 +13119,7 @@
                           </w:r>
                           <w:r>
                             <w:rPr>
-                              <w:rStyle w:val="Numrodepage"/>
+                              <w:rStyle w:val="PageNumber"/>
                               <w:sz w:val="22"/>
                               <w:szCs w:val="22"/>
                             </w:rPr>
@@ -12815,7 +13127,7 @@
                           </w:r>
                           <w:r>
                             <w:rPr>
-                              <w:rStyle w:val="Numrodepage"/>
+                              <w:rStyle w:val="PageNumber"/>
                               <w:sz w:val="22"/>
                               <w:szCs w:val="22"/>
                             </w:rPr>
@@ -12823,7 +13135,7 @@
                           </w:r>
                           <w:r>
                             <w:rPr>
-                              <w:rStyle w:val="Numrodepage"/>
+                              <w:rStyle w:val="PageNumber"/>
                             </w:rPr>
                             <w:t xml:space="preserve"> </w:t>
                           </w:r>
@@ -12916,25 +13228,25 @@
     </w:r>
     <w:r>
       <w:rPr>
-        <w:rStyle w:val="Numrodepage"/>
+        <w:rStyle w:val="PageNumber"/>
       </w:rPr>
       <w:t xml:space="preserve"> </w:t>
     </w:r>
     <w:r>
       <w:rPr>
-        <w:rStyle w:val="Numrodepage"/>
+        <w:rStyle w:val="PageNumber"/>
       </w:rPr>
       <w:tab/>
     </w:r>
     <w:r>
       <w:rPr>
-        <w:rStyle w:val="Numrodepage"/>
+        <w:rStyle w:val="PageNumber"/>
       </w:rPr>
       <w:tab/>
     </w:r>
     <w:r>
       <w:rPr>
-        <w:rStyle w:val="Numrodepage"/>
+        <w:rStyle w:val="PageNumber"/>
       </w:rPr>
       <w:tab/>
     </w:r>
@@ -12946,7 +13258,7 @@
 <w:hdr xmlns:wpc="http://schemas.microsoft.com/office/word/2010/wordprocessingCanvas" xmlns:cx="http://schemas.microsoft.com/office/drawing/2014/chartex" xmlns:cx1="http://schemas.microsoft.com/office/drawing/2015/9/8/chartex" xmlns:cx2="http://schemas.microsoft.com/office/drawing/2015/10/21/chartex" xmlns:cx3="http://schemas.microsoft.com/office/drawing/2016/5/9/chartex" xmlns:cx4="http://schemas.microsoft.com/office/drawing/2016/5/10/chartex" xmlns:cx5="http://schemas.microsoft.com/office/drawing/2016/5/11/chartex" xmlns:cx6="http://schemas.microsoft.com/office/drawing/2016/5/12/chartex" xmlns:cx7="http://schemas.microsoft.com/office/drawing/2016/5/13/chartex" xmlns:cx8="http://schemas.microsoft.com/office/drawing/2016/5/14/chartex" xmlns:mc="http://schemas.openxmlformats.org/markup-compatibility/2006" xmlns:aink="http://schemas.microsoft.com/office/drawing/2016/ink" xmlns:am3d="http://schemas.microsoft.com/office/drawing/2017/model3d" xmlns:o="urn:schemas-microsoft-com:office:office" xmlns:oel="http://schemas.microsoft.com/office/2019/extlst" xmlns:r="http://schemas.openxmlformats.org/officeDocument/2006/relationships" xmlns:m="http://schemas.openxmlformats.org/officeDocument/2006/math" xmlns:v="urn:schemas-microsoft-com:vml" xmlns:wp14="http://schemas.microsoft.com/office/word/2010/wordprocessingDrawing" xmlns:wp="http://schemas.openxmlformats.org/drawingml/2006/wordprocessingDrawing" xmlns:w10="urn:schemas-microsoft-com:office:word" xmlns:w="http://schemas.openxmlformats.org/wordprocessingml/2006/main" xmlns:w14="http://schemas.microsoft.com/office/word/2010/wordml" xmlns:w15="http://schemas.microsoft.com/office/word/2012/wordml" xmlns:w16cex="http://schemas.microsoft.com/office/word/2018/wordml/cex" xmlns:w16cid="http://schemas.microsoft.com/office/word/2016/wordml/cid" xmlns:w16="http://schemas.microsoft.com/office/word/2018/wordml" xmlns:w16du="http://schemas.microsoft.com/office/word/2023/wordml/word16du" xmlns:w16sdtdh="http://schemas.microsoft.com/office/word/2020/wordml/sdtdatahash" xmlns:w16sdtfl="http://schemas.microsoft.com/office/word/2024/wordml/sdtformatlock" xmlns:w16se="http://schemas.microsoft.com/office/word/2015/wordml/symex" xmlns:wpg="http://schemas.microsoft.com/office/word/2010/wordprocessingGroup" xmlns:wpi="http://schemas.microsoft.com/office/word/2010/wordprocessingInk" xmlns:wne="http://schemas.microsoft.com/office/word/2006/wordml" xmlns:wps="http://schemas.microsoft.com/office/word/2010/wordprocessingShape" mc:Ignorable="w14 w15 w16se w16cid w16 w16cex w16sdtdh w16sdtfl w16du wp14">
   <w:tbl>
     <w:tblPr>
-      <w:tblStyle w:val="Grilledutableau"/>
+      <w:tblStyle w:val="TableGrid"/>
       <w:tblW w:w="8460" w:type="dxa"/>
       <w:jc w:val="center"/>
       <w:tblLayout w:type="fixed"/>
@@ -13452,7 +13764,7 @@
   </w:tbl>
   <w:p>
     <w:pPr>
-      <w:pStyle w:val="En-tte"/>
+      <w:pStyle w:val="Header"/>
       <w:tabs>
         <w:tab w:val="clear" w:pos="4536"/>
         <w:tab w:val="clear" w:pos="9072"/>
@@ -14087,7 +14399,7 @@
     <w:lvl w:ilvl="0">
       <w:start w:val="1"/>
       <w:numFmt w:val="none"/>
-      <w:pStyle w:val="Titre1"/>
+      <w:pStyle w:val="Heading1"/>
       <w:suff w:val="nothing"/>
       <w:lvlText w:val=""/>
       <w:lvlJc w:val="left"/>
@@ -14101,7 +14413,7 @@
     <w:lvl w:ilvl="1">
       <w:start w:val="1"/>
       <w:numFmt w:val="none"/>
-      <w:pStyle w:val="Titre2"/>
+      <w:pStyle w:val="Heading2"/>
       <w:suff w:val="nothing"/>
       <w:lvlText w:val=""/>
       <w:lvlJc w:val="left"/>
@@ -14128,7 +14440,7 @@
     <w:lvl w:ilvl="3">
       <w:start w:val="1"/>
       <w:numFmt w:val="none"/>
-      <w:pStyle w:val="Titre4"/>
+      <w:pStyle w:val="Heading4"/>
       <w:suff w:val="nothing"/>
       <w:lvlText w:val=""/>
       <w:lvlJc w:val="left"/>
@@ -14142,7 +14454,7 @@
     <w:lvl w:ilvl="4">
       <w:start w:val="1"/>
       <w:numFmt w:val="none"/>
-      <w:pStyle w:val="Titre5"/>
+      <w:pStyle w:val="Heading5"/>
       <w:suff w:val="nothing"/>
       <w:lvlText w:val=""/>
       <w:lvlJc w:val="left"/>
@@ -14156,7 +14468,7 @@
     <w:lvl w:ilvl="5">
       <w:start w:val="1"/>
       <w:numFmt w:val="none"/>
-      <w:pStyle w:val="Titre6"/>
+      <w:pStyle w:val="Heading6"/>
       <w:suff w:val="nothing"/>
       <w:lvlText w:val=""/>
       <w:lvlJc w:val="left"/>
@@ -14170,7 +14482,7 @@
     <w:lvl w:ilvl="6">
       <w:start w:val="1"/>
       <w:numFmt w:val="none"/>
-      <w:pStyle w:val="Titre7"/>
+      <w:pStyle w:val="Heading7"/>
       <w:suff w:val="nothing"/>
       <w:lvlText w:val=""/>
       <w:lvlJc w:val="left"/>
@@ -14887,7 +15199,7 @@
       <w:szCs w:val="24"/>
     </w:rPr>
   </w:style>
-  <w:style w:type="paragraph" w:styleId="Titre1">
+  <w:style w:type="paragraph" w:styleId="Heading1">
     <w:name w:val="heading 1"/>
     <w:basedOn w:val="Normal"/>
     <w:next w:val="Normal"/>
@@ -14917,7 +15229,7 @@
       <w:lang w:eastAsia="zh-CN"/>
     </w:rPr>
   </w:style>
-  <w:style w:type="paragraph" w:styleId="Titre2">
+  <w:style w:type="paragraph" w:styleId="Heading2">
     <w:name w:val="heading 2"/>
     <w:basedOn w:val="Normal"/>
     <w:next w:val="Normal"/>
@@ -14941,9 +15253,9 @@
       <w:lang w:eastAsia="zh-CN"/>
     </w:rPr>
   </w:style>
-  <w:style w:type="paragraph" w:styleId="Titre3">
+  <w:style w:type="paragraph" w:styleId="Heading3">
     <w:name w:val="heading 3"/>
-    <w:basedOn w:val="Titre2"/>
+    <w:basedOn w:val="Heading2"/>
     <w:next w:val="Normal"/>
     <w:qFormat/>
     <w:pPr>
@@ -14953,7 +15265,7 @@
       <w:color w:val="800080"/>
     </w:rPr>
   </w:style>
-  <w:style w:type="paragraph" w:styleId="Titre4">
+  <w:style w:type="paragraph" w:styleId="Heading4">
     <w:name w:val="heading 4"/>
     <w:basedOn w:val="Normal"/>
     <w:next w:val="Normal"/>
@@ -14974,7 +15286,7 @@
       <w:lang w:eastAsia="zh-CN"/>
     </w:rPr>
   </w:style>
-  <w:style w:type="paragraph" w:styleId="Titre5">
+  <w:style w:type="paragraph" w:styleId="Heading5">
     <w:name w:val="heading 5"/>
     <w:basedOn w:val="Normal"/>
     <w:next w:val="Normal"/>
@@ -14995,7 +15307,7 @@
       <w:lang w:eastAsia="zh-CN"/>
     </w:rPr>
   </w:style>
-  <w:style w:type="paragraph" w:styleId="Titre6">
+  <w:style w:type="paragraph" w:styleId="Heading6">
     <w:name w:val="heading 6"/>
     <w:basedOn w:val="Normal"/>
     <w:next w:val="Normal"/>
@@ -15017,7 +15329,7 @@
       <w:lang w:eastAsia="zh-CN"/>
     </w:rPr>
   </w:style>
-  <w:style w:type="paragraph" w:styleId="Titre7">
+  <w:style w:type="paragraph" w:styleId="Heading7">
     <w:name w:val="heading 7"/>
     <w:basedOn w:val="Normal"/>
     <w:next w:val="Normal"/>
@@ -15040,13 +15352,13 @@
       <w:lang w:eastAsia="zh-CN"/>
     </w:rPr>
   </w:style>
-  <w:style w:type="character" w:default="1" w:styleId="Policepardfaut">
+  <w:style w:type="character" w:default="1" w:styleId="DefaultParagraphFont">
     <w:name w:val="Default Paragraph Font"/>
     <w:uiPriority w:val="1"/>
     <w:semiHidden/>
     <w:unhideWhenUsed/>
   </w:style>
-  <w:style w:type="table" w:default="1" w:styleId="TableauNormal">
+  <w:style w:type="table" w:default="1" w:styleId="TableNormal">
     <w:name w:val="Normal Table"/>
     <w:uiPriority w:val="99"/>
     <w:semiHidden/>
@@ -15061,7 +15373,7 @@
       </w:tblCellMar>
     </w:tblPr>
   </w:style>
-  <w:style w:type="numbering" w:default="1" w:styleId="Aucuneliste">
+  <w:style w:type="numbering" w:default="1" w:styleId="NoList">
     <w:name w:val="No List"/>
     <w:uiPriority w:val="99"/>
     <w:semiHidden/>
@@ -15324,7 +15636,7 @@
     <w:name w:val="WW-Police par défaut"/>
     <w:qFormat/>
   </w:style>
-  <w:style w:type="character" w:styleId="Numrodepage">
+  <w:style w:type="character" w:styleId="PageNumber">
     <w:name w:val="page number"/>
     <w:basedOn w:val="WW-Policepardfaut"/>
     <w:qFormat/>
@@ -15401,7 +15713,7 @@
   <w:style w:type="paragraph" w:customStyle="1" w:styleId="Heading">
     <w:name w:val="Heading"/>
     <w:basedOn w:val="Normal"/>
-    <w:next w:val="Corpsdetexte"/>
+    <w:next w:val="BodyText"/>
     <w:qFormat/>
     <w:pPr>
       <w:keepNext/>
@@ -15413,7 +15725,7 @@
       <w:szCs w:val="28"/>
     </w:rPr>
   </w:style>
-  <w:style w:type="paragraph" w:styleId="Corpsdetexte">
+  <w:style w:type="paragraph" w:styleId="BodyText">
     <w:name w:val="Body Text"/>
     <w:basedOn w:val="Normal"/>
     <w:pPr>
@@ -15426,14 +15738,14 @@
       <w:lang w:eastAsia="zh-CN"/>
     </w:rPr>
   </w:style>
-  <w:style w:type="paragraph" w:styleId="Liste">
+  <w:style w:type="paragraph" w:styleId="List">
     <w:name w:val="List"/>
-    <w:basedOn w:val="Corpsdetexte"/>
+    <w:basedOn w:val="BodyText"/>
     <w:rPr>
       <w:rFonts w:cs="Tahoma"/>
     </w:rPr>
   </w:style>
-  <w:style w:type="paragraph" w:styleId="Lgende">
+  <w:style w:type="paragraph" w:styleId="Caption">
     <w:name w:val="caption"/>
     <w:basedOn w:val="Normal"/>
     <w:qFormat/>
@@ -15464,10 +15776,10 @@
       <w:lang w:eastAsia="zh-CN"/>
     </w:rPr>
   </w:style>
-  <w:style w:type="paragraph" w:customStyle="1" w:styleId="Titre20">
+  <w:style w:type="paragraph" w:customStyle="1" w:styleId="Titre2">
     <w:name w:val="Titre2"/>
     <w:basedOn w:val="Normal"/>
-    <w:next w:val="Corpsdetexte"/>
+    <w:next w:val="BodyText"/>
     <w:qFormat/>
     <w:pPr>
       <w:keepNext/>
@@ -15500,7 +15812,7 @@
   <w:style w:type="paragraph" w:customStyle="1" w:styleId="WW-Titre">
     <w:name w:val="WW-Titre"/>
     <w:basedOn w:val="Normal"/>
-    <w:next w:val="Corpsdetexte"/>
+    <w:next w:val="BodyText"/>
     <w:qFormat/>
     <w:pPr>
       <w:keepNext/>
@@ -15515,10 +15827,10 @@
       <w:lang w:eastAsia="zh-CN"/>
     </w:rPr>
   </w:style>
-  <w:style w:type="paragraph" w:styleId="Sous-titre">
+  <w:style w:type="paragraph" w:styleId="Subtitle">
     <w:name w:val="Subtitle"/>
-    <w:basedOn w:val="Titre20"/>
-    <w:next w:val="Corpsdetexte"/>
+    <w:basedOn w:val="Titre2"/>
+    <w:next w:val="BodyText"/>
     <w:qFormat/>
     <w:pPr>
       <w:jc w:val="center"/>
@@ -15548,7 +15860,7 @@
     <w:basedOn w:val="Normal"/>
     <w:qFormat/>
   </w:style>
-  <w:style w:type="paragraph" w:styleId="En-tte">
+  <w:style w:type="paragraph" w:styleId="Header">
     <w:name w:val="header"/>
     <w:basedOn w:val="Normal"/>
     <w:pPr>
@@ -15564,7 +15876,7 @@
       <w:lang w:eastAsia="zh-CN"/>
     </w:rPr>
   </w:style>
-  <w:style w:type="paragraph" w:styleId="Pieddepage">
+  <w:style w:type="paragraph" w:styleId="Footer">
     <w:name w:val="footer"/>
     <w:basedOn w:val="Normal"/>
     <w:pPr>
@@ -15674,7 +15986,7 @@
       <w:lang w:eastAsia="zh-CN"/>
     </w:rPr>
   </w:style>
-  <w:style w:type="paragraph" w:styleId="Notedebasdepage">
+  <w:style w:type="paragraph" w:styleId="FootnoteText">
     <w:name w:val="footnote text"/>
     <w:basedOn w:val="Normal"/>
     <w:pPr>
@@ -15838,7 +16150,7 @@
   </w:style>
   <w:style w:type="paragraph" w:customStyle="1" w:styleId="Contenudetableau">
     <w:name w:val="Contenu de tableau"/>
-    <w:basedOn w:val="Corpsdetexte"/>
+    <w:basedOn w:val="BodyText"/>
     <w:qFormat/>
     <w:pPr>
       <w:suppressLineNumbers/>
@@ -15918,7 +16230,7 @@
       <w:iCs/>
     </w:rPr>
   </w:style>
-  <w:style w:type="paragraph" w:customStyle="1" w:styleId="TITRE40">
+  <w:style w:type="paragraph" w:customStyle="1" w:styleId="TITRE4">
     <w:name w:val="TITRE4"/>
     <w:basedOn w:val="Normal"/>
     <w:qFormat/>
@@ -15933,7 +16245,7 @@
       <w:lang w:eastAsia="zh-CN"/>
     </w:rPr>
   </w:style>
-  <w:style w:type="paragraph" w:customStyle="1" w:styleId="TITRE50">
+  <w:style w:type="paragraph" w:customStyle="1" w:styleId="TITRE5">
     <w:name w:val="TITRE5"/>
     <w:basedOn w:val="Normal"/>
     <w:qFormat/>
@@ -15981,13 +16293,13 @@
   </w:style>
   <w:style w:type="paragraph" w:customStyle="1" w:styleId="Contenuducadre">
     <w:name w:val="Contenu du cadre"/>
-    <w:basedOn w:val="Corpsdetexte"/>
+    <w:basedOn w:val="BodyText"/>
     <w:qFormat/>
   </w:style>
-  <w:style w:type="paragraph" w:customStyle="1" w:styleId="Titre10">
+  <w:style w:type="paragraph" w:customStyle="1" w:styleId="Titre1">
     <w:name w:val="Titre1"/>
     <w:basedOn w:val="Normal"/>
-    <w:next w:val="Corpsdetexte"/>
+    <w:next w:val="BodyText"/>
     <w:qFormat/>
     <w:pPr>
       <w:keepNext/>
@@ -16066,7 +16378,7 @@
       <w:lang w:eastAsia="zh-CN"/>
     </w:rPr>
   </w:style>
-  <w:style w:type="paragraph" w:styleId="Paragraphedeliste">
+  <w:style w:type="paragraph" w:styleId="ListParagraph">
     <w:name w:val="List Paragraph"/>
     <w:basedOn w:val="Normal"/>
     <w:uiPriority w:val="34"/>
@@ -16082,9 +16394,9 @@
     <w:basedOn w:val="Normal"/>
     <w:qFormat/>
   </w:style>
-  <w:style w:type="table" w:styleId="Grilledutableau">
+  <w:style w:type="table" w:styleId="TableGrid">
     <w:name w:val="Table Grid"/>
-    <w:basedOn w:val="TableauNormal"/>
+    <w:basedOn w:val="TableNormal"/>
     <w:uiPriority w:val="59"/>
     <w:rsid w:val="00ED0284"/>
     <w:tblPr>

--- a/documents/Avenant-template.docx
+++ b/documents/Avenant-template.docx
@@ -26,7 +26,6 @@
         <w:t xml:space="preserve">{% if </w:t>
       </w:r>
       <w:proofErr w:type="spellStart"/>
-      <w:proofErr w:type="gramStart"/>
       <w:r>
         <w:rPr>
           <w:rFonts w:ascii="TimesNewRomanPS-BoldMT" w:hAnsi="TimesNewRomanPS-BoldMT" w:cs="TimesNewRomanPS-BoldMT"/>
@@ -35,85 +34,51 @@
         <w:t>convention.numero</w:t>
       </w:r>
       <w:proofErr w:type="spellEnd"/>
-      <w:proofErr w:type="gramEnd"/>
       <w:r>
         <w:rPr>
           <w:rFonts w:ascii="TimesNewRomanPSMT" w:hAnsi="TimesNewRomanPSMT" w:cs="TimesNewRomanPSMT"/>
           <w:b/>
         </w:rPr>
-        <w:t xml:space="preserve"> </w:t>
-      </w:r>
-      <w:proofErr w:type="gramStart"/>
-      <w:r>
-        <w:rPr>
-          <w:rFonts w:ascii="TimesNewRomanPSMT" w:hAnsi="TimesNewRomanPSMT" w:cs="TimesNewRomanPSMT"/>
-          <w:b/>
-        </w:rPr>
-        <w:t>%}</w:t>
+        <w:t xml:space="preserve"> %}</w:t>
       </w:r>
       <w:r>
         <w:rPr>
           <w:rFonts w:ascii="TimesNewRomanPS-BoldMT" w:hAnsi="TimesNewRomanPS-BoldMT" w:cs="TimesNewRomanPS-BoldMT"/>
           <w:b/>
         </w:rPr>
-        <w:t>{</w:t>
-      </w:r>
-      <w:proofErr w:type="gramEnd"/>
+        <w:t>{{</w:t>
+      </w:r>
+      <w:proofErr w:type="spellStart"/>
       <w:r>
         <w:rPr>
           <w:rFonts w:ascii="TimesNewRomanPS-BoldMT" w:hAnsi="TimesNewRomanPS-BoldMT" w:cs="TimesNewRomanPS-BoldMT"/>
           <w:b/>
         </w:rPr>
-        <w:t>{</w:t>
-      </w:r>
-      <w:proofErr w:type="spellStart"/>
-      <w:proofErr w:type="gramStart"/>
+        <w:t>convention.numero</w:t>
+      </w:r>
+      <w:proofErr w:type="spellEnd"/>
       <w:r>
         <w:rPr>
           <w:rFonts w:ascii="TimesNewRomanPS-BoldMT" w:hAnsi="TimesNewRomanPS-BoldMT" w:cs="TimesNewRomanPS-BoldMT"/>
           <w:b/>
         </w:rPr>
-        <w:t>convention.numero</w:t>
-      </w:r>
-      <w:proofErr w:type="spellEnd"/>
+        <w:t xml:space="preserve">}}{% </w:t>
+      </w:r>
+      <w:proofErr w:type="spellStart"/>
       <w:r>
         <w:rPr>
           <w:rFonts w:ascii="TimesNewRomanPS-BoldMT" w:hAnsi="TimesNewRomanPS-BoldMT" w:cs="TimesNewRomanPS-BoldMT"/>
           <w:b/>
         </w:rPr>
-        <w:t>}}{</w:t>
-      </w:r>
-      <w:proofErr w:type="gramEnd"/>
+        <w:t>else</w:t>
+      </w:r>
+      <w:proofErr w:type="spellEnd"/>
       <w:r>
         <w:rPr>
           <w:rFonts w:ascii="TimesNewRomanPS-BoldMT" w:hAnsi="TimesNewRomanPS-BoldMT" w:cs="TimesNewRomanPS-BoldMT"/>
           <w:b/>
         </w:rPr>
-        <w:t xml:space="preserve">% </w:t>
-      </w:r>
-      <w:proofErr w:type="spellStart"/>
-      <w:r>
-        <w:rPr>
-          <w:rFonts w:ascii="TimesNewRomanPS-BoldMT" w:hAnsi="TimesNewRomanPS-BoldMT" w:cs="TimesNewRomanPS-BoldMT"/>
-          <w:b/>
-        </w:rPr>
-        <w:t>else</w:t>
-      </w:r>
-      <w:proofErr w:type="spellEnd"/>
-      <w:r>
-        <w:rPr>
-          <w:rFonts w:ascii="TimesNewRomanPS-BoldMT" w:hAnsi="TimesNewRomanPS-BoldMT" w:cs="TimesNewRomanPS-BoldMT"/>
-          <w:b/>
-        </w:rPr>
-        <w:t xml:space="preserve"> </w:t>
-      </w:r>
-      <w:proofErr w:type="gramStart"/>
-      <w:r>
-        <w:rPr>
-          <w:rFonts w:ascii="TimesNewRomanPS-BoldMT" w:hAnsi="TimesNewRomanPS-BoldMT" w:cs="TimesNewRomanPS-BoldMT"/>
-          <w:b/>
-        </w:rPr>
-        <w:t>%}</w:t>
+        <w:t xml:space="preserve"> %}</w:t>
       </w:r>
       <w:r>
         <w:rPr>
@@ -124,165 +89,107 @@
           <w:sz w:val="16"/>
           <w:szCs w:val="16"/>
         </w:rPr>
-        <w:t>Le</w:t>
-      </w:r>
-      <w:proofErr w:type="gramEnd"/>
-      <w:r>
-        <w:rPr>
-          <w:rFonts w:ascii="TimesNewRomanPS-BoldMT" w:hAnsi="TimesNewRomanPS-BoldMT" w:cs="TimesNewRomanPS-BoldMT"/>
-          <w:bCs/>
-          <w:i/>
-          <w:iCs/>
-          <w:sz w:val="16"/>
-          <w:szCs w:val="16"/>
-        </w:rPr>
-        <w:t xml:space="preserve"> numéro de l’avenant sera défini et ajouté ici une fois qu’il sera </w:t>
-      </w:r>
-      <w:proofErr w:type="gramStart"/>
-      <w:r>
-        <w:rPr>
-          <w:rFonts w:ascii="TimesNewRomanPS-BoldMT" w:hAnsi="TimesNewRomanPS-BoldMT" w:cs="TimesNewRomanPS-BoldMT"/>
-          <w:bCs/>
-          <w:i/>
-          <w:iCs/>
-          <w:sz w:val="16"/>
-          <w:szCs w:val="16"/>
-        </w:rPr>
-        <w:t>validé</w:t>
+        <w:t>Le numéro de l’avenant sera défini et ajouté ici une fois qu’il sera validé</w:t>
       </w:r>
       <w:r>
         <w:rPr>
           <w:rFonts w:ascii="TimesNewRomanPS-BoldMT" w:hAnsi="TimesNewRomanPS-BoldMT" w:cs="TimesNewRomanPS-BoldMT"/>
           <w:b/>
         </w:rPr>
-        <w:t>{</w:t>
-      </w:r>
-      <w:proofErr w:type="gramEnd"/>
+        <w:t xml:space="preserve">{% </w:t>
+      </w:r>
+      <w:proofErr w:type="spellStart"/>
       <w:r>
         <w:rPr>
           <w:rFonts w:ascii="TimesNewRomanPS-BoldMT" w:hAnsi="TimesNewRomanPS-BoldMT" w:cs="TimesNewRomanPS-BoldMT"/>
           <w:b/>
         </w:rPr>
-        <w:t xml:space="preserve">% </w:t>
-      </w:r>
-      <w:proofErr w:type="spellStart"/>
+        <w:t>endif</w:t>
+      </w:r>
+      <w:proofErr w:type="spellEnd"/>
       <w:r>
         <w:rPr>
           <w:rFonts w:ascii="TimesNewRomanPS-BoldMT" w:hAnsi="TimesNewRomanPS-BoldMT" w:cs="TimesNewRomanPS-BoldMT"/>
           <w:b/>
         </w:rPr>
-        <w:t>endif</w:t>
-      </w:r>
-      <w:proofErr w:type="spellEnd"/>
+        <w:t xml:space="preserve"> %} à la convention n° </w:t>
+      </w:r>
+      <w:r>
+        <w:rPr>
+          <w:rFonts w:ascii="TimesNewRomanPSMT" w:hAnsi="TimesNewRomanPSMT" w:cs="TimesNewRomanPSMT"/>
+          <w:b/>
+        </w:rPr>
+        <w:t xml:space="preserve">{{ </w:t>
+      </w:r>
+      <w:proofErr w:type="spellStart"/>
       <w:r>
         <w:rPr>
           <w:rFonts w:ascii="TimesNewRomanPS-BoldMT" w:hAnsi="TimesNewRomanPS-BoldMT" w:cs="TimesNewRomanPS-BoldMT"/>
           <w:b/>
         </w:rPr>
-        <w:t xml:space="preserve"> %} à la convention n° </w:t>
-      </w:r>
-      <w:proofErr w:type="gramStart"/>
+        <w:t>convention.parent.numero</w:t>
+      </w:r>
+      <w:proofErr w:type="spellEnd"/>
       <w:r>
         <w:rPr>
           <w:rFonts w:ascii="TimesNewRomanPSMT" w:hAnsi="TimesNewRomanPSMT" w:cs="TimesNewRomanPSMT"/>
           <w:b/>
         </w:rPr>
-        <w:t xml:space="preserve">{{ </w:t>
-      </w:r>
-      <w:proofErr w:type="spellStart"/>
-      <w:r>
+        <w:t xml:space="preserve"> }}</w:t>
+      </w:r>
+    </w:p>
+    <w:p>
+      <w:pPr>
         <w:rPr>
           <w:rFonts w:ascii="TimesNewRomanPS-BoldMT" w:hAnsi="TimesNewRomanPS-BoldMT" w:cs="TimesNewRomanPS-BoldMT"/>
           <w:b/>
         </w:rPr>
-        <w:t>convention</w:t>
-      </w:r>
-      <w:proofErr w:type="gramEnd"/>
-      <w:r>
-        <w:rPr>
-          <w:rFonts w:ascii="TimesNewRomanPS-BoldMT" w:hAnsi="TimesNewRomanPS-BoldMT" w:cs="TimesNewRomanPS-BoldMT"/>
-          <w:b/>
-        </w:rPr>
-        <w:t>.</w:t>
-      </w:r>
-      <w:proofErr w:type="gramStart"/>
-      <w:r>
-        <w:rPr>
-          <w:rFonts w:ascii="TimesNewRomanPS-BoldMT" w:hAnsi="TimesNewRomanPS-BoldMT" w:cs="TimesNewRomanPS-BoldMT"/>
-          <w:b/>
-        </w:rPr>
-        <w:t>parent.numero</w:t>
-      </w:r>
-      <w:proofErr w:type="spellEnd"/>
-      <w:proofErr w:type="gramEnd"/>
-      <w:r>
+      </w:pPr>
+    </w:p>
+    <w:p>
+      <w:r>
+        <w:rPr>
+          <w:rFonts w:cs="TimesNewRomanPSMT"/>
+        </w:rPr>
+        <w:t xml:space="preserve">Conclu entre </w:t>
+      </w:r>
+    </w:p>
+    <w:p>
+      <w:pPr>
+        <w:jc w:val="both"/>
+        <w:rPr>
+          <w:rFonts w:cs="TimesNewRomanPSMT"/>
+        </w:rPr>
+      </w:pPr>
+    </w:p>
+    <w:p>
+      <w:pPr>
+        <w:jc w:val="both"/>
+      </w:pPr>
+      <w:r>
+        <w:rPr>
+          <w:rFonts w:cs="TimesNewRomanPSMT"/>
+        </w:rPr>
+        <w:t>Le ministre chargé du logement, agissant au nom de l'Etat et représenté par le préfet, ou, lorsqu'un établissement public de coopération intercommunale, un département, la métropole de Lyon ou la collectivité de Corse a signé une convention mentionnée au II de l’article L. 301-5-1 ou à l’article L. 301-5-2 du code de la construction et de l’habitation, ou à l’article L. 3641-5, au VI de l’article L. 5219-1, au II de l’article L. 5218-2 ou au II de l’article L. 5217-2 du code général des collectivités territoriales, par le président de l'établissement public de coopération intercommunale, du conseil départemental, de la métropole de Lyon ou du conseil exécutif de Corse,</w:t>
+      </w:r>
+    </w:p>
+    <w:p>
+      <w:pPr>
+        <w:jc w:val="both"/>
         <w:rPr>
           <w:rFonts w:ascii="TimesNewRomanPSMT" w:hAnsi="TimesNewRomanPSMT" w:cs="TimesNewRomanPSMT"/>
-          <w:b/>
-        </w:rPr>
-        <w:t xml:space="preserve"> }}</w:t>
-      </w:r>
-    </w:p>
-    <w:p>
-      <w:pPr>
-        <w:rPr>
-          <w:rFonts w:ascii="TimesNewRomanPS-BoldMT" w:hAnsi="TimesNewRomanPS-BoldMT" w:cs="TimesNewRomanPS-BoldMT"/>
-          <w:b/>
-        </w:rPr>
-      </w:pPr>
-    </w:p>
-    <w:p>
-      <w:r>
-        <w:rPr>
-          <w:rFonts w:cs="TimesNewRomanPSMT"/>
-        </w:rPr>
-        <w:t xml:space="preserve">Conclu entre </w:t>
-      </w:r>
+        </w:rPr>
+      </w:pPr>
     </w:p>
     <w:p>
       <w:pPr>
         <w:jc w:val="both"/>
-        <w:rPr>
-          <w:rFonts w:cs="TimesNewRomanPSMT"/>
-        </w:rPr>
-      </w:pPr>
-    </w:p>
-    <w:p>
-      <w:pPr>
-        <w:jc w:val="both"/>
-      </w:pPr>
-      <w:r>
-        <w:rPr>
-          <w:rFonts w:cs="TimesNewRomanPSMT"/>
-        </w:rPr>
-        <w:t>Le ministre chargé du logement, agissant au nom de l'Etat et représenté par le préfet, ou, lorsqu'un établissement public de coopération intercommunale, un département, la métropole de Lyon ou la collectivité de Corse a signé une convention mentionnée au II de l’article L. 301-5-1 ou à l’article L. 301-5-2 du code de la construction et de l’habitation, ou à l’article L. 3641-5, au VI de l’article L. 5219-1, au II de l’article L. 5218-2 ou au II de l’article L. 5217-2 du code général des collectivités territoriales, par le président de l'établissement public de coopération intercommunale, du conseil départemental, de la métropole de Lyon ou du conseil exécutif de Corse,</w:t>
-      </w:r>
-    </w:p>
-    <w:p>
-      <w:pPr>
-        <w:jc w:val="both"/>
-        <w:rPr>
-          <w:rFonts w:ascii="TimesNewRomanPSMT" w:hAnsi="TimesNewRomanPSMT" w:cs="TimesNewRomanPSMT"/>
-        </w:rPr>
-      </w:pPr>
-    </w:p>
-    <w:p>
-      <w:pPr>
-        <w:jc w:val="both"/>
-      </w:pPr>
-      <w:proofErr w:type="gramStart"/>
-      <w:r>
-        <w:rPr>
-          <w:rFonts w:cs="TimesNewRomanPSMT"/>
-        </w:rPr>
-        <w:t>d'une</w:t>
-      </w:r>
-      <w:proofErr w:type="gramEnd"/>
-      <w:r>
-        <w:rPr>
-          <w:rFonts w:cs="TimesNewRomanPSMT"/>
-        </w:rPr>
-        <w:t xml:space="preserve"> part,</w:t>
+      </w:pPr>
+      <w:r>
+        <w:rPr>
+          <w:rFonts w:cs="TimesNewRomanPSMT"/>
+        </w:rPr>
+        <w:t>d'une part,</w:t>
       </w:r>
     </w:p>
     <w:p>
@@ -607,19 +514,11 @@
       <w:pPr>
         <w:jc w:val="both"/>
       </w:pPr>
-      <w:proofErr w:type="gramStart"/>
-      <w:r>
-        <w:rPr>
-          <w:rFonts w:cs="TimesNewRomanPSMT"/>
-        </w:rPr>
-        <w:t>d'autre</w:t>
-      </w:r>
-      <w:proofErr w:type="gramEnd"/>
-      <w:r>
-        <w:rPr>
-          <w:rFonts w:cs="TimesNewRomanPSMT"/>
-        </w:rPr>
-        <w:t xml:space="preserve"> part,</w:t>
+      <w:r>
+        <w:rPr>
+          <w:rFonts w:cs="TimesNewRomanPSMT"/>
+        </w:rPr>
+        <w:t>d'autre part,</w:t>
       </w:r>
     </w:p>
     <w:p>
@@ -645,7 +544,6 @@
       </w:r>
       <w:bookmarkStart w:id="6" w:name="NomProgramme1"/>
       <w:bookmarkEnd w:id="6"/>
-      <w:proofErr w:type="gramStart"/>
       <w:r>
         <w:rPr>
           <w:rFonts w:cs="TimesNewRomanPSMT"/>
@@ -660,7 +558,6 @@
         <w:t>programme.nom</w:t>
       </w:r>
       <w:proofErr w:type="spellEnd"/>
-      <w:proofErr w:type="gramEnd"/>
       <w:r>
         <w:rPr>
           <w:rFonts w:cs="TimesNewRomanPSMT"/>
@@ -681,136 +578,51 @@
         <w:rPr>
           <w:rFonts w:cs="TimesNewRomanPSMT"/>
         </w:rPr>
-        <w:t>   </w:t>
-      </w:r>
-      <w:proofErr w:type="gramStart"/>
-      <w:r>
-        <w:rPr>
-          <w:rFonts w:cs="TimesNewRomanPSMT"/>
-        </w:rPr>
-        <w:t xml:space="preserve">{{ </w:t>
-      </w:r>
-      <w:proofErr w:type="spellStart"/>
-      <w:r>
-        <w:rPr>
-          <w:rFonts w:cs="TimesNewRomanPSMT"/>
-        </w:rPr>
-        <w:t>lot</w:t>
-      </w:r>
-      <w:proofErr w:type="gramEnd"/>
-      <w:r>
-        <w:rPr>
-          <w:rFonts w:cs="TimesNewRomanPSMT"/>
-        </w:rPr>
-        <w:t>.nb_</w:t>
-      </w:r>
-      <w:proofErr w:type="gramStart"/>
-      <w:r>
-        <w:rPr>
-          <w:rFonts w:cs="TimesNewRomanPSMT"/>
-        </w:rPr>
-        <w:t>logements</w:t>
-      </w:r>
-      <w:proofErr w:type="spellEnd"/>
-      <w:r>
-        <w:rPr>
-          <w:rFonts w:cs="TimesNewRomanPSMT"/>
-        </w:rPr>
-        <w:t xml:space="preserve"> }</w:t>
-      </w:r>
-      <w:proofErr w:type="gramEnd"/>
-      <w:r>
-        <w:rPr>
-          <w:rFonts w:cs="TimesNewRomanPSMT"/>
-        </w:rPr>
-        <w:t xml:space="preserve">} </w:t>
-      </w:r>
-      <w:proofErr w:type="gramStart"/>
-      <w:r>
-        <w:rPr>
-          <w:rFonts w:cs="TimesNewRomanPSMT"/>
-        </w:rPr>
-        <w:t xml:space="preserve">logement{{ </w:t>
-      </w:r>
-      <w:proofErr w:type="spellStart"/>
-      <w:r>
-        <w:rPr>
-          <w:rFonts w:cs="TimesNewRomanPSMT"/>
-        </w:rPr>
-        <w:t>lot</w:t>
-      </w:r>
-      <w:proofErr w:type="gramEnd"/>
-      <w:r>
-        <w:rPr>
-          <w:rFonts w:cs="TimesNewRomanPSMT"/>
-        </w:rPr>
-        <w:t>.nb_logements|</w:t>
-      </w:r>
-      <w:proofErr w:type="gramStart"/>
-      <w:r>
-        <w:rPr>
-          <w:rFonts w:cs="TimesNewRomanPSMT"/>
-        </w:rPr>
-        <w:t>pl</w:t>
-      </w:r>
-      <w:proofErr w:type="spellEnd"/>
-      <w:r>
-        <w:rPr>
-          <w:rFonts w:cs="TimesNewRomanPSMT"/>
-        </w:rPr>
-        <w:t xml:space="preserve"> }</w:t>
-      </w:r>
-      <w:proofErr w:type="gramEnd"/>
-      <w:r>
-        <w:rPr>
-          <w:rFonts w:cs="TimesNewRomanPSMT"/>
-        </w:rPr>
-        <w:t xml:space="preserve">} </w:t>
-      </w:r>
-      <w:proofErr w:type="gramStart"/>
-      <w:r>
-        <w:rPr>
-          <w:rFonts w:cs="TimesNewRomanPSMT"/>
-        </w:rPr>
-        <w:t xml:space="preserve">{{ </w:t>
-      </w:r>
-      <w:proofErr w:type="spellStart"/>
-      <w:r>
-        <w:rPr>
-          <w:rFonts w:cs="TimesNewRomanPSMT"/>
-        </w:rPr>
-        <w:t>lot</w:t>
-      </w:r>
-      <w:proofErr w:type="gramEnd"/>
-      <w:r>
-        <w:rPr>
-          <w:rFonts w:cs="TimesNewRomanPSMT"/>
-        </w:rPr>
-        <w:t>.</w:t>
-      </w:r>
-      <w:proofErr w:type="gramStart"/>
-      <w:r>
-        <w:rPr>
-          <w:rFonts w:cs="TimesNewRomanPSMT"/>
-        </w:rPr>
-        <w:t>financement</w:t>
-      </w:r>
-      <w:proofErr w:type="spellEnd"/>
-      <w:r>
-        <w:rPr>
-          <w:rFonts w:cs="TimesNewRomanPSMT"/>
-        </w:rPr>
-        <w:t xml:space="preserve"> }}{</w:t>
-      </w:r>
-      <w:proofErr w:type="gramEnd"/>
-      <w:r>
-        <w:rPr>
-          <w:rFonts w:cs="TimesNewRomanPSMT"/>
-        </w:rPr>
-        <w:t xml:space="preserve">% if not </w:t>
-      </w:r>
-      <w:proofErr w:type="spellStart"/>
-      <w:proofErr w:type="gramStart"/>
+        <w:t xml:space="preserve">   {{ </w:t>
+      </w:r>
+      <w:proofErr w:type="spellStart"/>
+      <w:r>
+        <w:rPr>
+          <w:rFonts w:cs="TimesNewRomanPSMT"/>
+        </w:rPr>
+        <w:t>lot.nb_logements</w:t>
+      </w:r>
+      <w:proofErr w:type="spellEnd"/>
+      <w:r>
+        <w:rPr>
+          <w:rFonts w:cs="TimesNewRomanPSMT"/>
+        </w:rPr>
+        <w:t xml:space="preserve"> }} logement{{ </w:t>
+      </w:r>
+      <w:proofErr w:type="spellStart"/>
+      <w:r>
+        <w:rPr>
+          <w:rFonts w:cs="TimesNewRomanPSMT"/>
+        </w:rPr>
+        <w:t>lot.nb_logements|pl</w:t>
+      </w:r>
+      <w:proofErr w:type="spellEnd"/>
+      <w:r>
+        <w:rPr>
+          <w:rFonts w:cs="TimesNewRomanPSMT"/>
+        </w:rPr>
+        <w:t xml:space="preserve"> }} {{ </w:t>
+      </w:r>
+      <w:proofErr w:type="spellStart"/>
+      <w:r>
+        <w:rPr>
+          <w:rFonts w:cs="TimesNewRomanPSMT"/>
+        </w:rPr>
+        <w:t>lot.financement</w:t>
+      </w:r>
+      <w:proofErr w:type="spellEnd"/>
+      <w:r>
+        <w:rPr>
+          <w:rFonts w:cs="TimesNewRomanPSMT"/>
+        </w:rPr>
+        <w:t xml:space="preserve"> }}{% if not </w:t>
+      </w:r>
+      <w:proofErr w:type="spellStart"/>
       <w:r>
         <w:rPr>
           <w:rFonts w:cs="TimesNewRomanPSMT"/>
@@ -818,26 +630,11 @@
         <w:t>loop.last</w:t>
       </w:r>
       <w:proofErr w:type="spellEnd"/>
-      <w:proofErr w:type="gramEnd"/>
-      <w:r>
-        <w:rPr>
-          <w:rFonts w:cs="TimesNewRomanPSMT"/>
-        </w:rPr>
-        <w:t xml:space="preserve"> %</w:t>
-      </w:r>
-      <w:proofErr w:type="gramStart"/>
-      <w:r>
-        <w:rPr>
-          <w:rFonts w:cs="TimesNewRomanPSMT"/>
-        </w:rPr>
-        <w:t>},{</w:t>
-      </w:r>
-      <w:proofErr w:type="gramEnd"/>
-      <w:r>
-        <w:rPr>
-          <w:rFonts w:cs="TimesNewRomanPSMT"/>
-        </w:rPr>
-        <w:t xml:space="preserve">% </w:t>
+      <w:r>
+        <w:rPr>
+          <w:rFonts w:cs="TimesNewRomanPSMT"/>
+        </w:rPr>
+        <w:t xml:space="preserve"> %},{% </w:t>
       </w:r>
       <w:proofErr w:type="spellStart"/>
       <w:r>
@@ -851,28 +648,14 @@
         <w:rPr>
           <w:rFonts w:cs="TimesNewRomanPSMT"/>
         </w:rPr>
-        <w:t xml:space="preserve"> </w:t>
-      </w:r>
-      <w:proofErr w:type="gramStart"/>
-      <w:r>
-        <w:rPr>
-          <w:rFonts w:cs="TimesNewRomanPSMT"/>
-        </w:rPr>
-        <w:t>%}</w:t>
+        <w:t xml:space="preserve"> %}</w:t>
       </w:r>
       <w:bookmarkStart w:id="8" w:name="_Hlk213428498"/>
       <w:r>
         <w:rPr>
           <w:rFonts w:cs="TimesNewRomanPSMT"/>
         </w:rPr>
-        <w:t>{</w:t>
-      </w:r>
-      <w:proofErr w:type="gramEnd"/>
-      <w:r>
-        <w:rPr>
-          <w:rFonts w:cs="TimesNewRomanPSMT"/>
-        </w:rPr>
-        <w:t xml:space="preserve">% </w:t>
+        <w:t xml:space="preserve">{% </w:t>
       </w:r>
       <w:proofErr w:type="spellStart"/>
       <w:r>
@@ -900,84 +683,28 @@
         <w:rPr>
           <w:rFonts w:cs="TimesNewRomanPSMT"/>
         </w:rPr>
-        <w:t>adresse|inline_text_</w:t>
-      </w:r>
-      <w:proofErr w:type="gramStart"/>
-      <w:r>
-        <w:rPr>
-          <w:rFonts w:cs="TimesNewRomanPSMT"/>
-        </w:rPr>
-        <w:t>multiline</w:t>
-      </w:r>
-      <w:proofErr w:type="spellEnd"/>
-      <w:r>
-        <w:rPr>
-          <w:rFonts w:cs="TimesNewRomanPSMT"/>
-        </w:rPr>
-        <w:t xml:space="preserve"> }</w:t>
-      </w:r>
-      <w:proofErr w:type="gramEnd"/>
-      <w:r>
-        <w:rPr>
-          <w:rFonts w:cs="TimesNewRomanPSMT"/>
-        </w:rPr>
-        <w:t>} à {{</w:t>
-      </w:r>
-      <w:proofErr w:type="spellStart"/>
-      <w:r>
-        <w:rPr>
-          <w:rFonts w:cs="TimesNewRomanPSMT"/>
-        </w:rPr>
-        <w:t>code_</w:t>
-      </w:r>
-      <w:proofErr w:type="gramStart"/>
-      <w:r>
-        <w:rPr>
-          <w:rFonts w:cs="TimesNewRomanPSMT"/>
-        </w:rPr>
-        <w:t>postal</w:t>
-      </w:r>
-      <w:proofErr w:type="spellEnd"/>
-      <w:r>
-        <w:rPr>
-          <w:rFonts w:cs="TimesNewRomanPSMT"/>
-        </w:rPr>
-        <w:t xml:space="preserve"> }</w:t>
-      </w:r>
-      <w:proofErr w:type="gramEnd"/>
-      <w:r>
-        <w:rPr>
-          <w:rFonts w:cs="TimesNewRomanPSMT"/>
-        </w:rPr>
-        <w:t>}</w:t>
-      </w:r>
-      <w:proofErr w:type="gramStart"/>
-      <w:r>
-        <w:rPr>
-          <w:rFonts w:cs="TimesNewRomanPSMT"/>
-        </w:rPr>
-        <w:t>,  {</w:t>
-      </w:r>
-      <w:proofErr w:type="gramEnd"/>
-      <w:r>
-        <w:rPr>
-          <w:rFonts w:cs="TimesNewRomanPSMT"/>
-        </w:rPr>
-        <w:t>{</w:t>
-      </w:r>
-      <w:proofErr w:type="gramStart"/>
-      <w:r>
-        <w:rPr>
-          <w:rFonts w:cs="TimesNewRomanPSMT"/>
-        </w:rPr>
-        <w:t>ville }</w:t>
-      </w:r>
-      <w:proofErr w:type="gramEnd"/>
-      <w:r>
-        <w:rPr>
-          <w:rFonts w:cs="TimesNewRomanPSMT"/>
-        </w:rPr>
-        <w:t>}</w:t>
+        <w:t>adresse|inline_text_multiline</w:t>
+      </w:r>
+      <w:proofErr w:type="spellEnd"/>
+      <w:r>
+        <w:rPr>
+          <w:rFonts w:cs="TimesNewRomanPSMT"/>
+        </w:rPr>
+        <w:t xml:space="preserve"> }} à {{</w:t>
+      </w:r>
+      <w:proofErr w:type="spellStart"/>
+      <w:r>
+        <w:rPr>
+          <w:rFonts w:cs="TimesNewRomanPSMT"/>
+        </w:rPr>
+        <w:t>code_postal</w:t>
+      </w:r>
+      <w:proofErr w:type="spellEnd"/>
+      <w:r>
+        <w:rPr>
+          <w:rFonts w:cs="TimesNewRomanPSMT"/>
+        </w:rPr>
+        <w:t xml:space="preserve"> }},  {{ville }}</w:t>
       </w:r>
       <w:r>
         <w:rPr>
@@ -1006,19 +733,11 @@
       <w:pPr>
         <w:jc w:val="both"/>
       </w:pPr>
-      <w:proofErr w:type="gramStart"/>
-      <w:r>
-        <w:rPr>
-          <w:rFonts w:cs="TimesNewRomanPSMT"/>
-        </w:rPr>
-        <w:t>sont</w:t>
-      </w:r>
-      <w:proofErr w:type="gramEnd"/>
-      <w:r>
-        <w:rPr>
-          <w:rFonts w:cs="TimesNewRomanPSMT"/>
-        </w:rPr>
-        <w:t xml:space="preserve"> convenus de ce qui suit :</w:t>
+      <w:r>
+        <w:rPr>
+          <w:rFonts w:cs="TimesNewRomanPSMT"/>
+        </w:rPr>
+        <w:t>sont convenus de ce qui suit :</w:t>
       </w:r>
     </w:p>
     <w:p>
@@ -1084,21 +803,7 @@
         <w:rPr>
           <w:rFonts w:cs="TimesNewRomanPSMT"/>
         </w:rPr>
-        <w:t xml:space="preserve"> </w:t>
-      </w:r>
-      <w:proofErr w:type="gramStart"/>
-      <w:r>
-        <w:rPr>
-          <w:rFonts w:cs="TimesNewRomanPSMT"/>
-        </w:rPr>
-        <w:t>%}Modification</w:t>
-      </w:r>
-      <w:proofErr w:type="gramEnd"/>
-      <w:r>
-        <w:rPr>
-          <w:rFonts w:cs="TimesNewRomanPSMT"/>
-        </w:rPr>
-        <w:t xml:space="preserve"> du bailleur</w:t>
+        <w:t xml:space="preserve"> %}Modification du bailleur</w:t>
       </w:r>
     </w:p>
     <w:p>
@@ -1120,21 +825,7 @@
         <w:rPr>
           <w:rFonts w:cs="TimesNewRomanPSMT"/>
         </w:rPr>
-        <w:t xml:space="preserve"> </w:t>
-      </w:r>
-      <w:proofErr w:type="gramStart"/>
-      <w:r>
-        <w:rPr>
-          <w:rFonts w:cs="TimesNewRomanPSMT"/>
-        </w:rPr>
-        <w:t>%}{</w:t>
-      </w:r>
-      <w:proofErr w:type="gramEnd"/>
-      <w:r>
-        <w:rPr>
-          <w:rFonts w:cs="TimesNewRomanPSMT"/>
-        </w:rPr>
-        <w:t xml:space="preserve">% if </w:t>
+        <w:t xml:space="preserve"> %}{% if </w:t>
       </w:r>
       <w:proofErr w:type="spellStart"/>
       <w:r>
@@ -1148,21 +839,7 @@
         <w:rPr>
           <w:rFonts w:cs="TimesNewRomanPSMT"/>
         </w:rPr>
-        <w:t xml:space="preserve"> </w:t>
-      </w:r>
-      <w:proofErr w:type="gramStart"/>
-      <w:r>
-        <w:rPr>
-          <w:rFonts w:cs="TimesNewRomanPSMT"/>
-        </w:rPr>
-        <w:t>%}Modification</w:t>
-      </w:r>
-      <w:proofErr w:type="gramEnd"/>
-      <w:r>
-        <w:rPr>
-          <w:rFonts w:cs="TimesNewRomanPSMT"/>
-        </w:rPr>
-        <w:t xml:space="preserve"> de l’opération</w:t>
+        <w:t xml:space="preserve"> %}Modification de l’opération</w:t>
       </w:r>
     </w:p>
     <w:p>
@@ -1189,21 +866,7 @@
         <w:rPr>
           <w:rFonts w:cs="TimesNewRomanPSMT"/>
         </w:rPr>
-        <w:t xml:space="preserve"> </w:t>
-      </w:r>
-      <w:proofErr w:type="gramStart"/>
-      <w:r>
-        <w:rPr>
-          <w:rFonts w:cs="TimesNewRomanPSMT"/>
-        </w:rPr>
-        <w:t>%}{</w:t>
-      </w:r>
-      <w:proofErr w:type="gramEnd"/>
-      <w:r>
-        <w:rPr>
-          <w:rFonts w:cs="TimesNewRomanPSMT"/>
-        </w:rPr>
-        <w:t xml:space="preserve">% if </w:t>
+        <w:t xml:space="preserve"> %}{% if </w:t>
       </w:r>
       <w:proofErr w:type="spellStart"/>
       <w:r>
@@ -1217,21 +880,7 @@
         <w:rPr>
           <w:rFonts w:cs="TimesNewRomanPSMT"/>
         </w:rPr>
-        <w:t xml:space="preserve"> </w:t>
-      </w:r>
-      <w:proofErr w:type="gramStart"/>
-      <w:r>
-        <w:rPr>
-          <w:rFonts w:cs="TimesNewRomanPSMT"/>
-        </w:rPr>
-        <w:t>%}Modification</w:t>
-      </w:r>
-      <w:proofErr w:type="gramEnd"/>
-      <w:r>
-        <w:rPr>
-          <w:rFonts w:cs="TimesNewRomanPSMT"/>
-        </w:rPr>
-        <w:t xml:space="preserve"> du programme</w:t>
+        <w:t xml:space="preserve"> %}Modification du programme</w:t>
       </w:r>
     </w:p>
     <w:p>
@@ -1253,21 +902,7 @@
         <w:rPr>
           <w:rFonts w:cs="TimesNewRomanPSMT"/>
         </w:rPr>
-        <w:t xml:space="preserve"> </w:t>
-      </w:r>
-      <w:proofErr w:type="gramStart"/>
-      <w:r>
-        <w:rPr>
-          <w:rFonts w:cs="TimesNewRomanPSMT"/>
-        </w:rPr>
-        <w:t>%}{</w:t>
-      </w:r>
-      <w:proofErr w:type="gramEnd"/>
-      <w:r>
-        <w:rPr>
-          <w:rFonts w:cs="TimesNewRomanPSMT"/>
-        </w:rPr>
-        <w:t xml:space="preserve">% if </w:t>
+        <w:t xml:space="preserve"> %}{% if </w:t>
       </w:r>
       <w:proofErr w:type="spellStart"/>
       <w:r>
@@ -1281,21 +916,7 @@
         <w:rPr>
           <w:rFonts w:cs="TimesNewRomanPSMT"/>
         </w:rPr>
-        <w:t xml:space="preserve"> </w:t>
-      </w:r>
-      <w:proofErr w:type="gramStart"/>
-      <w:r>
-        <w:rPr>
-          <w:rFonts w:cs="TimesNewRomanPSMT"/>
-        </w:rPr>
-        <w:t>%}Modification</w:t>
-      </w:r>
-      <w:proofErr w:type="gramEnd"/>
-      <w:r>
-        <w:rPr>
-          <w:rFonts w:cs="TimesNewRomanPSMT"/>
-        </w:rPr>
-        <w:t xml:space="preserve"> d</w:t>
+        <w:t xml:space="preserve"> %}Modification d</w:t>
       </w:r>
       <w:r>
         <w:rPr>
@@ -1328,27 +949,13 @@
         <w:rPr>
           <w:rFonts w:cs="TimesNewRomanPSMT"/>
         </w:rPr>
-        <w:t xml:space="preserve"> </w:t>
-      </w:r>
-      <w:proofErr w:type="gramStart"/>
-      <w:r>
-        <w:rPr>
-          <w:rFonts w:cs="TimesNewRomanPSMT"/>
-        </w:rPr>
-        <w:t>%}</w:t>
-      </w:r>
-      <w:r>
-        <w:rPr>
-          <w:rFonts w:cs="TimesNewRomanPSMT"/>
-        </w:rPr>
-        <w:t>{</w:t>
-      </w:r>
-      <w:proofErr w:type="gramEnd"/>
-      <w:r>
-        <w:rPr>
-          <w:rFonts w:cs="TimesNewRomanPSMT"/>
-        </w:rPr>
-        <w:t xml:space="preserve">% if </w:t>
+        <w:t xml:space="preserve"> %}</w:t>
+      </w:r>
+      <w:r>
+        <w:rPr>
+          <w:rFonts w:cs="TimesNewRomanPSMT"/>
+        </w:rPr>
+        <w:t xml:space="preserve">{% if </w:t>
       </w:r>
       <w:proofErr w:type="spellStart"/>
       <w:r>
@@ -1362,21 +969,7 @@
         <w:rPr>
           <w:rFonts w:cs="TimesNewRomanPSMT"/>
         </w:rPr>
-        <w:t xml:space="preserve"> </w:t>
-      </w:r>
-      <w:proofErr w:type="gramStart"/>
-      <w:r>
-        <w:rPr>
-          <w:rFonts w:cs="TimesNewRomanPSMT"/>
-        </w:rPr>
-        <w:t>%}Modification</w:t>
-      </w:r>
-      <w:proofErr w:type="gramEnd"/>
-      <w:r>
-        <w:rPr>
-          <w:rFonts w:cs="TimesNewRomanPSMT"/>
-        </w:rPr>
-        <w:t xml:space="preserve"> de </w:t>
+        <w:t xml:space="preserve"> %}Modification de </w:t>
       </w:r>
       <w:r>
         <w:rPr>
@@ -1404,21 +997,7 @@
         <w:rPr>
           <w:rFonts w:cs="TimesNewRomanPSMT"/>
         </w:rPr>
-        <w:t xml:space="preserve"> </w:t>
-      </w:r>
-      <w:proofErr w:type="gramStart"/>
-      <w:r>
-        <w:rPr>
-          <w:rFonts w:cs="TimesNewRomanPSMT"/>
-        </w:rPr>
-        <w:t>%}{</w:t>
-      </w:r>
-      <w:proofErr w:type="gramEnd"/>
-      <w:r>
-        <w:rPr>
-          <w:rFonts w:cs="TimesNewRomanPSMT"/>
-        </w:rPr>
-        <w:t xml:space="preserve">% if </w:t>
+        <w:t xml:space="preserve"> %}{% if </w:t>
       </w:r>
       <w:proofErr w:type="spellStart"/>
       <w:r>
@@ -1432,21 +1011,7 @@
         <w:rPr>
           <w:rFonts w:cs="TimesNewRomanPSMT"/>
         </w:rPr>
-        <w:t xml:space="preserve"> </w:t>
-      </w:r>
-      <w:proofErr w:type="gramStart"/>
-      <w:r>
-        <w:rPr>
-          <w:rFonts w:cs="TimesNewRomanPSMT"/>
-        </w:rPr>
-        <w:t>%}Modification</w:t>
-      </w:r>
-      <w:proofErr w:type="gramEnd"/>
-      <w:r>
-        <w:rPr>
-          <w:rFonts w:cs="TimesNewRomanPSMT"/>
-        </w:rPr>
-        <w:t xml:space="preserve"> de la durée de la convention et du financement</w:t>
+        <w:t xml:space="preserve"> %}Modification de la durée de la convention et du financement</w:t>
       </w:r>
     </w:p>
     <w:p>
@@ -1473,27 +1038,13 @@
         <w:rPr>
           <w:rFonts w:cs="TimesNewRomanPSMT"/>
         </w:rPr>
-        <w:t xml:space="preserve"> </w:t>
-      </w:r>
-      <w:proofErr w:type="gramStart"/>
-      <w:r>
-        <w:rPr>
-          <w:rFonts w:cs="TimesNewRomanPSMT"/>
-        </w:rPr>
-        <w:t>%}</w:t>
-      </w:r>
-      <w:r>
-        <w:rPr>
-          <w:rFonts w:cs="TimesNewRomanPSMT"/>
-        </w:rPr>
-        <w:t>{</w:t>
-      </w:r>
-      <w:proofErr w:type="gramEnd"/>
-      <w:r>
-        <w:rPr>
-          <w:rFonts w:cs="TimesNewRomanPSMT"/>
-        </w:rPr>
-        <w:t xml:space="preserve">% if </w:t>
+        <w:t xml:space="preserve"> %}</w:t>
+      </w:r>
+      <w:r>
+        <w:rPr>
+          <w:rFonts w:cs="TimesNewRomanPSMT"/>
+        </w:rPr>
+        <w:t xml:space="preserve">{% if </w:t>
       </w:r>
       <w:proofErr w:type="spellStart"/>
       <w:r>
@@ -1507,21 +1058,7 @@
         <w:rPr>
           <w:rFonts w:cs="TimesNewRomanPSMT"/>
         </w:rPr>
-        <w:t xml:space="preserve"> </w:t>
-      </w:r>
-      <w:proofErr w:type="gramStart"/>
-      <w:r>
-        <w:rPr>
-          <w:rFonts w:cs="TimesNewRomanPSMT"/>
-        </w:rPr>
-        <w:t>%}Modification</w:t>
-      </w:r>
-      <w:proofErr w:type="gramEnd"/>
-      <w:r>
-        <w:rPr>
-          <w:rFonts w:cs="TimesNewRomanPSMT"/>
-        </w:rPr>
-        <w:t xml:space="preserve"> des stationnements</w:t>
+        <w:t xml:space="preserve"> %}Modification des stationnements</w:t>
       </w:r>
     </w:p>
     <w:p>
@@ -2001,7 +1538,6 @@
         </w:rPr>
         <w:t xml:space="preserve">L'opération </w:t>
       </w:r>
-      <w:proofErr w:type="gramStart"/>
       <w:r>
         <w:rPr>
           <w:rFonts w:cs="TimesNewRomanPSMT"/>
@@ -2016,7 +1552,6 @@
         <w:t>programme.nom</w:t>
       </w:r>
       <w:proofErr w:type="spellEnd"/>
-      <w:proofErr w:type="gramEnd"/>
       <w:r>
         <w:rPr>
           <w:rFonts w:cs="TimesNewRomanPSMT"/>
@@ -2029,136 +1564,51 @@
         <w:rPr>
           <w:rFonts w:cs="TimesNewRomanPSMT"/>
         </w:rPr>
-        <w:t>   </w:t>
-      </w:r>
-      <w:proofErr w:type="gramStart"/>
-      <w:r>
-        <w:rPr>
-          <w:rFonts w:cs="TimesNewRomanPSMT"/>
-        </w:rPr>
-        <w:t xml:space="preserve">{{ </w:t>
-      </w:r>
-      <w:proofErr w:type="spellStart"/>
-      <w:r>
-        <w:rPr>
-          <w:rFonts w:cs="TimesNewRomanPSMT"/>
-        </w:rPr>
-        <w:t>lot</w:t>
-      </w:r>
-      <w:proofErr w:type="gramEnd"/>
-      <w:r>
-        <w:rPr>
-          <w:rFonts w:cs="TimesNewRomanPSMT"/>
-        </w:rPr>
-        <w:t>.nb_</w:t>
-      </w:r>
-      <w:proofErr w:type="gramStart"/>
-      <w:r>
-        <w:rPr>
-          <w:rFonts w:cs="TimesNewRomanPSMT"/>
-        </w:rPr>
-        <w:t>logements</w:t>
-      </w:r>
-      <w:proofErr w:type="spellEnd"/>
-      <w:r>
-        <w:rPr>
-          <w:rFonts w:cs="TimesNewRomanPSMT"/>
-        </w:rPr>
-        <w:t xml:space="preserve"> }</w:t>
-      </w:r>
-      <w:proofErr w:type="gramEnd"/>
-      <w:r>
-        <w:rPr>
-          <w:rFonts w:cs="TimesNewRomanPSMT"/>
-        </w:rPr>
-        <w:t xml:space="preserve">} </w:t>
-      </w:r>
-      <w:proofErr w:type="gramStart"/>
-      <w:r>
-        <w:rPr>
-          <w:rFonts w:cs="TimesNewRomanPSMT"/>
-        </w:rPr>
-        <w:t xml:space="preserve">logement{{ </w:t>
-      </w:r>
-      <w:proofErr w:type="spellStart"/>
-      <w:r>
-        <w:rPr>
-          <w:rFonts w:cs="TimesNewRomanPSMT"/>
-        </w:rPr>
-        <w:t>lot</w:t>
-      </w:r>
-      <w:proofErr w:type="gramEnd"/>
-      <w:r>
-        <w:rPr>
-          <w:rFonts w:cs="TimesNewRomanPSMT"/>
-        </w:rPr>
-        <w:t>.nb_logements|</w:t>
-      </w:r>
-      <w:proofErr w:type="gramStart"/>
-      <w:r>
-        <w:rPr>
-          <w:rFonts w:cs="TimesNewRomanPSMT"/>
-        </w:rPr>
-        <w:t>pl</w:t>
-      </w:r>
-      <w:proofErr w:type="spellEnd"/>
-      <w:r>
-        <w:rPr>
-          <w:rFonts w:cs="TimesNewRomanPSMT"/>
-        </w:rPr>
-        <w:t xml:space="preserve"> }</w:t>
-      </w:r>
-      <w:proofErr w:type="gramEnd"/>
-      <w:r>
-        <w:rPr>
-          <w:rFonts w:cs="TimesNewRomanPSMT"/>
-        </w:rPr>
-        <w:t xml:space="preserve">} </w:t>
-      </w:r>
-      <w:proofErr w:type="gramStart"/>
-      <w:r>
-        <w:rPr>
-          <w:rFonts w:cs="TimesNewRomanPSMT"/>
-        </w:rPr>
-        <w:t xml:space="preserve">{{ </w:t>
-      </w:r>
-      <w:proofErr w:type="spellStart"/>
-      <w:r>
-        <w:rPr>
-          <w:rFonts w:cs="TimesNewRomanPSMT"/>
-        </w:rPr>
-        <w:t>lot</w:t>
-      </w:r>
-      <w:proofErr w:type="gramEnd"/>
-      <w:r>
-        <w:rPr>
-          <w:rFonts w:cs="TimesNewRomanPSMT"/>
-        </w:rPr>
-        <w:t>.</w:t>
-      </w:r>
-      <w:proofErr w:type="gramStart"/>
-      <w:r>
-        <w:rPr>
-          <w:rFonts w:cs="TimesNewRomanPSMT"/>
-        </w:rPr>
-        <w:t>financement</w:t>
-      </w:r>
-      <w:proofErr w:type="spellEnd"/>
-      <w:r>
-        <w:rPr>
-          <w:rFonts w:cs="TimesNewRomanPSMT"/>
-        </w:rPr>
-        <w:t xml:space="preserve"> }}{</w:t>
-      </w:r>
-      <w:proofErr w:type="gramEnd"/>
-      <w:r>
-        <w:rPr>
-          <w:rFonts w:cs="TimesNewRomanPSMT"/>
-        </w:rPr>
-        <w:t xml:space="preserve">% if not </w:t>
-      </w:r>
-      <w:proofErr w:type="spellStart"/>
-      <w:proofErr w:type="gramStart"/>
+        <w:t xml:space="preserve">   {{ </w:t>
+      </w:r>
+      <w:proofErr w:type="spellStart"/>
+      <w:r>
+        <w:rPr>
+          <w:rFonts w:cs="TimesNewRomanPSMT"/>
+        </w:rPr>
+        <w:t>lot.nb_logements</w:t>
+      </w:r>
+      <w:proofErr w:type="spellEnd"/>
+      <w:r>
+        <w:rPr>
+          <w:rFonts w:cs="TimesNewRomanPSMT"/>
+        </w:rPr>
+        <w:t xml:space="preserve"> }} logement{{ </w:t>
+      </w:r>
+      <w:proofErr w:type="spellStart"/>
+      <w:r>
+        <w:rPr>
+          <w:rFonts w:cs="TimesNewRomanPSMT"/>
+        </w:rPr>
+        <w:t>lot.nb_logements|pl</w:t>
+      </w:r>
+      <w:proofErr w:type="spellEnd"/>
+      <w:r>
+        <w:rPr>
+          <w:rFonts w:cs="TimesNewRomanPSMT"/>
+        </w:rPr>
+        <w:t xml:space="preserve"> }} {{ </w:t>
+      </w:r>
+      <w:proofErr w:type="spellStart"/>
+      <w:r>
+        <w:rPr>
+          <w:rFonts w:cs="TimesNewRomanPSMT"/>
+        </w:rPr>
+        <w:t>lot.financement</w:t>
+      </w:r>
+      <w:proofErr w:type="spellEnd"/>
+      <w:r>
+        <w:rPr>
+          <w:rFonts w:cs="TimesNewRomanPSMT"/>
+        </w:rPr>
+        <w:t xml:space="preserve"> }}{% if not </w:t>
+      </w:r>
+      <w:proofErr w:type="spellStart"/>
       <w:r>
         <w:rPr>
           <w:rFonts w:cs="TimesNewRomanPSMT"/>
@@ -2166,26 +1616,11 @@
         <w:t>loop.last</w:t>
       </w:r>
       <w:proofErr w:type="spellEnd"/>
-      <w:proofErr w:type="gramEnd"/>
-      <w:r>
-        <w:rPr>
-          <w:rFonts w:cs="TimesNewRomanPSMT"/>
-        </w:rPr>
-        <w:t xml:space="preserve"> %</w:t>
-      </w:r>
-      <w:proofErr w:type="gramStart"/>
-      <w:r>
-        <w:rPr>
-          <w:rFonts w:cs="TimesNewRomanPSMT"/>
-        </w:rPr>
-        <w:t>},{</w:t>
-      </w:r>
-      <w:proofErr w:type="gramEnd"/>
-      <w:r>
-        <w:rPr>
-          <w:rFonts w:cs="TimesNewRomanPSMT"/>
-        </w:rPr>
-        <w:t xml:space="preserve">% </w:t>
+      <w:r>
+        <w:rPr>
+          <w:rFonts w:cs="TimesNewRomanPSMT"/>
+        </w:rPr>
+        <w:t xml:space="preserve"> %},{% </w:t>
       </w:r>
       <w:proofErr w:type="spellStart"/>
       <w:r>
@@ -2199,21 +1634,7 @@
         <w:rPr>
           <w:rFonts w:cs="TimesNewRomanPSMT"/>
         </w:rPr>
-        <w:t xml:space="preserve"> </w:t>
-      </w:r>
-      <w:proofErr w:type="gramStart"/>
-      <w:r>
-        <w:rPr>
-          <w:rFonts w:cs="TimesNewRomanPSMT"/>
-        </w:rPr>
-        <w:t>%}{</w:t>
-      </w:r>
-      <w:proofErr w:type="gramEnd"/>
-      <w:r>
-        <w:rPr>
-          <w:rFonts w:cs="TimesNewRomanPSMT"/>
-        </w:rPr>
-        <w:t xml:space="preserve">% </w:t>
+        <w:t xml:space="preserve"> %}{% </w:t>
       </w:r>
       <w:proofErr w:type="spellStart"/>
       <w:r>
@@ -2234,84 +1655,28 @@
         <w:rPr>
           <w:rFonts w:cs="TimesNewRomanPSMT"/>
         </w:rPr>
-        <w:t>adresse|inline_text_</w:t>
-      </w:r>
-      <w:proofErr w:type="gramStart"/>
-      <w:r>
-        <w:rPr>
-          <w:rFonts w:cs="TimesNewRomanPSMT"/>
-        </w:rPr>
-        <w:t>multiline</w:t>
-      </w:r>
-      <w:proofErr w:type="spellEnd"/>
-      <w:r>
-        <w:rPr>
-          <w:rFonts w:cs="TimesNewRomanPSMT"/>
-        </w:rPr>
-        <w:t xml:space="preserve"> }</w:t>
-      </w:r>
-      <w:proofErr w:type="gramEnd"/>
-      <w:r>
-        <w:rPr>
-          <w:rFonts w:cs="TimesNewRomanPSMT"/>
-        </w:rPr>
-        <w:t>} à {{</w:t>
-      </w:r>
-      <w:proofErr w:type="spellStart"/>
-      <w:r>
-        <w:rPr>
-          <w:rFonts w:cs="TimesNewRomanPSMT"/>
-        </w:rPr>
-        <w:t>code_</w:t>
-      </w:r>
-      <w:proofErr w:type="gramStart"/>
-      <w:r>
-        <w:rPr>
-          <w:rFonts w:cs="TimesNewRomanPSMT"/>
-        </w:rPr>
-        <w:t>postal</w:t>
-      </w:r>
-      <w:proofErr w:type="spellEnd"/>
-      <w:r>
-        <w:rPr>
-          <w:rFonts w:cs="TimesNewRomanPSMT"/>
-        </w:rPr>
-        <w:t xml:space="preserve"> }</w:t>
-      </w:r>
-      <w:proofErr w:type="gramEnd"/>
-      <w:r>
-        <w:rPr>
-          <w:rFonts w:cs="TimesNewRomanPSMT"/>
-        </w:rPr>
-        <w:t>}</w:t>
-      </w:r>
-      <w:proofErr w:type="gramStart"/>
-      <w:r>
-        <w:rPr>
-          <w:rFonts w:cs="TimesNewRomanPSMT"/>
-        </w:rPr>
-        <w:t>,  {</w:t>
-      </w:r>
-      <w:proofErr w:type="gramEnd"/>
-      <w:r>
-        <w:rPr>
-          <w:rFonts w:cs="TimesNewRomanPSMT"/>
-        </w:rPr>
-        <w:t>{</w:t>
-      </w:r>
-      <w:proofErr w:type="gramStart"/>
-      <w:r>
-        <w:rPr>
-          <w:rFonts w:cs="TimesNewRomanPSMT"/>
-        </w:rPr>
-        <w:t>ville }</w:t>
-      </w:r>
-      <w:proofErr w:type="gramEnd"/>
-      <w:r>
-        <w:rPr>
-          <w:rFonts w:cs="TimesNewRomanPSMT"/>
-        </w:rPr>
-        <w:t>}</w:t>
+        <w:t>adresse|inline_text_multiline</w:t>
+      </w:r>
+      <w:proofErr w:type="spellEnd"/>
+      <w:r>
+        <w:rPr>
+          <w:rFonts w:cs="TimesNewRomanPSMT"/>
+        </w:rPr>
+        <w:t xml:space="preserve"> }} à {{</w:t>
+      </w:r>
+      <w:proofErr w:type="spellStart"/>
+      <w:r>
+        <w:rPr>
+          <w:rFonts w:cs="TimesNewRomanPSMT"/>
+        </w:rPr>
+        <w:t>code_postal</w:t>
+      </w:r>
+      <w:proofErr w:type="spellEnd"/>
+      <w:r>
+        <w:rPr>
+          <w:rFonts w:cs="TimesNewRomanPSMT"/>
+        </w:rPr>
+        <w:t xml:space="preserve"> }},  {{ville }}</w:t>
       </w:r>
       <w:r>
         <w:rPr>
@@ -2434,7 +1799,6 @@
       </w:r>
       <w:bookmarkStart w:id="9" w:name="Vendeur"/>
       <w:bookmarkEnd w:id="9"/>
-      <w:proofErr w:type="gramStart"/>
       <w:r>
         <w:rPr>
           <w:rFonts w:cs="TimesNewRomanPSMT"/>
@@ -2446,35 +1810,14 @@
         <w:rPr>
           <w:rFonts w:cs="TimesNewRomanPSMT"/>
         </w:rPr>
-        <w:t>programme</w:t>
-      </w:r>
-      <w:proofErr w:type="gramEnd"/>
-      <w:r>
-        <w:rPr>
-          <w:rFonts w:cs="TimesNewRomanPSMT"/>
-        </w:rPr>
-        <w:t>.vendeur_</w:t>
-      </w:r>
-      <w:proofErr w:type="gramStart"/>
-      <w:r>
-        <w:rPr>
-          <w:rFonts w:cs="TimesNewRomanPSMT"/>
-        </w:rPr>
-        <w:t>text</w:t>
-      </w:r>
-      <w:proofErr w:type="spellEnd"/>
-      <w:r>
-        <w:rPr>
-          <w:rFonts w:cs="TimesNewRomanPSMT"/>
-        </w:rPr>
-        <w:t>()  }</w:t>
-      </w:r>
-      <w:proofErr w:type="gramEnd"/>
-      <w:r>
-        <w:rPr>
-          <w:rFonts w:cs="TimesNewRomanPSMT"/>
-        </w:rPr>
-        <w:t>}</w:t>
+        <w:t>programme.vendeur_text</w:t>
+      </w:r>
+      <w:proofErr w:type="spellEnd"/>
+      <w:r>
+        <w:rPr>
+          <w:rFonts w:cs="TimesNewRomanPSMT"/>
+        </w:rPr>
+        <w:t>()  }}</w:t>
       </w:r>
     </w:p>
     <w:p>
@@ -2558,7 +1901,6 @@
       </w:r>
       <w:bookmarkStart w:id="10" w:name="Acquereur"/>
       <w:bookmarkEnd w:id="10"/>
-      <w:proofErr w:type="gramStart"/>
       <w:r>
         <w:rPr>
           <w:rFonts w:cs="TimesNewRomanPSMT"/>
@@ -2570,35 +1912,14 @@
         <w:rPr>
           <w:rFonts w:cs="TimesNewRomanPSMT"/>
         </w:rPr>
-        <w:t>programme</w:t>
-      </w:r>
-      <w:proofErr w:type="gramEnd"/>
-      <w:r>
-        <w:rPr>
-          <w:rFonts w:cs="TimesNewRomanPSMT"/>
-        </w:rPr>
-        <w:t>.acquereur_</w:t>
-      </w:r>
-      <w:proofErr w:type="gramStart"/>
-      <w:r>
-        <w:rPr>
-          <w:rFonts w:cs="TimesNewRomanPSMT"/>
-        </w:rPr>
-        <w:t>text</w:t>
-      </w:r>
-      <w:proofErr w:type="spellEnd"/>
-      <w:r>
-        <w:rPr>
-          <w:rFonts w:cs="TimesNewRomanPSMT"/>
-        </w:rPr>
-        <w:t>() }</w:t>
-      </w:r>
-      <w:proofErr w:type="gramEnd"/>
-      <w:r>
-        <w:rPr>
-          <w:rFonts w:cs="TimesNewRomanPSMT"/>
-        </w:rPr>
-        <w:t>}</w:t>
+        <w:t>programme.acquereur_text</w:t>
+      </w:r>
+      <w:proofErr w:type="spellEnd"/>
+      <w:r>
+        <w:rPr>
+          <w:rFonts w:cs="TimesNewRomanPSMT"/>
+        </w:rPr>
+        <w:t>() }}</w:t>
       </w:r>
     </w:p>
     <w:p>
@@ -2680,7 +2001,6 @@
       </w:r>
       <w:bookmarkStart w:id="11" w:name="ActeNotaire"/>
       <w:bookmarkEnd w:id="11"/>
-      <w:proofErr w:type="gramStart"/>
       <w:r>
         <w:rPr>
           <w:rFonts w:cs="TimesNewRomanPSMT"/>
@@ -2692,35 +2012,14 @@
         <w:rPr>
           <w:rFonts w:cs="TimesNewRomanPSMT"/>
         </w:rPr>
-        <w:t>programme</w:t>
-      </w:r>
-      <w:proofErr w:type="gramEnd"/>
-      <w:r>
-        <w:rPr>
-          <w:rFonts w:cs="TimesNewRomanPSMT"/>
-        </w:rPr>
-        <w:t>.date_acte_notarie|</w:t>
-      </w:r>
-      <w:proofErr w:type="gramStart"/>
-      <w:r>
-        <w:rPr>
-          <w:rFonts w:cs="TimesNewRomanPSMT"/>
-        </w:rPr>
-        <w:t>d</w:t>
-      </w:r>
-      <w:proofErr w:type="spellEnd"/>
-      <w:r>
-        <w:rPr>
-          <w:rFonts w:cs="TimesNewRomanPSMT"/>
-        </w:rPr>
-        <w:t xml:space="preserve"> }</w:t>
-      </w:r>
-      <w:proofErr w:type="gramEnd"/>
-      <w:r>
-        <w:rPr>
-          <w:rFonts w:cs="TimesNewRomanPSMT"/>
-        </w:rPr>
-        <w:t>}</w:t>
+        <w:t>programme.date_acte_notarie|d</w:t>
+      </w:r>
+      <w:proofErr w:type="spellEnd"/>
+      <w:r>
+        <w:rPr>
+          <w:rFonts w:cs="TimesNewRomanPSMT"/>
+        </w:rPr>
+        <w:t xml:space="preserve"> }}</w:t>
       </w:r>
     </w:p>
     <w:p>
@@ -2737,7 +2036,6 @@
       </w:r>
       <w:bookmarkStart w:id="12" w:name="Notaire"/>
       <w:bookmarkEnd w:id="12"/>
-      <w:proofErr w:type="gramStart"/>
       <w:r>
         <w:rPr>
           <w:rFonts w:cs="TimesNewRomanPSMT"/>
@@ -2749,35 +2047,14 @@
         <w:rPr>
           <w:rFonts w:cs="TimesNewRomanPSMT"/>
         </w:rPr>
-        <w:t>programme</w:t>
-      </w:r>
-      <w:proofErr w:type="gramEnd"/>
-      <w:r>
-        <w:rPr>
-          <w:rFonts w:cs="TimesNewRomanPSMT"/>
-        </w:rPr>
-        <w:t>.reference_notaire_</w:t>
-      </w:r>
-      <w:proofErr w:type="gramStart"/>
-      <w:r>
-        <w:rPr>
-          <w:rFonts w:cs="TimesNewRomanPSMT"/>
-        </w:rPr>
-        <w:t>text</w:t>
-      </w:r>
-      <w:proofErr w:type="spellEnd"/>
-      <w:r>
-        <w:rPr>
-          <w:rFonts w:cs="TimesNewRomanPSMT"/>
-        </w:rPr>
-        <w:t>()  }</w:t>
-      </w:r>
-      <w:proofErr w:type="gramEnd"/>
-      <w:r>
-        <w:rPr>
-          <w:rFonts w:cs="TimesNewRomanPSMT"/>
-        </w:rPr>
-        <w:t>}</w:t>
+        <w:t>programme.reference_notaire_text</w:t>
+      </w:r>
+      <w:proofErr w:type="spellEnd"/>
+      <w:r>
+        <w:rPr>
+          <w:rFonts w:cs="TimesNewRomanPSMT"/>
+        </w:rPr>
+        <w:t>()  }}</w:t>
       </w:r>
     </w:p>
     <w:p>
@@ -2858,7 +2135,6 @@
       </w:r>
       <w:bookmarkStart w:id="13" w:name="Refpublic"/>
       <w:bookmarkEnd w:id="13"/>
-      <w:proofErr w:type="gramStart"/>
       <w:r>
         <w:rPr>
           <w:rFonts w:cs="TimesNewRomanPSMT"/>
@@ -2870,35 +2146,14 @@
         <w:rPr>
           <w:rFonts w:cs="TimesNewRomanPSMT"/>
         </w:rPr>
-        <w:t>programme</w:t>
-      </w:r>
-      <w:proofErr w:type="gramEnd"/>
-      <w:r>
-        <w:rPr>
-          <w:rFonts w:cs="TimesNewRomanPSMT"/>
-        </w:rPr>
-        <w:t>.reference_publication_acte_</w:t>
-      </w:r>
-      <w:proofErr w:type="gramStart"/>
-      <w:r>
-        <w:rPr>
-          <w:rFonts w:cs="TimesNewRomanPSMT"/>
-        </w:rPr>
-        <w:t>text</w:t>
-      </w:r>
-      <w:proofErr w:type="spellEnd"/>
-      <w:r>
-        <w:rPr>
-          <w:rFonts w:cs="TimesNewRomanPSMT"/>
-        </w:rPr>
-        <w:t>() }</w:t>
-      </w:r>
-      <w:proofErr w:type="gramEnd"/>
-      <w:r>
-        <w:rPr>
-          <w:rFonts w:cs="TimesNewRomanPSMT"/>
-        </w:rPr>
-        <w:t>}</w:t>
+        <w:t>programme.reference_publication_acte_text</w:t>
+      </w:r>
+      <w:proofErr w:type="spellEnd"/>
+      <w:r>
+        <w:rPr>
+          <w:rFonts w:cs="TimesNewRomanPSMT"/>
+        </w:rPr>
+        <w:t>() }}</w:t>
       </w:r>
     </w:p>
     <w:p>
@@ -2995,49 +2250,21 @@
         <w:rPr>
           <w:rFonts w:cs="TimesNewRomanPSMT"/>
         </w:rPr>
-        <w:t xml:space="preserve">Permis de construire : </w:t>
-      </w:r>
-      <w:proofErr w:type="gramStart"/>
-      <w:r>
-        <w:rPr>
-          <w:rFonts w:cs="TimesNewRomanPSMT"/>
-        </w:rPr>
-        <w:t xml:space="preserve">{{ </w:t>
-      </w:r>
-      <w:proofErr w:type="spellStart"/>
-      <w:r>
-        <w:rPr>
-          <w:rFonts w:cs="TimesNewRomanPSMT"/>
-        </w:rPr>
-        <w:t>programme</w:t>
-      </w:r>
-      <w:proofErr w:type="gramEnd"/>
-      <w:r>
-        <w:rPr>
-          <w:rFonts w:cs="TimesNewRomanPSMT"/>
-        </w:rPr>
-        <w:t>.permis_construire</w:t>
-      </w:r>
-      <w:proofErr w:type="spellEnd"/>
-      <w:r>
-        <w:rPr>
-          <w:rFonts w:cs="TimesNewRomanPSMT"/>
-        </w:rPr>
-        <w:t xml:space="preserve"> or ‘</w:t>
-      </w:r>
-      <w:proofErr w:type="gramStart"/>
-      <w:r>
-        <w:rPr>
-          <w:rFonts w:cs="TimesNewRomanPSMT"/>
-        </w:rPr>
-        <w:t>’ }</w:t>
-      </w:r>
-      <w:proofErr w:type="gramEnd"/>
-      <w:r>
-        <w:rPr>
-          <w:rFonts w:cs="TimesNewRomanPSMT"/>
-        </w:rPr>
-        <w:t>}</w:t>
+        <w:t xml:space="preserve">Permis de construire : {{ </w:t>
+      </w:r>
+      <w:proofErr w:type="spellStart"/>
+      <w:r>
+        <w:rPr>
+          <w:rFonts w:cs="TimesNewRomanPSMT"/>
+        </w:rPr>
+        <w:t>programme.permis_construire</w:t>
+      </w:r>
+      <w:proofErr w:type="spellEnd"/>
+      <w:r>
+        <w:rPr>
+          <w:rFonts w:cs="TimesNewRomanPSMT"/>
+        </w:rPr>
+        <w:t xml:space="preserve"> or ‘’ }}</w:t>
       </w:r>
     </w:p>
     <w:p>
@@ -3059,49 +2286,21 @@
         <w:rPr>
           <w:rFonts w:cs="TimesNewRomanPSMT"/>
         </w:rPr>
-        <w:t xml:space="preserve">Date prévisible ou effective d'achèvement des travaux de construction ou d'amélioration : </w:t>
-      </w:r>
-      <w:proofErr w:type="gramStart"/>
-      <w:r>
-        <w:rPr>
-          <w:rFonts w:cs="TimesNewRomanPSMT"/>
-        </w:rPr>
-        <w:t xml:space="preserve">{{ </w:t>
-      </w:r>
-      <w:proofErr w:type="spellStart"/>
-      <w:r>
-        <w:rPr>
-          <w:rFonts w:cs="TimesNewRomanPSMT"/>
-        </w:rPr>
-        <w:t>programme</w:t>
-      </w:r>
-      <w:proofErr w:type="gramEnd"/>
-      <w:r>
-        <w:rPr>
-          <w:rFonts w:cs="TimesNewRomanPSMT"/>
-        </w:rPr>
-        <w:t>.date_achevement_compile|</w:t>
-      </w:r>
-      <w:proofErr w:type="gramStart"/>
-      <w:r>
-        <w:rPr>
-          <w:rFonts w:cs="TimesNewRomanPSMT"/>
-        </w:rPr>
-        <w:t>d</w:t>
-      </w:r>
-      <w:proofErr w:type="spellEnd"/>
-      <w:r>
-        <w:rPr>
-          <w:rFonts w:cs="TimesNewRomanPSMT"/>
-        </w:rPr>
-        <w:t xml:space="preserve"> }</w:t>
-      </w:r>
-      <w:proofErr w:type="gramEnd"/>
-      <w:r>
-        <w:rPr>
-          <w:rFonts w:cs="TimesNewRomanPSMT"/>
-        </w:rPr>
-        <w:t>}</w:t>
+        <w:t xml:space="preserve">Date prévisible ou effective d'achèvement des travaux de construction ou d'amélioration : {{ </w:t>
+      </w:r>
+      <w:proofErr w:type="spellStart"/>
+      <w:r>
+        <w:rPr>
+          <w:rFonts w:cs="TimesNewRomanPSMT"/>
+        </w:rPr>
+        <w:t>programme.date_achevement_compile|d</w:t>
+      </w:r>
+      <w:proofErr w:type="spellEnd"/>
+      <w:r>
+        <w:rPr>
+          <w:rFonts w:cs="TimesNewRomanPSMT"/>
+        </w:rPr>
+        <w:t xml:space="preserve"> }}</w:t>
       </w:r>
     </w:p>
     <w:p>
@@ -3127,7 +2326,6 @@
       </w:r>
       <w:bookmarkStart w:id="14" w:name="Achat"/>
       <w:bookmarkEnd w:id="14"/>
-      <w:proofErr w:type="gramStart"/>
       <w:r>
         <w:rPr>
           <w:rFonts w:cs="TimesNewRomanPSMT"/>
@@ -3139,35 +2337,14 @@
         <w:rPr>
           <w:rFonts w:cs="TimesNewRomanPSMT"/>
         </w:rPr>
-        <w:t>programme</w:t>
-      </w:r>
-      <w:proofErr w:type="gramEnd"/>
-      <w:r>
-        <w:rPr>
-          <w:rFonts w:cs="TimesNewRomanPSMT"/>
-        </w:rPr>
-        <w:t>.date_achat|</w:t>
-      </w:r>
-      <w:proofErr w:type="gramStart"/>
-      <w:r>
-        <w:rPr>
-          <w:rFonts w:cs="TimesNewRomanPSMT"/>
-        </w:rPr>
-        <w:t>d</w:t>
-      </w:r>
-      <w:proofErr w:type="spellEnd"/>
-      <w:r>
-        <w:rPr>
-          <w:rFonts w:cs="TimesNewRomanPSMT"/>
-        </w:rPr>
-        <w:t xml:space="preserve"> }</w:t>
-      </w:r>
-      <w:proofErr w:type="gramEnd"/>
-      <w:r>
-        <w:rPr>
-          <w:rFonts w:cs="TimesNewRomanPSMT"/>
-        </w:rPr>
-        <w:t>}</w:t>
+        <w:t>programme.date_achat|d</w:t>
+      </w:r>
+      <w:proofErr w:type="spellEnd"/>
+      <w:r>
+        <w:rPr>
+          <w:rFonts w:cs="TimesNewRomanPSMT"/>
+        </w:rPr>
+        <w:t xml:space="preserve"> }}</w:t>
       </w:r>
     </w:p>
     <w:p>
@@ -3246,23 +2423,7 @@
           <w:rFonts w:cs="TimesNewRomanPSMT"/>
           <w:lang w:val="en-US"/>
         </w:rPr>
-        <w:t xml:space="preserve"> </w:t>
-      </w:r>
-      <w:proofErr w:type="gramStart"/>
-      <w:r>
-        <w:rPr>
-          <w:rFonts w:cs="TimesNewRomanPSMT"/>
-          <w:lang w:val="en-US"/>
-        </w:rPr>
-        <w:t>%}{</w:t>
-      </w:r>
-      <w:proofErr w:type="gramEnd"/>
-      <w:r>
-        <w:rPr>
-          <w:rFonts w:cs="TimesNewRomanPSMT"/>
-          <w:lang w:val="en-US"/>
-        </w:rPr>
-        <w:t xml:space="preserve">% if </w:t>
+        <w:t xml:space="preserve"> %}{% if </w:t>
       </w:r>
       <w:proofErr w:type="spellStart"/>
       <w:r>
@@ -3564,7 +2725,6 @@
                 <w:lang w:val="en-US"/>
               </w:rPr>
             </w:pPr>
-            <w:proofErr w:type="gramStart"/>
             <w:r>
               <w:rPr>
                 <w:sz w:val="16"/>
@@ -3580,16 +2740,7 @@
                 <w:szCs w:val="16"/>
                 <w:lang w:val="en-US"/>
               </w:rPr>
-              <w:t>rc</w:t>
-            </w:r>
-            <w:proofErr w:type="gramEnd"/>
-            <w:r>
-              <w:rPr>
-                <w:sz w:val="16"/>
-                <w:szCs w:val="16"/>
-                <w:lang w:val="en-US"/>
-              </w:rPr>
-              <w:t>.section</w:t>
+              <w:t>rc.section</w:t>
             </w:r>
             <w:proofErr w:type="spellEnd"/>
             <w:r>
@@ -3618,7 +2769,6 @@
                 <w:lang w:val="en-US"/>
               </w:rPr>
             </w:pPr>
-            <w:proofErr w:type="gramStart"/>
             <w:r>
               <w:rPr>
                 <w:sz w:val="16"/>
@@ -3634,16 +2784,7 @@
                 <w:szCs w:val="16"/>
                 <w:lang w:val="en-US"/>
               </w:rPr>
-              <w:t>rc</w:t>
-            </w:r>
-            <w:proofErr w:type="gramEnd"/>
-            <w:r>
-              <w:rPr>
-                <w:sz w:val="16"/>
-                <w:szCs w:val="16"/>
-                <w:lang w:val="en-US"/>
-              </w:rPr>
-              <w:t>.numero</w:t>
+              <w:t>rc.numero</w:t>
             </w:r>
             <w:proofErr w:type="spellEnd"/>
             <w:r>
@@ -3672,7 +2813,6 @@
                 <w:lang w:val="en-US"/>
               </w:rPr>
             </w:pPr>
-            <w:proofErr w:type="gramStart"/>
             <w:r>
               <w:rPr>
                 <w:sz w:val="16"/>
@@ -3688,16 +2828,7 @@
                 <w:szCs w:val="16"/>
                 <w:lang w:val="en-US"/>
               </w:rPr>
-              <w:t>rc</w:t>
-            </w:r>
-            <w:proofErr w:type="gramEnd"/>
-            <w:r>
-              <w:rPr>
-                <w:sz w:val="16"/>
-                <w:szCs w:val="16"/>
-                <w:lang w:val="en-US"/>
-              </w:rPr>
-              <w:t>.lieudit</w:t>
+              <w:t>rc.lieudit</w:t>
             </w:r>
             <w:proofErr w:type="spellEnd"/>
             <w:r>
@@ -3725,7 +2856,6 @@
                 <w:lang w:val="en-US"/>
               </w:rPr>
             </w:pPr>
-            <w:proofErr w:type="gramStart"/>
             <w:r>
               <w:rPr>
                 <w:sz w:val="16"/>
@@ -3741,16 +2871,7 @@
                 <w:szCs w:val="16"/>
                 <w:lang w:val="en-US"/>
               </w:rPr>
-              <w:t>rc</w:t>
-            </w:r>
-            <w:proofErr w:type="gramEnd"/>
-            <w:r>
-              <w:rPr>
-                <w:sz w:val="16"/>
-                <w:szCs w:val="16"/>
-                <w:lang w:val="en-US"/>
-              </w:rPr>
-              <w:t>.surface</w:t>
+              <w:t>rc.surface</w:t>
             </w:r>
             <w:proofErr w:type="spellEnd"/>
             <w:r>
@@ -3779,7 +2900,6 @@
                 <w:lang w:val="en-US"/>
               </w:rPr>
             </w:pPr>
-            <w:proofErr w:type="gramStart"/>
             <w:r>
               <w:rPr>
                 <w:sz w:val="16"/>
@@ -3793,15 +2913,7 @@
                 <w:sz w:val="16"/>
                 <w:szCs w:val="16"/>
               </w:rPr>
-              <w:t>rc</w:t>
-            </w:r>
-            <w:proofErr w:type="gramEnd"/>
-            <w:r>
-              <w:rPr>
-                <w:sz w:val="16"/>
-                <w:szCs w:val="16"/>
-              </w:rPr>
-              <w:t>.autre</w:t>
+              <w:t>rc.autre</w:t>
             </w:r>
             <w:proofErr w:type="spellEnd"/>
             <w:r>
@@ -3890,21 +3002,7 @@
         <w:rPr>
           <w:rFonts w:cs="TimesNewRomanPSMT"/>
         </w:rPr>
-        <w:t xml:space="preserve"> </w:t>
-      </w:r>
-      <w:proofErr w:type="gramStart"/>
-      <w:r>
-        <w:rPr>
-          <w:rFonts w:cs="TimesNewRomanPSMT"/>
-        </w:rPr>
-        <w:t>%}{</w:t>
-      </w:r>
-      <w:proofErr w:type="gramEnd"/>
-      <w:r>
-        <w:rPr>
-          <w:rFonts w:cs="TimesNewRomanPSMT"/>
-        </w:rPr>
-        <w:t xml:space="preserve">% for image in </w:t>
+        <w:t xml:space="preserve"> %}{% for image in </w:t>
       </w:r>
       <w:proofErr w:type="spellStart"/>
       <w:r>
@@ -4172,7 +3270,6 @@
               <w:t xml:space="preserve">{%tr for </w:t>
             </w:r>
             <w:proofErr w:type="spellStart"/>
-            <w:proofErr w:type="gramStart"/>
             <w:r>
               <w:rPr>
                 <w:sz w:val="16"/>
@@ -4182,7 +3279,6 @@
               <w:t>k,v</w:t>
             </w:r>
             <w:proofErr w:type="spellEnd"/>
-            <w:proofErr w:type="gramEnd"/>
             <w:r>
               <w:rPr>
                 <w:sz w:val="16"/>
@@ -4198,19 +3294,9 @@
                 <w:szCs w:val="16"/>
                 <w:lang w:val="en-US"/>
               </w:rPr>
-              <w:t>nb_logements_par_</w:t>
-            </w:r>
-            <w:proofErr w:type="gramStart"/>
-            <w:r>
-              <w:rPr>
-                <w:sz w:val="16"/>
-                <w:szCs w:val="16"/>
-                <w:lang w:val="en-US"/>
-              </w:rPr>
-              <w:t>type.items</w:t>
+              <w:t>nb_logements_par_type.items</w:t>
             </w:r>
             <w:proofErr w:type="spellEnd"/>
-            <w:proofErr w:type="gramEnd"/>
             <w:r>
               <w:rPr>
                 <w:sz w:val="16"/>
@@ -4327,49 +3413,21 @@
         <w:rPr>
           <w:rFonts w:cs="TimesNewRomanPSMT"/>
         </w:rPr>
-        <w:t xml:space="preserve">2. Surface habitable / corrigée totale (art. R. 111-2 du code de la construction et de l’habitation) : </w:t>
-      </w:r>
-      <w:proofErr w:type="gramStart"/>
-      <w:r>
-        <w:rPr>
-          <w:rFonts w:cs="TimesNewRomanPSMT"/>
-        </w:rPr>
-        <w:t xml:space="preserve">{{ </w:t>
-      </w:r>
-      <w:proofErr w:type="spellStart"/>
-      <w:r>
-        <w:rPr>
-          <w:rFonts w:cs="TimesNewRomanPSMT"/>
-        </w:rPr>
-        <w:t>sh</w:t>
-      </w:r>
-      <w:proofErr w:type="gramEnd"/>
-      <w:r>
-        <w:rPr>
-          <w:rFonts w:cs="TimesNewRomanPSMT"/>
-        </w:rPr>
-        <w:t>_totale|</w:t>
-      </w:r>
-      <w:proofErr w:type="gramStart"/>
-      <w:r>
-        <w:rPr>
-          <w:rFonts w:cs="TimesNewRomanPSMT"/>
-        </w:rPr>
-        <w:t>f</w:t>
-      </w:r>
-      <w:proofErr w:type="spellEnd"/>
-      <w:r>
-        <w:rPr>
-          <w:rFonts w:cs="TimesNewRomanPSMT"/>
-        </w:rPr>
-        <w:t xml:space="preserve"> }</w:t>
-      </w:r>
-      <w:proofErr w:type="gramEnd"/>
-      <w:r>
-        <w:rPr>
-          <w:rFonts w:cs="TimesNewRomanPSMT"/>
-        </w:rPr>
-        <w:t>} m²</w:t>
+        <w:t xml:space="preserve">2. Surface habitable / corrigée totale (art. R. 111-2 du code de la construction et de l’habitation) : {{ </w:t>
+      </w:r>
+      <w:proofErr w:type="spellStart"/>
+      <w:r>
+        <w:rPr>
+          <w:rFonts w:cs="TimesNewRomanPSMT"/>
+        </w:rPr>
+        <w:t>sh_totale|f</w:t>
+      </w:r>
+      <w:proofErr w:type="spellEnd"/>
+      <w:r>
+        <w:rPr>
+          <w:rFonts w:cs="TimesNewRomanPSMT"/>
+        </w:rPr>
+        <w:t xml:space="preserve"> }} m²</w:t>
       </w:r>
     </w:p>
     <w:p>
@@ -4389,49 +3447,21 @@
           <w:rFonts w:cs="TimesNewRomanPSMT"/>
         </w:rPr>
         <w:lastRenderedPageBreak/>
-        <w:t xml:space="preserve">3. Surface totale des annexes entrant dans le calcul de la surface utile (art. D. 353-16 (2°) du code de la construction et de l’habitation) : </w:t>
-      </w:r>
-      <w:proofErr w:type="gramStart"/>
-      <w:r>
-        <w:rPr>
-          <w:rFonts w:cs="TimesNewRomanPSMT"/>
-        </w:rPr>
-        <w:t xml:space="preserve">{{ </w:t>
-      </w:r>
-      <w:proofErr w:type="spellStart"/>
-      <w:r>
-        <w:rPr>
-          <w:rFonts w:cs="TimesNewRomanPSMT"/>
-        </w:rPr>
-        <w:t>sar</w:t>
-      </w:r>
-      <w:proofErr w:type="gramEnd"/>
-      <w:r>
-        <w:rPr>
-          <w:rFonts w:cs="TimesNewRomanPSMT"/>
-        </w:rPr>
-        <w:t>_totale|</w:t>
-      </w:r>
-      <w:proofErr w:type="gramStart"/>
-      <w:r>
-        <w:rPr>
-          <w:rFonts w:cs="TimesNewRomanPSMT"/>
-        </w:rPr>
-        <w:t>f</w:t>
-      </w:r>
-      <w:proofErr w:type="spellEnd"/>
-      <w:r>
-        <w:rPr>
-          <w:rFonts w:cs="TimesNewRomanPSMT"/>
-        </w:rPr>
-        <w:t xml:space="preserve"> }</w:t>
-      </w:r>
-      <w:proofErr w:type="gramEnd"/>
-      <w:r>
-        <w:rPr>
-          <w:rFonts w:cs="TimesNewRomanPSMT"/>
-        </w:rPr>
-        <w:t>} m²</w:t>
+        <w:t xml:space="preserve">3. Surface totale des annexes entrant dans le calcul de la surface utile (art. D. 353-16 (2°) du code de la construction et de l’habitation) : {{ </w:t>
+      </w:r>
+      <w:proofErr w:type="spellStart"/>
+      <w:r>
+        <w:rPr>
+          <w:rFonts w:cs="TimesNewRomanPSMT"/>
+        </w:rPr>
+        <w:t>sar_totale|f</w:t>
+      </w:r>
+      <w:proofErr w:type="spellEnd"/>
+      <w:r>
+        <w:rPr>
+          <w:rFonts w:cs="TimesNewRomanPSMT"/>
+        </w:rPr>
+        <w:t xml:space="preserve"> }} m²</w:t>
       </w:r>
     </w:p>
     <w:p>
@@ -4467,18 +3497,10 @@
       </w:r>
       <w:proofErr w:type="spellEnd"/>
       <w:r>
-        <w:t xml:space="preserve"> = [] </w:t>
-      </w:r>
-      <w:proofErr w:type="gramStart"/>
-      <w:r>
-        <w:t>%}</w:t>
-      </w:r>
-      <w:r>
-        <w:t>{</w:t>
-      </w:r>
-      <w:proofErr w:type="gramEnd"/>
-      <w:r>
-        <w:t>% for lot in lots %}</w:t>
+        <w:t xml:space="preserve"> = [] %}</w:t>
+      </w:r>
+      <w:r>
+        <w:t>{% for lot in lots %}</w:t>
       </w:r>
     </w:p>
     <w:p>
@@ -4503,21 +3525,12 @@
         <w:t xml:space="preserve">{%- if </w:t>
       </w:r>
       <w:proofErr w:type="spellStart"/>
-      <w:proofErr w:type="gramStart"/>
-      <w:r>
-        <w:rPr>
-          <w:sz w:val="16"/>
-          <w:szCs w:val="16"/>
-        </w:rPr>
-        <w:t>lot.annexe</w:t>
-      </w:r>
-      <w:proofErr w:type="gramEnd"/>
-      <w:r>
-        <w:rPr>
-          <w:sz w:val="16"/>
-          <w:szCs w:val="16"/>
-        </w:rPr>
-        <w:t>_caves</w:t>
+      <w:r>
+        <w:rPr>
+          <w:sz w:val="16"/>
+          <w:szCs w:val="16"/>
+        </w:rPr>
+        <w:t>lot.annexe_caves</w:t>
       </w:r>
       <w:proofErr w:type="spellEnd"/>
       <w:r>
@@ -4554,7 +3567,6 @@
           <w:szCs w:val="16"/>
         </w:rPr>
       </w:pPr>
-      <w:proofErr w:type="gramStart"/>
       <w:r>
         <w:rPr>
           <w:rFonts w:cs="TimesNewRomanPSMT"/>
@@ -4570,53 +3582,16 @@
           <w:sz w:val="16"/>
           <w:szCs w:val="16"/>
         </w:rPr>
-        <w:t>displayed</w:t>
-      </w:r>
-      <w:proofErr w:type="gramEnd"/>
-      <w:r>
-        <w:rPr>
-          <w:rFonts w:cs="TimesNewRomanPSMT"/>
-          <w:sz w:val="16"/>
-          <w:szCs w:val="16"/>
-        </w:rPr>
-        <w:t>_</w:t>
-      </w:r>
-      <w:proofErr w:type="gramStart"/>
-      <w:r>
-        <w:rPr>
-          <w:rFonts w:cs="TimesNewRomanPSMT"/>
-          <w:sz w:val="16"/>
-          <w:szCs w:val="16"/>
-        </w:rPr>
-        <w:t>annexes.append</w:t>
-      </w:r>
-      <w:proofErr w:type="spellEnd"/>
-      <w:proofErr w:type="gramEnd"/>
-      <w:r>
-        <w:rPr>
-          <w:rFonts w:cs="TimesNewRomanPSMT"/>
-          <w:sz w:val="16"/>
-          <w:szCs w:val="16"/>
-        </w:rPr>
-        <w:t>('caves') or '</w:t>
-      </w:r>
-      <w:proofErr w:type="gramStart"/>
-      <w:r>
-        <w:rPr>
-          <w:rFonts w:cs="TimesNewRomanPSMT"/>
-          <w:sz w:val="16"/>
-          <w:szCs w:val="16"/>
-        </w:rPr>
-        <w:t>' }</w:t>
-      </w:r>
-      <w:proofErr w:type="gramEnd"/>
-      <w:r>
-        <w:rPr>
-          <w:rFonts w:cs="TimesNewRomanPSMT"/>
-          <w:sz w:val="16"/>
-          <w:szCs w:val="16"/>
-        </w:rPr>
-        <w:t>}</w:t>
+        <w:t>displayed_annexes.append</w:t>
+      </w:r>
+      <w:proofErr w:type="spellEnd"/>
+      <w:r>
+        <w:rPr>
+          <w:rFonts w:cs="TimesNewRomanPSMT"/>
+          <w:sz w:val="16"/>
+          <w:szCs w:val="16"/>
+        </w:rPr>
+        <w:t>('caves') or '' }}</w:t>
       </w:r>
     </w:p>
     <w:p>
@@ -4737,23 +3712,13 @@
         <w:t xml:space="preserve">{%- if </w:t>
       </w:r>
       <w:proofErr w:type="spellStart"/>
-      <w:proofErr w:type="gramStart"/>
-      <w:r>
-        <w:rPr>
-          <w:rFonts w:cs="TimesNewRomanPSMT"/>
-          <w:sz w:val="16"/>
-          <w:szCs w:val="16"/>
-        </w:rPr>
-        <w:t>lot.annexe</w:t>
-      </w:r>
-      <w:proofErr w:type="gramEnd"/>
-      <w:r>
-        <w:rPr>
-          <w:rFonts w:cs="TimesNewRomanPSMT"/>
-          <w:sz w:val="16"/>
-          <w:szCs w:val="16"/>
-        </w:rPr>
-        <w:t>_soussols</w:t>
+      <w:r>
+        <w:rPr>
+          <w:rFonts w:cs="TimesNewRomanPSMT"/>
+          <w:sz w:val="16"/>
+          <w:szCs w:val="16"/>
+        </w:rPr>
+        <w:t>lot.annexe_soussols</w:t>
       </w:r>
       <w:proofErr w:type="spellEnd"/>
       <w:r>
@@ -4811,7 +3776,6 @@
           <w:szCs w:val="16"/>
         </w:rPr>
       </w:pPr>
-      <w:proofErr w:type="gramStart"/>
       <w:r>
         <w:rPr>
           <w:rFonts w:cs="TimesNewRomanPSMT"/>
@@ -4827,28 +3791,9 @@
           <w:sz w:val="16"/>
           <w:szCs w:val="16"/>
         </w:rPr>
-        <w:t>displayed</w:t>
-      </w:r>
-      <w:proofErr w:type="gramEnd"/>
-      <w:r>
-        <w:rPr>
-          <w:rFonts w:cs="TimesNewRomanPSMT"/>
-          <w:sz w:val="16"/>
-          <w:szCs w:val="16"/>
-        </w:rPr>
-        <w:t>_</w:t>
-      </w:r>
-      <w:proofErr w:type="gramStart"/>
-      <w:r>
-        <w:rPr>
-          <w:rFonts w:cs="TimesNewRomanPSMT"/>
-          <w:sz w:val="16"/>
-          <w:szCs w:val="16"/>
-        </w:rPr>
-        <w:t>annexes.append</w:t>
-      </w:r>
-      <w:proofErr w:type="spellEnd"/>
-      <w:proofErr w:type="gramEnd"/>
+        <w:t>displayed_annexes.append</w:t>
+      </w:r>
+      <w:proofErr w:type="spellEnd"/>
       <w:r>
         <w:rPr>
           <w:rFonts w:cs="TimesNewRomanPSMT"/>
@@ -4873,25 +3818,7 @@
           <w:sz w:val="16"/>
           <w:szCs w:val="16"/>
         </w:rPr>
-        <w:t>') or '</w:t>
-      </w:r>
-      <w:proofErr w:type="gramStart"/>
-      <w:r>
-        <w:rPr>
-          <w:rFonts w:cs="TimesNewRomanPSMT"/>
-          <w:sz w:val="16"/>
-          <w:szCs w:val="16"/>
-        </w:rPr>
-        <w:t>' }</w:t>
-      </w:r>
-      <w:proofErr w:type="gramEnd"/>
-      <w:r>
-        <w:rPr>
-          <w:rFonts w:cs="TimesNewRomanPSMT"/>
-          <w:sz w:val="16"/>
-          <w:szCs w:val="16"/>
-        </w:rPr>
-        <w:t>}</w:t>
+        <w:t>') or '' }}</w:t>
       </w:r>
     </w:p>
     <w:p>
@@ -5012,23 +3939,13 @@
         <w:t xml:space="preserve">{%- if </w:t>
       </w:r>
       <w:proofErr w:type="spellStart"/>
-      <w:proofErr w:type="gramStart"/>
-      <w:r>
-        <w:rPr>
-          <w:rFonts w:cs="TimesNewRomanPSMT"/>
-          <w:sz w:val="16"/>
-          <w:szCs w:val="16"/>
-        </w:rPr>
-        <w:t>lot.annexe</w:t>
-      </w:r>
-      <w:proofErr w:type="gramEnd"/>
-      <w:r>
-        <w:rPr>
-          <w:rFonts w:cs="TimesNewRomanPSMT"/>
-          <w:sz w:val="16"/>
-          <w:szCs w:val="16"/>
-        </w:rPr>
-        <w:t>_remises</w:t>
+      <w:r>
+        <w:rPr>
+          <w:rFonts w:cs="TimesNewRomanPSMT"/>
+          <w:sz w:val="16"/>
+          <w:szCs w:val="16"/>
+        </w:rPr>
+        <w:t>lot.annexe_remises</w:t>
       </w:r>
       <w:proofErr w:type="spellEnd"/>
       <w:r>
@@ -5074,71 +3991,25 @@
           <w:sz w:val="16"/>
           <w:szCs w:val="16"/>
         </w:rPr>
-        <w:t xml:space="preserve">    </w:t>
-      </w:r>
-      <w:proofErr w:type="gramStart"/>
-      <w:r>
-        <w:rPr>
-          <w:rFonts w:cs="TimesNewRomanPSMT"/>
-          <w:sz w:val="16"/>
-          <w:szCs w:val="16"/>
-        </w:rPr>
-        <w:t xml:space="preserve">{{ </w:t>
-      </w:r>
-      <w:proofErr w:type="spellStart"/>
-      <w:r>
-        <w:rPr>
-          <w:rFonts w:cs="TimesNewRomanPSMT"/>
-          <w:sz w:val="16"/>
-          <w:szCs w:val="16"/>
-        </w:rPr>
-        <w:t>displayed</w:t>
-      </w:r>
-      <w:proofErr w:type="gramEnd"/>
-      <w:r>
-        <w:rPr>
-          <w:rFonts w:cs="TimesNewRomanPSMT"/>
-          <w:sz w:val="16"/>
-          <w:szCs w:val="16"/>
-        </w:rPr>
-        <w:t>_</w:t>
-      </w:r>
-      <w:proofErr w:type="gramStart"/>
-      <w:r>
-        <w:rPr>
-          <w:rFonts w:cs="TimesNewRomanPSMT"/>
-          <w:sz w:val="16"/>
-          <w:szCs w:val="16"/>
-        </w:rPr>
-        <w:t>annexes.append</w:t>
-      </w:r>
-      <w:proofErr w:type="spellEnd"/>
-      <w:proofErr w:type="gramEnd"/>
-      <w:r>
-        <w:rPr>
-          <w:rFonts w:cs="TimesNewRomanPSMT"/>
-          <w:sz w:val="16"/>
-          <w:szCs w:val="16"/>
-        </w:rPr>
-        <w:t>('remises') or '</w:t>
-      </w:r>
-      <w:proofErr w:type="gramStart"/>
-      <w:r>
-        <w:rPr>
-          <w:rFonts w:cs="TimesNewRomanPSMT"/>
-          <w:sz w:val="16"/>
-          <w:szCs w:val="16"/>
-        </w:rPr>
-        <w:t>' }</w:t>
-      </w:r>
-      <w:proofErr w:type="gramEnd"/>
-      <w:r>
-        <w:rPr>
-          <w:rFonts w:cs="TimesNewRomanPSMT"/>
-          <w:sz w:val="16"/>
-          <w:szCs w:val="16"/>
-        </w:rPr>
-        <w:t>}</w:t>
+        <w:t xml:space="preserve">    {{ </w:t>
+      </w:r>
+      <w:proofErr w:type="spellStart"/>
+      <w:r>
+        <w:rPr>
+          <w:rFonts w:cs="TimesNewRomanPSMT"/>
+          <w:sz w:val="16"/>
+          <w:szCs w:val="16"/>
+        </w:rPr>
+        <w:t>displayed_annexes.append</w:t>
+      </w:r>
+      <w:proofErr w:type="spellEnd"/>
+      <w:r>
+        <w:rPr>
+          <w:rFonts w:cs="TimesNewRomanPSMT"/>
+          <w:sz w:val="16"/>
+          <w:szCs w:val="16"/>
+        </w:rPr>
+        <w:t>('remises') or '' }}</w:t>
       </w:r>
     </w:p>
     <w:p>
@@ -5259,23 +4130,13 @@
         <w:t xml:space="preserve">{%- if </w:t>
       </w:r>
       <w:proofErr w:type="spellStart"/>
-      <w:proofErr w:type="gramStart"/>
-      <w:r>
-        <w:rPr>
-          <w:rFonts w:cs="TimesNewRomanPSMT"/>
-          <w:sz w:val="16"/>
-          <w:szCs w:val="16"/>
-        </w:rPr>
-        <w:t>lot.annexe</w:t>
-      </w:r>
-      <w:proofErr w:type="gramEnd"/>
-      <w:r>
-        <w:rPr>
-          <w:rFonts w:cs="TimesNewRomanPSMT"/>
-          <w:sz w:val="16"/>
-          <w:szCs w:val="16"/>
-        </w:rPr>
-        <w:t>_ateliers</w:t>
+      <w:r>
+        <w:rPr>
+          <w:rFonts w:cs="TimesNewRomanPSMT"/>
+          <w:sz w:val="16"/>
+          <w:szCs w:val="16"/>
+        </w:rPr>
+        <w:t>lot.annexe_ateliers</w:t>
       </w:r>
       <w:proofErr w:type="spellEnd"/>
       <w:r>
@@ -5321,71 +4182,25 @@
           <w:sz w:val="16"/>
           <w:szCs w:val="16"/>
         </w:rPr>
-        <w:t xml:space="preserve">   </w:t>
-      </w:r>
-      <w:proofErr w:type="gramStart"/>
-      <w:r>
-        <w:rPr>
-          <w:rFonts w:cs="TimesNewRomanPSMT"/>
-          <w:sz w:val="16"/>
-          <w:szCs w:val="16"/>
-        </w:rPr>
-        <w:t xml:space="preserve">{{ </w:t>
-      </w:r>
-      <w:proofErr w:type="spellStart"/>
-      <w:r>
-        <w:rPr>
-          <w:rFonts w:cs="TimesNewRomanPSMT"/>
-          <w:sz w:val="16"/>
-          <w:szCs w:val="16"/>
-        </w:rPr>
-        <w:t>displayed</w:t>
-      </w:r>
-      <w:proofErr w:type="gramEnd"/>
-      <w:r>
-        <w:rPr>
-          <w:rFonts w:cs="TimesNewRomanPSMT"/>
-          <w:sz w:val="16"/>
-          <w:szCs w:val="16"/>
-        </w:rPr>
-        <w:t>_</w:t>
-      </w:r>
-      <w:proofErr w:type="gramStart"/>
-      <w:r>
-        <w:rPr>
-          <w:rFonts w:cs="TimesNewRomanPSMT"/>
-          <w:sz w:val="16"/>
-          <w:szCs w:val="16"/>
-        </w:rPr>
-        <w:t>annexes.append</w:t>
-      </w:r>
-      <w:proofErr w:type="spellEnd"/>
-      <w:proofErr w:type="gramEnd"/>
-      <w:r>
-        <w:rPr>
-          <w:rFonts w:cs="TimesNewRomanPSMT"/>
-          <w:sz w:val="16"/>
-          <w:szCs w:val="16"/>
-        </w:rPr>
-        <w:t>('ateliers') or '</w:t>
-      </w:r>
-      <w:proofErr w:type="gramStart"/>
-      <w:r>
-        <w:rPr>
-          <w:rFonts w:cs="TimesNewRomanPSMT"/>
-          <w:sz w:val="16"/>
-          <w:szCs w:val="16"/>
-        </w:rPr>
-        <w:t>' }</w:t>
-      </w:r>
-      <w:proofErr w:type="gramEnd"/>
-      <w:r>
-        <w:rPr>
-          <w:rFonts w:cs="TimesNewRomanPSMT"/>
-          <w:sz w:val="16"/>
-          <w:szCs w:val="16"/>
-        </w:rPr>
-        <w:t>}</w:t>
+        <w:t xml:space="preserve">   {{ </w:t>
+      </w:r>
+      <w:proofErr w:type="spellStart"/>
+      <w:r>
+        <w:rPr>
+          <w:rFonts w:cs="TimesNewRomanPSMT"/>
+          <w:sz w:val="16"/>
+          <w:szCs w:val="16"/>
+        </w:rPr>
+        <w:t>displayed_annexes.append</w:t>
+      </w:r>
+      <w:proofErr w:type="spellEnd"/>
+      <w:r>
+        <w:rPr>
+          <w:rFonts w:cs="TimesNewRomanPSMT"/>
+          <w:sz w:val="16"/>
+          <w:szCs w:val="16"/>
+        </w:rPr>
+        <w:t>('ateliers') or '' }}</w:t>
       </w:r>
     </w:p>
     <w:p>
@@ -5514,23 +4329,13 @@
         <w:t xml:space="preserve">{%- if </w:t>
       </w:r>
       <w:proofErr w:type="spellStart"/>
-      <w:proofErr w:type="gramStart"/>
-      <w:r>
-        <w:rPr>
-          <w:rFonts w:cs="TimesNewRomanPSMT"/>
-          <w:sz w:val="16"/>
-          <w:szCs w:val="16"/>
-        </w:rPr>
-        <w:t>lot.annexe</w:t>
-      </w:r>
-      <w:proofErr w:type="gramEnd"/>
-      <w:r>
-        <w:rPr>
-          <w:rFonts w:cs="TimesNewRomanPSMT"/>
-          <w:sz w:val="16"/>
-          <w:szCs w:val="16"/>
-        </w:rPr>
-        <w:t>_sechoirs</w:t>
+      <w:r>
+        <w:rPr>
+          <w:rFonts w:cs="TimesNewRomanPSMT"/>
+          <w:sz w:val="16"/>
+          <w:szCs w:val="16"/>
+        </w:rPr>
+        <w:t>lot.annexe_sechoirs</w:t>
       </w:r>
       <w:proofErr w:type="spellEnd"/>
       <w:r>
@@ -5588,7 +4393,6 @@
           <w:szCs w:val="16"/>
         </w:rPr>
       </w:pPr>
-      <w:proofErr w:type="gramStart"/>
       <w:r>
         <w:rPr>
           <w:rFonts w:cs="TimesNewRomanPSMT"/>
@@ -5604,28 +4408,9 @@
           <w:sz w:val="16"/>
           <w:szCs w:val="16"/>
         </w:rPr>
-        <w:t>displayed</w:t>
-      </w:r>
-      <w:proofErr w:type="gramEnd"/>
-      <w:r>
-        <w:rPr>
-          <w:rFonts w:cs="TimesNewRomanPSMT"/>
-          <w:sz w:val="16"/>
-          <w:szCs w:val="16"/>
-        </w:rPr>
-        <w:t>_</w:t>
-      </w:r>
-      <w:proofErr w:type="gramStart"/>
-      <w:r>
-        <w:rPr>
-          <w:rFonts w:cs="TimesNewRomanPSMT"/>
-          <w:sz w:val="16"/>
-          <w:szCs w:val="16"/>
-        </w:rPr>
-        <w:t>annexes.append</w:t>
-      </w:r>
-      <w:proofErr w:type="spellEnd"/>
-      <w:proofErr w:type="gramEnd"/>
+        <w:t>displayed_annexes.append</w:t>
+      </w:r>
+      <w:proofErr w:type="spellEnd"/>
       <w:r>
         <w:rPr>
           <w:rFonts w:cs="TimesNewRomanPSMT"/>
@@ -5650,25 +4435,7 @@
           <w:sz w:val="16"/>
           <w:szCs w:val="16"/>
         </w:rPr>
-        <w:t>') or '</w:t>
-      </w:r>
-      <w:proofErr w:type="gramStart"/>
-      <w:r>
-        <w:rPr>
-          <w:rFonts w:cs="TimesNewRomanPSMT"/>
-          <w:sz w:val="16"/>
-          <w:szCs w:val="16"/>
-        </w:rPr>
-        <w:t>' }</w:t>
-      </w:r>
-      <w:proofErr w:type="gramEnd"/>
-      <w:r>
-        <w:rPr>
-          <w:rFonts w:cs="TimesNewRomanPSMT"/>
-          <w:sz w:val="16"/>
-          <w:szCs w:val="16"/>
-        </w:rPr>
-        <w:t xml:space="preserve">} </w:t>
+        <w:t xml:space="preserve">') or '' }} </w:t>
       </w:r>
     </w:p>
     <w:p>
@@ -5789,23 +4556,13 @@
         <w:t xml:space="preserve">{%- if </w:t>
       </w:r>
       <w:proofErr w:type="spellStart"/>
-      <w:proofErr w:type="gramStart"/>
-      <w:r>
-        <w:rPr>
-          <w:rFonts w:cs="TimesNewRomanPSMT"/>
-          <w:sz w:val="16"/>
-          <w:szCs w:val="16"/>
-        </w:rPr>
-        <w:t>lot.annexe</w:t>
-      </w:r>
-      <w:proofErr w:type="gramEnd"/>
-      <w:r>
-        <w:rPr>
-          <w:rFonts w:cs="TimesNewRomanPSMT"/>
-          <w:sz w:val="16"/>
-          <w:szCs w:val="16"/>
-        </w:rPr>
-        <w:t>_celliers</w:t>
+      <w:r>
+        <w:rPr>
+          <w:rFonts w:cs="TimesNewRomanPSMT"/>
+          <w:sz w:val="16"/>
+          <w:szCs w:val="16"/>
+        </w:rPr>
+        <w:t>lot.annexe_celliers</w:t>
       </w:r>
       <w:proofErr w:type="spellEnd"/>
       <w:r>
@@ -5845,7 +4602,6 @@
           <w:szCs w:val="16"/>
         </w:rPr>
       </w:pPr>
-      <w:proofErr w:type="gramStart"/>
       <w:r>
         <w:rPr>
           <w:rFonts w:cs="TimesNewRomanPSMT"/>
@@ -5861,53 +4617,16 @@
           <w:sz w:val="16"/>
           <w:szCs w:val="16"/>
         </w:rPr>
-        <w:t>displayed</w:t>
-      </w:r>
-      <w:proofErr w:type="gramEnd"/>
-      <w:r>
-        <w:rPr>
-          <w:rFonts w:cs="TimesNewRomanPSMT"/>
-          <w:sz w:val="16"/>
-          <w:szCs w:val="16"/>
-        </w:rPr>
-        <w:t>_</w:t>
-      </w:r>
-      <w:proofErr w:type="gramStart"/>
-      <w:r>
-        <w:rPr>
-          <w:rFonts w:cs="TimesNewRomanPSMT"/>
-          <w:sz w:val="16"/>
-          <w:szCs w:val="16"/>
-        </w:rPr>
-        <w:t>annexes.append</w:t>
-      </w:r>
-      <w:proofErr w:type="spellEnd"/>
-      <w:proofErr w:type="gramEnd"/>
-      <w:r>
-        <w:rPr>
-          <w:rFonts w:cs="TimesNewRomanPSMT"/>
-          <w:sz w:val="16"/>
-          <w:szCs w:val="16"/>
-        </w:rPr>
-        <w:t>('celliers') or '</w:t>
-      </w:r>
-      <w:proofErr w:type="gramStart"/>
-      <w:r>
-        <w:rPr>
-          <w:rFonts w:cs="TimesNewRomanPSMT"/>
-          <w:sz w:val="16"/>
-          <w:szCs w:val="16"/>
-        </w:rPr>
-        <w:t>' }</w:t>
-      </w:r>
-      <w:proofErr w:type="gramEnd"/>
-      <w:r>
-        <w:rPr>
-          <w:rFonts w:cs="TimesNewRomanPSMT"/>
-          <w:sz w:val="16"/>
-          <w:szCs w:val="16"/>
-        </w:rPr>
-        <w:t>}</w:t>
+        <w:t>displayed_annexes.append</w:t>
+      </w:r>
+      <w:proofErr w:type="spellEnd"/>
+      <w:r>
+        <w:rPr>
+          <w:rFonts w:cs="TimesNewRomanPSMT"/>
+          <w:sz w:val="16"/>
+          <w:szCs w:val="16"/>
+        </w:rPr>
+        <w:t>('celliers') or '' }}</w:t>
       </w:r>
     </w:p>
     <w:p>
@@ -6036,23 +4755,13 @@
         <w:t xml:space="preserve">{%- if </w:t>
       </w:r>
       <w:proofErr w:type="spellStart"/>
-      <w:proofErr w:type="gramStart"/>
-      <w:r>
-        <w:rPr>
-          <w:rFonts w:cs="TimesNewRomanPSMT"/>
-          <w:sz w:val="16"/>
-          <w:szCs w:val="16"/>
-        </w:rPr>
-        <w:t>lot.annexe</w:t>
-      </w:r>
-      <w:proofErr w:type="gramEnd"/>
-      <w:r>
-        <w:rPr>
-          <w:rFonts w:cs="TimesNewRomanPSMT"/>
-          <w:sz w:val="16"/>
-          <w:szCs w:val="16"/>
-        </w:rPr>
-        <w:t>_resserres</w:t>
+      <w:r>
+        <w:rPr>
+          <w:rFonts w:cs="TimesNewRomanPSMT"/>
+          <w:sz w:val="16"/>
+          <w:szCs w:val="16"/>
+        </w:rPr>
+        <w:t>lot.annexe_resserres</w:t>
       </w:r>
       <w:proofErr w:type="spellEnd"/>
       <w:r>
@@ -6092,7 +4801,6 @@
           <w:szCs w:val="16"/>
         </w:rPr>
       </w:pPr>
-      <w:proofErr w:type="gramStart"/>
       <w:r>
         <w:rPr>
           <w:rFonts w:cs="TimesNewRomanPSMT"/>
@@ -6108,53 +4816,16 @@
           <w:sz w:val="16"/>
           <w:szCs w:val="16"/>
         </w:rPr>
-        <w:t>displayed</w:t>
-      </w:r>
-      <w:proofErr w:type="gramEnd"/>
-      <w:r>
-        <w:rPr>
-          <w:rFonts w:cs="TimesNewRomanPSMT"/>
-          <w:sz w:val="16"/>
-          <w:szCs w:val="16"/>
-        </w:rPr>
-        <w:t>_</w:t>
-      </w:r>
-      <w:proofErr w:type="gramStart"/>
-      <w:r>
-        <w:rPr>
-          <w:rFonts w:cs="TimesNewRomanPSMT"/>
-          <w:sz w:val="16"/>
-          <w:szCs w:val="16"/>
-        </w:rPr>
-        <w:t>annexes.append</w:t>
-      </w:r>
-      <w:proofErr w:type="spellEnd"/>
-      <w:proofErr w:type="gramEnd"/>
-      <w:r>
-        <w:rPr>
-          <w:rFonts w:cs="TimesNewRomanPSMT"/>
-          <w:sz w:val="16"/>
-          <w:szCs w:val="16"/>
-        </w:rPr>
-        <w:t>('resserres') or '</w:t>
-      </w:r>
-      <w:proofErr w:type="gramStart"/>
-      <w:r>
-        <w:rPr>
-          <w:rFonts w:cs="TimesNewRomanPSMT"/>
-          <w:sz w:val="16"/>
-          <w:szCs w:val="16"/>
-        </w:rPr>
-        <w:t>' }</w:t>
-      </w:r>
-      <w:proofErr w:type="gramEnd"/>
-      <w:r>
-        <w:rPr>
-          <w:rFonts w:cs="TimesNewRomanPSMT"/>
-          <w:sz w:val="16"/>
-          <w:szCs w:val="16"/>
-        </w:rPr>
-        <w:t>}</w:t>
+        <w:t>displayed_annexes.append</w:t>
+      </w:r>
+      <w:proofErr w:type="spellEnd"/>
+      <w:r>
+        <w:rPr>
+          <w:rFonts w:cs="TimesNewRomanPSMT"/>
+          <w:sz w:val="16"/>
+          <w:szCs w:val="16"/>
+        </w:rPr>
+        <w:t>('resserres') or '' }}</w:t>
       </w:r>
     </w:p>
     <w:p>
@@ -6283,23 +4954,13 @@
         <w:t xml:space="preserve">{%- if </w:t>
       </w:r>
       <w:proofErr w:type="spellStart"/>
-      <w:proofErr w:type="gramStart"/>
-      <w:r>
-        <w:rPr>
-          <w:rFonts w:cs="TimesNewRomanPSMT"/>
-          <w:sz w:val="16"/>
-          <w:szCs w:val="16"/>
-        </w:rPr>
-        <w:t>lot.annexe</w:t>
-      </w:r>
-      <w:proofErr w:type="gramEnd"/>
-      <w:r>
-        <w:rPr>
-          <w:rFonts w:cs="TimesNewRomanPSMT"/>
-          <w:sz w:val="16"/>
-          <w:szCs w:val="16"/>
-        </w:rPr>
-        <w:t>_combles</w:t>
+      <w:r>
+        <w:rPr>
+          <w:rFonts w:cs="TimesNewRomanPSMT"/>
+          <w:sz w:val="16"/>
+          <w:szCs w:val="16"/>
+        </w:rPr>
+        <w:t>lot.annexe_combles</w:t>
       </w:r>
       <w:proofErr w:type="spellEnd"/>
       <w:r>
@@ -6339,7 +5000,6 @@
           <w:szCs w:val="16"/>
         </w:rPr>
       </w:pPr>
-      <w:proofErr w:type="gramStart"/>
       <w:r>
         <w:rPr>
           <w:rFonts w:cs="TimesNewRomanPSMT"/>
@@ -6355,53 +5015,16 @@
           <w:sz w:val="16"/>
           <w:szCs w:val="16"/>
         </w:rPr>
-        <w:t>displayed</w:t>
-      </w:r>
-      <w:proofErr w:type="gramEnd"/>
-      <w:r>
-        <w:rPr>
-          <w:rFonts w:cs="TimesNewRomanPSMT"/>
-          <w:sz w:val="16"/>
-          <w:szCs w:val="16"/>
-        </w:rPr>
-        <w:t>_</w:t>
-      </w:r>
-      <w:proofErr w:type="gramStart"/>
-      <w:r>
-        <w:rPr>
-          <w:rFonts w:cs="TimesNewRomanPSMT"/>
-          <w:sz w:val="16"/>
-          <w:szCs w:val="16"/>
-        </w:rPr>
-        <w:t>annexes.append</w:t>
-      </w:r>
-      <w:proofErr w:type="spellEnd"/>
-      <w:proofErr w:type="gramEnd"/>
-      <w:r>
-        <w:rPr>
-          <w:rFonts w:cs="TimesNewRomanPSMT"/>
-          <w:sz w:val="16"/>
-          <w:szCs w:val="16"/>
-        </w:rPr>
-        <w:t>('combles') or '</w:t>
-      </w:r>
-      <w:proofErr w:type="gramStart"/>
-      <w:r>
-        <w:rPr>
-          <w:rFonts w:cs="TimesNewRomanPSMT"/>
-          <w:sz w:val="16"/>
-          <w:szCs w:val="16"/>
-        </w:rPr>
-        <w:t>' }</w:t>
-      </w:r>
-      <w:proofErr w:type="gramEnd"/>
-      <w:r>
-        <w:rPr>
-          <w:rFonts w:cs="TimesNewRomanPSMT"/>
-          <w:sz w:val="16"/>
-          <w:szCs w:val="16"/>
-        </w:rPr>
-        <w:t>}</w:t>
+        <w:t>displayed_annexes.append</w:t>
+      </w:r>
+      <w:proofErr w:type="spellEnd"/>
+      <w:r>
+        <w:rPr>
+          <w:rFonts w:cs="TimesNewRomanPSMT"/>
+          <w:sz w:val="16"/>
+          <w:szCs w:val="16"/>
+        </w:rPr>
+        <w:t>('combles') or '' }}</w:t>
       </w:r>
     </w:p>
     <w:p>
@@ -6530,23 +5153,13 @@
         <w:t xml:space="preserve">{%- if </w:t>
       </w:r>
       <w:proofErr w:type="spellStart"/>
-      <w:proofErr w:type="gramStart"/>
-      <w:r>
-        <w:rPr>
-          <w:rFonts w:cs="TimesNewRomanPSMT"/>
-          <w:sz w:val="16"/>
-          <w:szCs w:val="16"/>
-        </w:rPr>
-        <w:t>lot.annexe</w:t>
-      </w:r>
-      <w:proofErr w:type="gramEnd"/>
-      <w:r>
-        <w:rPr>
-          <w:rFonts w:cs="TimesNewRomanPSMT"/>
-          <w:sz w:val="16"/>
-          <w:szCs w:val="16"/>
-        </w:rPr>
-        <w:t>_balcons</w:t>
+      <w:r>
+        <w:rPr>
+          <w:rFonts w:cs="TimesNewRomanPSMT"/>
+          <w:sz w:val="16"/>
+          <w:szCs w:val="16"/>
+        </w:rPr>
+        <w:t>lot.annexe_balcons</w:t>
       </w:r>
       <w:proofErr w:type="spellEnd"/>
       <w:r>
@@ -6586,7 +5199,6 @@
           <w:szCs w:val="16"/>
         </w:rPr>
       </w:pPr>
-      <w:proofErr w:type="gramStart"/>
       <w:r>
         <w:rPr>
           <w:rFonts w:cs="TimesNewRomanPSMT"/>
@@ -6602,53 +5214,16 @@
           <w:sz w:val="16"/>
           <w:szCs w:val="16"/>
         </w:rPr>
-        <w:t>displayed</w:t>
-      </w:r>
-      <w:proofErr w:type="gramEnd"/>
-      <w:r>
-        <w:rPr>
-          <w:rFonts w:cs="TimesNewRomanPSMT"/>
-          <w:sz w:val="16"/>
-          <w:szCs w:val="16"/>
-        </w:rPr>
-        <w:t>_</w:t>
-      </w:r>
-      <w:proofErr w:type="gramStart"/>
-      <w:r>
-        <w:rPr>
-          <w:rFonts w:cs="TimesNewRomanPSMT"/>
-          <w:sz w:val="16"/>
-          <w:szCs w:val="16"/>
-        </w:rPr>
-        <w:t>annexes.append</w:t>
-      </w:r>
-      <w:proofErr w:type="spellEnd"/>
-      <w:proofErr w:type="gramEnd"/>
-      <w:r>
-        <w:rPr>
-          <w:rFonts w:cs="TimesNewRomanPSMT"/>
-          <w:sz w:val="16"/>
-          <w:szCs w:val="16"/>
-        </w:rPr>
-        <w:t>('balcons') or '</w:t>
-      </w:r>
-      <w:proofErr w:type="gramStart"/>
-      <w:r>
-        <w:rPr>
-          <w:rFonts w:cs="TimesNewRomanPSMT"/>
-          <w:sz w:val="16"/>
-          <w:szCs w:val="16"/>
-        </w:rPr>
-        <w:t>' }</w:t>
-      </w:r>
-      <w:proofErr w:type="gramEnd"/>
-      <w:r>
-        <w:rPr>
-          <w:rFonts w:cs="TimesNewRomanPSMT"/>
-          <w:sz w:val="16"/>
-          <w:szCs w:val="16"/>
-        </w:rPr>
-        <w:t>}</w:t>
+        <w:t>displayed_annexes.append</w:t>
+      </w:r>
+      <w:proofErr w:type="spellEnd"/>
+      <w:r>
+        <w:rPr>
+          <w:rFonts w:cs="TimesNewRomanPSMT"/>
+          <w:sz w:val="16"/>
+          <w:szCs w:val="16"/>
+        </w:rPr>
+        <w:t>('balcons') or '' }}</w:t>
       </w:r>
     </w:p>
     <w:p>
@@ -6777,23 +5352,13 @@
         <w:t xml:space="preserve">{%- if </w:t>
       </w:r>
       <w:proofErr w:type="spellStart"/>
-      <w:proofErr w:type="gramStart"/>
-      <w:r>
-        <w:rPr>
-          <w:rFonts w:cs="TimesNewRomanPSMT"/>
-          <w:sz w:val="16"/>
-          <w:szCs w:val="16"/>
-        </w:rPr>
-        <w:t>lot.annexe</w:t>
-      </w:r>
-      <w:proofErr w:type="gramEnd"/>
-      <w:r>
-        <w:rPr>
-          <w:rFonts w:cs="TimesNewRomanPSMT"/>
-          <w:sz w:val="16"/>
-          <w:szCs w:val="16"/>
-        </w:rPr>
-        <w:t>_loggias</w:t>
+      <w:r>
+        <w:rPr>
+          <w:rFonts w:cs="TimesNewRomanPSMT"/>
+          <w:sz w:val="16"/>
+          <w:szCs w:val="16"/>
+        </w:rPr>
+        <w:t>lot.annexe_loggias</w:t>
       </w:r>
       <w:proofErr w:type="spellEnd"/>
       <w:r>
@@ -6833,7 +5398,6 @@
           <w:szCs w:val="16"/>
         </w:rPr>
       </w:pPr>
-      <w:proofErr w:type="gramStart"/>
       <w:r>
         <w:rPr>
           <w:rFonts w:cs="TimesNewRomanPSMT"/>
@@ -6849,53 +5413,16 @@
           <w:sz w:val="16"/>
           <w:szCs w:val="16"/>
         </w:rPr>
-        <w:t>displayed</w:t>
-      </w:r>
-      <w:proofErr w:type="gramEnd"/>
-      <w:r>
-        <w:rPr>
-          <w:rFonts w:cs="TimesNewRomanPSMT"/>
-          <w:sz w:val="16"/>
-          <w:szCs w:val="16"/>
-        </w:rPr>
-        <w:t>_</w:t>
-      </w:r>
-      <w:proofErr w:type="gramStart"/>
-      <w:r>
-        <w:rPr>
-          <w:rFonts w:cs="TimesNewRomanPSMT"/>
-          <w:sz w:val="16"/>
-          <w:szCs w:val="16"/>
-        </w:rPr>
-        <w:t>annexes.append</w:t>
-      </w:r>
-      <w:proofErr w:type="spellEnd"/>
-      <w:proofErr w:type="gramEnd"/>
-      <w:r>
-        <w:rPr>
-          <w:rFonts w:cs="TimesNewRomanPSMT"/>
-          <w:sz w:val="16"/>
-          <w:szCs w:val="16"/>
-        </w:rPr>
-        <w:t>('loggias') or '</w:t>
-      </w:r>
-      <w:proofErr w:type="gramStart"/>
-      <w:r>
-        <w:rPr>
-          <w:rFonts w:cs="TimesNewRomanPSMT"/>
-          <w:sz w:val="16"/>
-          <w:szCs w:val="16"/>
-        </w:rPr>
-        <w:t>' }</w:t>
-      </w:r>
-      <w:proofErr w:type="gramEnd"/>
-      <w:r>
-        <w:rPr>
-          <w:rFonts w:cs="TimesNewRomanPSMT"/>
-          <w:sz w:val="16"/>
-          <w:szCs w:val="16"/>
-        </w:rPr>
-        <w:t>}</w:t>
+        <w:t>displayed_annexes.append</w:t>
+      </w:r>
+      <w:proofErr w:type="spellEnd"/>
+      <w:r>
+        <w:rPr>
+          <w:rFonts w:cs="TimesNewRomanPSMT"/>
+          <w:sz w:val="16"/>
+          <w:szCs w:val="16"/>
+        </w:rPr>
+        <w:t>('loggias') or '' }}</w:t>
       </w:r>
     </w:p>
     <w:p>
@@ -7024,23 +5551,13 @@
         <w:t xml:space="preserve">{%- if </w:t>
       </w:r>
       <w:proofErr w:type="spellStart"/>
-      <w:proofErr w:type="gramStart"/>
-      <w:r>
-        <w:rPr>
-          <w:rFonts w:cs="TimesNewRomanPSMT"/>
-          <w:sz w:val="16"/>
-          <w:szCs w:val="16"/>
-        </w:rPr>
-        <w:t>lot.annexe</w:t>
-      </w:r>
-      <w:proofErr w:type="gramEnd"/>
-      <w:r>
-        <w:rPr>
-          <w:rFonts w:cs="TimesNewRomanPSMT"/>
-          <w:sz w:val="16"/>
-          <w:szCs w:val="16"/>
-        </w:rPr>
-        <w:t>_terrasses</w:t>
+      <w:r>
+        <w:rPr>
+          <w:rFonts w:cs="TimesNewRomanPSMT"/>
+          <w:sz w:val="16"/>
+          <w:szCs w:val="16"/>
+        </w:rPr>
+        <w:t>lot.annexe_terrasses</w:t>
       </w:r>
       <w:proofErr w:type="spellEnd"/>
       <w:r>
@@ -7080,7 +5597,6 @@
           <w:szCs w:val="16"/>
         </w:rPr>
       </w:pPr>
-      <w:proofErr w:type="gramStart"/>
       <w:r>
         <w:rPr>
           <w:rFonts w:cs="TimesNewRomanPSMT"/>
@@ -7096,53 +5612,16 @@
           <w:sz w:val="16"/>
           <w:szCs w:val="16"/>
         </w:rPr>
-        <w:t>displayed</w:t>
-      </w:r>
-      <w:proofErr w:type="gramEnd"/>
-      <w:r>
-        <w:rPr>
-          <w:rFonts w:cs="TimesNewRomanPSMT"/>
-          <w:sz w:val="16"/>
-          <w:szCs w:val="16"/>
-        </w:rPr>
-        <w:t>_</w:t>
-      </w:r>
-      <w:proofErr w:type="gramStart"/>
-      <w:r>
-        <w:rPr>
-          <w:rFonts w:cs="TimesNewRomanPSMT"/>
-          <w:sz w:val="16"/>
-          <w:szCs w:val="16"/>
-        </w:rPr>
-        <w:t>annexes.append</w:t>
-      </w:r>
-      <w:proofErr w:type="spellEnd"/>
-      <w:proofErr w:type="gramEnd"/>
-      <w:r>
-        <w:rPr>
-          <w:rFonts w:cs="TimesNewRomanPSMT"/>
-          <w:sz w:val="16"/>
-          <w:szCs w:val="16"/>
-        </w:rPr>
-        <w:t>('terrasses') or '</w:t>
-      </w:r>
-      <w:proofErr w:type="gramStart"/>
-      <w:r>
-        <w:rPr>
-          <w:rFonts w:cs="TimesNewRomanPSMT"/>
-          <w:sz w:val="16"/>
-          <w:szCs w:val="16"/>
-        </w:rPr>
-        <w:t>' }</w:t>
-      </w:r>
-      <w:proofErr w:type="gramEnd"/>
-      <w:r>
-        <w:rPr>
-          <w:rFonts w:cs="TimesNewRomanPSMT"/>
-          <w:sz w:val="16"/>
-          <w:szCs w:val="16"/>
-        </w:rPr>
-        <w:t>}</w:t>
+        <w:t>displayed_annexes.append</w:t>
+      </w:r>
+      <w:proofErr w:type="spellEnd"/>
+      <w:r>
+        <w:rPr>
+          <w:rFonts w:cs="TimesNewRomanPSMT"/>
+          <w:sz w:val="16"/>
+          <w:szCs w:val="16"/>
+        </w:rPr>
+        <w:t>('terrasses') or '' }}</w:t>
       </w:r>
     </w:p>
     <w:p>
@@ -7323,49 +5802,21 @@
         <w:rPr>
           <w:rFonts w:cs="TimesNewRomanPSMT"/>
         </w:rPr>
-        <w:t xml:space="preserve">3 ter. Surface des locaux collectifs résidentiels : </w:t>
-      </w:r>
-      <w:proofErr w:type="gramStart"/>
-      <w:r>
-        <w:rPr>
-          <w:rFonts w:cs="TimesNewRomanPSMT"/>
-        </w:rPr>
-        <w:t xml:space="preserve">{{ </w:t>
-      </w:r>
-      <w:proofErr w:type="spellStart"/>
-      <w:r>
-        <w:rPr>
-          <w:rFonts w:cs="TimesNewRomanPSMT"/>
-        </w:rPr>
-        <w:t>surface</w:t>
-      </w:r>
-      <w:proofErr w:type="gramEnd"/>
-      <w:r>
-        <w:rPr>
-          <w:rFonts w:cs="TimesNewRomanPSMT"/>
-        </w:rPr>
-        <w:t>_locaux_collectifs_residentiels|</w:t>
-      </w:r>
-      <w:proofErr w:type="gramStart"/>
-      <w:r>
-        <w:rPr>
-          <w:rFonts w:cs="TimesNewRomanPSMT"/>
-        </w:rPr>
-        <w:t>f</w:t>
-      </w:r>
-      <w:proofErr w:type="spellEnd"/>
-      <w:r>
-        <w:rPr>
-          <w:rFonts w:cs="TimesNewRomanPSMT"/>
-        </w:rPr>
-        <w:t xml:space="preserve"> }</w:t>
-      </w:r>
-      <w:proofErr w:type="gramEnd"/>
-      <w:r>
-        <w:rPr>
-          <w:rFonts w:cs="TimesNewRomanPSMT"/>
-        </w:rPr>
-        <w:t>} m²</w:t>
+        <w:t xml:space="preserve">3 ter. Surface des locaux collectifs résidentiels : {{ </w:t>
+      </w:r>
+      <w:proofErr w:type="spellStart"/>
+      <w:r>
+        <w:rPr>
+          <w:rFonts w:cs="TimesNewRomanPSMT"/>
+        </w:rPr>
+        <w:t>surface_locaux_collectifs_residentiels|f</w:t>
+      </w:r>
+      <w:proofErr w:type="spellEnd"/>
+      <w:r>
+        <w:rPr>
+          <w:rFonts w:cs="TimesNewRomanPSMT"/>
+        </w:rPr>
+        <w:t xml:space="preserve"> }} m²</w:t>
       </w:r>
     </w:p>
     <w:p>
@@ -7384,49 +5835,21 @@
         <w:rPr>
           <w:rFonts w:cs="TimesNewRomanPSMT"/>
         </w:rPr>
-        <w:t xml:space="preserve">4. Surface utile totale de l'opération (art. D. 353-16 (2°) précité) : </w:t>
-      </w:r>
-      <w:proofErr w:type="gramStart"/>
-      <w:r>
-        <w:rPr>
-          <w:rFonts w:cs="TimesNewRomanPSMT"/>
-        </w:rPr>
-        <w:t xml:space="preserve">{{ </w:t>
-      </w:r>
-      <w:proofErr w:type="spellStart"/>
-      <w:r>
-        <w:rPr>
-          <w:rFonts w:cs="TimesNewRomanPSMT"/>
-        </w:rPr>
-        <w:t>su</w:t>
-      </w:r>
-      <w:proofErr w:type="gramEnd"/>
-      <w:r>
-        <w:rPr>
-          <w:rFonts w:cs="TimesNewRomanPSMT"/>
-        </w:rPr>
-        <w:t>_totale|</w:t>
-      </w:r>
-      <w:proofErr w:type="gramStart"/>
-      <w:r>
-        <w:rPr>
-          <w:rFonts w:cs="TimesNewRomanPSMT"/>
-        </w:rPr>
-        <w:t>f</w:t>
-      </w:r>
-      <w:proofErr w:type="spellEnd"/>
-      <w:r>
-        <w:rPr>
-          <w:rFonts w:cs="TimesNewRomanPSMT"/>
-        </w:rPr>
-        <w:t xml:space="preserve"> }</w:t>
-      </w:r>
-      <w:proofErr w:type="gramEnd"/>
-      <w:r>
-        <w:rPr>
-          <w:rFonts w:cs="TimesNewRomanPSMT"/>
-        </w:rPr>
-        <w:t>} m²</w:t>
+        <w:t xml:space="preserve">4. Surface utile totale de l'opération (art. D. 353-16 (2°) précité) : {{ </w:t>
+      </w:r>
+      <w:proofErr w:type="spellStart"/>
+      <w:r>
+        <w:rPr>
+          <w:rFonts w:cs="TimesNewRomanPSMT"/>
+        </w:rPr>
+        <w:t>su_totale|f</w:t>
+      </w:r>
+      <w:proofErr w:type="spellEnd"/>
+      <w:r>
+        <w:rPr>
+          <w:rFonts w:cs="TimesNewRomanPSMT"/>
+        </w:rPr>
+        <w:t xml:space="preserve"> }} m²</w:t>
       </w:r>
     </w:p>
     <w:p>
@@ -7564,25 +5987,7 @@
                 <w:sz w:val="14"/>
                 <w:szCs w:val="14"/>
               </w:rPr>
-              <w:t>(</w:t>
-            </w:r>
-            <w:proofErr w:type="gramStart"/>
-            <w:r>
-              <w:rPr>
-                <w:rFonts w:cs="TimesNewRomanPSMT"/>
-                <w:sz w:val="14"/>
-                <w:szCs w:val="14"/>
-              </w:rPr>
-              <w:t>art.</w:t>
-            </w:r>
-            <w:proofErr w:type="gramEnd"/>
-            <w:r>
-              <w:rPr>
-                <w:rFonts w:cs="TimesNewRomanPSMT"/>
-                <w:sz w:val="14"/>
-                <w:szCs w:val="14"/>
-              </w:rPr>
-              <w:t xml:space="preserve"> R. 111-2)</w:t>
+              <w:t>(art. R. 111-2)</w:t>
             </w:r>
           </w:p>
         </w:tc>
@@ -7602,23 +6007,13 @@
             </w:r>
           </w:p>
           <w:p>
-            <w:proofErr w:type="gramStart"/>
             <w:r>
               <w:rPr>
                 <w:rFonts w:cs="TimesNewRomanPSMT"/>
                 <w:sz w:val="14"/>
                 <w:szCs w:val="14"/>
               </w:rPr>
-              <w:t>réelle</w:t>
-            </w:r>
-            <w:proofErr w:type="gramEnd"/>
-            <w:r>
-              <w:rPr>
-                <w:rFonts w:cs="TimesNewRomanPSMT"/>
-                <w:sz w:val="14"/>
-                <w:szCs w:val="14"/>
-              </w:rPr>
-              <w:t xml:space="preserve"> des annexes</w:t>
+              <w:t>réelle des annexes</w:t>
             </w:r>
           </w:p>
         </w:tc>
@@ -7705,51 +6100,23 @@
             </w:r>
           </w:p>
           <w:p>
-            <w:proofErr w:type="gramStart"/>
             <w:r>
               <w:rPr>
                 <w:rFonts w:cs="TimesNewRomanPSMT"/>
                 <w:sz w:val="14"/>
                 <w:szCs w:val="14"/>
               </w:rPr>
-              <w:t>du</w:t>
-            </w:r>
-            <w:proofErr w:type="gramEnd"/>
+              <w:t>du logement</w:t>
+            </w:r>
+          </w:p>
+          <w:p>
             <w:r>
               <w:rPr>
                 <w:rFonts w:cs="TimesNewRomanPSMT"/>
                 <w:sz w:val="14"/>
                 <w:szCs w:val="14"/>
               </w:rPr>
-              <w:t xml:space="preserve"> logement</w:t>
-            </w:r>
-          </w:p>
-          <w:p>
-            <w:r>
-              <w:rPr>
-                <w:rFonts w:cs="TimesNewRomanPSMT"/>
-                <w:sz w:val="14"/>
-                <w:szCs w:val="14"/>
-              </w:rPr>
-              <w:t>(</w:t>
-            </w:r>
-            <w:proofErr w:type="gramStart"/>
-            <w:r>
-              <w:rPr>
-                <w:rFonts w:cs="TimesNewRomanPSMT"/>
-                <w:sz w:val="14"/>
-                <w:szCs w:val="14"/>
-              </w:rPr>
-              <w:t>col</w:t>
-            </w:r>
-            <w:proofErr w:type="gramEnd"/>
-            <w:r>
-              <w:rPr>
-                <w:rFonts w:cs="TimesNewRomanPSMT"/>
-                <w:sz w:val="14"/>
-                <w:szCs w:val="14"/>
-              </w:rPr>
-              <w:t xml:space="preserve"> 4 x col 5 </w:t>
+              <w:t xml:space="preserve">(col 4 x col 5 </w:t>
             </w:r>
           </w:p>
           <w:p>
@@ -8128,25 +6495,14 @@
               <w:t>{{</w:t>
             </w:r>
             <w:proofErr w:type="spellStart"/>
-            <w:proofErr w:type="gramStart"/>
-            <w:r>
-              <w:rPr>
-                <w:rFonts w:cs="TimesNewRomanPSMT"/>
-                <w:sz w:val="16"/>
-                <w:szCs w:val="16"/>
-                <w:lang w:val="en-US"/>
-              </w:rPr>
-              <w:t>l.lpmc</w:t>
-            </w:r>
-            <w:proofErr w:type="gramEnd"/>
-            <w:r>
-              <w:rPr>
-                <w:rFonts w:cs="TimesNewRomanPSMT"/>
-                <w:sz w:val="16"/>
-                <w:szCs w:val="16"/>
-                <w:lang w:val="en-US"/>
-              </w:rPr>
-              <w:t>|f</w:t>
+            <w:r>
+              <w:rPr>
+                <w:rFonts w:cs="TimesNewRomanPSMT"/>
+                <w:sz w:val="16"/>
+                <w:szCs w:val="16"/>
+                <w:lang w:val="en-US"/>
+              </w:rPr>
+              <w:t>l.lpmc|f</w:t>
             </w:r>
             <w:proofErr w:type="spellEnd"/>
             <w:r>
@@ -8217,25 +6573,14 @@
               <w:t>{{</w:t>
             </w:r>
             <w:proofErr w:type="spellStart"/>
-            <w:proofErr w:type="gramStart"/>
-            <w:r>
-              <w:rPr>
-                <w:rFonts w:cs="TimesNewRomanPSMT"/>
-                <w:sz w:val="16"/>
-                <w:szCs w:val="16"/>
-                <w:lang w:val="en-US"/>
-              </w:rPr>
-              <w:t>l.l</w:t>
-            </w:r>
-            <w:proofErr w:type="gramEnd"/>
-            <w:r>
-              <w:rPr>
-                <w:rFonts w:cs="TimesNewRomanPSMT"/>
-                <w:sz w:val="16"/>
-                <w:szCs w:val="16"/>
-                <w:lang w:val="en-US"/>
-              </w:rPr>
-              <w:t>|f</w:t>
+            <w:r>
+              <w:rPr>
+                <w:rFonts w:cs="TimesNewRomanPSMT"/>
+                <w:sz w:val="16"/>
+                <w:szCs w:val="16"/>
+                <w:lang w:val="en-US"/>
+              </w:rPr>
+              <w:t>l.l|f</w:t>
             </w:r>
             <w:proofErr w:type="spellEnd"/>
             <w:r>
@@ -8687,25 +7032,7 @@
                 <w:sz w:val="14"/>
                 <w:szCs w:val="14"/>
               </w:rPr>
-              <w:t>(</w:t>
-            </w:r>
-            <w:proofErr w:type="gramStart"/>
-            <w:r>
-              <w:rPr>
-                <w:rFonts w:cs="TimesNewRomanPSMT"/>
-                <w:sz w:val="14"/>
-                <w:szCs w:val="14"/>
-              </w:rPr>
-              <w:t>art.</w:t>
-            </w:r>
-            <w:proofErr w:type="gramEnd"/>
-            <w:r>
-              <w:rPr>
-                <w:rFonts w:cs="TimesNewRomanPSMT"/>
-                <w:sz w:val="14"/>
-                <w:szCs w:val="14"/>
-              </w:rPr>
-              <w:t xml:space="preserve"> R. 111-2)</w:t>
+              <w:t>(art. R. 111-2)</w:t>
             </w:r>
           </w:p>
         </w:tc>
@@ -8725,23 +7052,13 @@
             </w:r>
           </w:p>
           <w:p>
-            <w:proofErr w:type="gramStart"/>
             <w:r>
               <w:rPr>
                 <w:rFonts w:cs="TimesNewRomanPSMT"/>
                 <w:sz w:val="14"/>
                 <w:szCs w:val="14"/>
               </w:rPr>
-              <w:t>réelle</w:t>
-            </w:r>
-            <w:proofErr w:type="gramEnd"/>
-            <w:r>
-              <w:rPr>
-                <w:rFonts w:cs="TimesNewRomanPSMT"/>
-                <w:sz w:val="14"/>
-                <w:szCs w:val="14"/>
-              </w:rPr>
-              <w:t xml:space="preserve"> des annexes</w:t>
+              <w:t>réelle des annexes</w:t>
             </w:r>
           </w:p>
         </w:tc>
@@ -9393,25 +7710,7 @@
                 <w:sz w:val="14"/>
                 <w:szCs w:val="14"/>
               </w:rPr>
-              <w:t>(</w:t>
-            </w:r>
-            <w:proofErr w:type="gramStart"/>
-            <w:r>
-              <w:rPr>
-                <w:rFonts w:cs="TimesNewRomanPSMT"/>
-                <w:sz w:val="14"/>
-                <w:szCs w:val="14"/>
-              </w:rPr>
-              <w:t>art.</w:t>
-            </w:r>
-            <w:proofErr w:type="gramEnd"/>
-            <w:r>
-              <w:rPr>
-                <w:rFonts w:cs="TimesNewRomanPSMT"/>
-                <w:sz w:val="14"/>
-                <w:szCs w:val="14"/>
-              </w:rPr>
-              <w:t xml:space="preserve"> R. 111-2)</w:t>
+              <w:t>(art. R. 111-2)</w:t>
             </w:r>
           </w:p>
         </w:tc>
@@ -9431,23 +7730,13 @@
             </w:r>
           </w:p>
           <w:p>
-            <w:proofErr w:type="gramStart"/>
             <w:r>
               <w:rPr>
                 <w:rFonts w:cs="TimesNewRomanPSMT"/>
                 <w:sz w:val="14"/>
                 <w:szCs w:val="14"/>
               </w:rPr>
-              <w:t>réelle</w:t>
-            </w:r>
-            <w:proofErr w:type="gramEnd"/>
-            <w:r>
-              <w:rPr>
-                <w:rFonts w:cs="TimesNewRomanPSMT"/>
-                <w:sz w:val="14"/>
-                <w:szCs w:val="14"/>
-              </w:rPr>
-              <w:t xml:space="preserve"> des annexes</w:t>
+              <w:t>réelle des annexes</w:t>
             </w:r>
           </w:p>
         </w:tc>
@@ -9489,25 +7778,7 @@
                 <w:sz w:val="14"/>
                 <w:szCs w:val="14"/>
               </w:rPr>
-              <w:t>(</w:t>
-            </w:r>
-            <w:proofErr w:type="gramStart"/>
-            <w:r>
-              <w:rPr>
-                <w:rFonts w:cs="TimesNewRomanPSMT"/>
-                <w:sz w:val="14"/>
-                <w:szCs w:val="14"/>
-              </w:rPr>
-              <w:t>surface</w:t>
-            </w:r>
-            <w:proofErr w:type="gramEnd"/>
-            <w:r>
-              <w:rPr>
-                <w:rFonts w:cs="TimesNewRomanPSMT"/>
-                <w:sz w:val="14"/>
-                <w:szCs w:val="14"/>
-              </w:rPr>
-              <w:t xml:space="preserve"> habitable augmentée de 50% de la surface des annexes)</w:t>
+              <w:t>(surface habitable augmentée de 50% de la surface des annexes)</w:t>
             </w:r>
           </w:p>
         </w:tc>
@@ -9577,51 +7848,23 @@
             </w:r>
           </w:p>
           <w:p>
-            <w:proofErr w:type="gramStart"/>
             <w:r>
               <w:rPr>
                 <w:rFonts w:cs="TimesNewRomanPSMT"/>
                 <w:sz w:val="14"/>
                 <w:szCs w:val="14"/>
               </w:rPr>
-              <w:t>du</w:t>
-            </w:r>
-            <w:proofErr w:type="gramEnd"/>
+              <w:t>du logement</w:t>
+            </w:r>
+          </w:p>
+          <w:p>
             <w:r>
               <w:rPr>
                 <w:rFonts w:cs="TimesNewRomanPSMT"/>
                 <w:sz w:val="14"/>
                 <w:szCs w:val="14"/>
               </w:rPr>
-              <w:t xml:space="preserve"> logement</w:t>
-            </w:r>
-          </w:p>
-          <w:p>
-            <w:r>
-              <w:rPr>
-                <w:rFonts w:cs="TimesNewRomanPSMT"/>
-                <w:sz w:val="14"/>
-                <w:szCs w:val="14"/>
-              </w:rPr>
-              <w:t>(</w:t>
-            </w:r>
-            <w:proofErr w:type="gramStart"/>
-            <w:r>
-              <w:rPr>
-                <w:rFonts w:cs="TimesNewRomanPSMT"/>
-                <w:sz w:val="14"/>
-                <w:szCs w:val="14"/>
-              </w:rPr>
-              <w:t>col</w:t>
-            </w:r>
-            <w:proofErr w:type="gramEnd"/>
-            <w:r>
-              <w:rPr>
-                <w:rFonts w:cs="TimesNewRomanPSMT"/>
-                <w:sz w:val="14"/>
-                <w:szCs w:val="14"/>
-              </w:rPr>
-              <w:t xml:space="preserve"> 4 x col 5 </w:t>
+              <w:t xml:space="preserve">(col 4 x col 5 </w:t>
             </w:r>
           </w:p>
           <w:p>
@@ -10027,25 +8270,14 @@
               <w:t>{{</w:t>
             </w:r>
             <w:proofErr w:type="spellStart"/>
-            <w:proofErr w:type="gramStart"/>
-            <w:r>
-              <w:rPr>
-                <w:rFonts w:cs="TimesNewRomanPSMT"/>
-                <w:sz w:val="16"/>
-                <w:szCs w:val="16"/>
-                <w:lang w:val="en-US"/>
-              </w:rPr>
-              <w:t>l.lpmc</w:t>
-            </w:r>
-            <w:proofErr w:type="gramEnd"/>
-            <w:r>
-              <w:rPr>
-                <w:rFonts w:cs="TimesNewRomanPSMT"/>
-                <w:sz w:val="16"/>
-                <w:szCs w:val="16"/>
-                <w:lang w:val="en-US"/>
-              </w:rPr>
-              <w:t>|f</w:t>
+            <w:r>
+              <w:rPr>
+                <w:rFonts w:cs="TimesNewRomanPSMT"/>
+                <w:sz w:val="16"/>
+                <w:szCs w:val="16"/>
+                <w:lang w:val="en-US"/>
+              </w:rPr>
+              <w:t>l.lpmc|f</w:t>
             </w:r>
             <w:proofErr w:type="spellEnd"/>
             <w:r>
@@ -10116,25 +8348,14 @@
               <w:t>{{</w:t>
             </w:r>
             <w:proofErr w:type="spellStart"/>
-            <w:proofErr w:type="gramStart"/>
-            <w:r>
-              <w:rPr>
-                <w:rFonts w:cs="TimesNewRomanPSMT"/>
-                <w:sz w:val="16"/>
-                <w:szCs w:val="16"/>
-                <w:lang w:val="en-US"/>
-              </w:rPr>
-              <w:t>l.l</w:t>
-            </w:r>
-            <w:proofErr w:type="gramEnd"/>
-            <w:r>
-              <w:rPr>
-                <w:rFonts w:cs="TimesNewRomanPSMT"/>
-                <w:sz w:val="16"/>
-                <w:szCs w:val="16"/>
-                <w:lang w:val="en-US"/>
-              </w:rPr>
-              <w:t>|f</w:t>
+            <w:r>
+              <w:rPr>
+                <w:rFonts w:cs="TimesNewRomanPSMT"/>
+                <w:sz w:val="16"/>
+                <w:szCs w:val="16"/>
+                <w:lang w:val="en-US"/>
+              </w:rPr>
+              <w:t>l.l|f</w:t>
             </w:r>
             <w:proofErr w:type="spellEnd"/>
             <w:r>
@@ -10604,25 +8825,7 @@
                 <w:sz w:val="14"/>
                 <w:szCs w:val="14"/>
               </w:rPr>
-              <w:t>(</w:t>
-            </w:r>
-            <w:proofErr w:type="gramStart"/>
-            <w:r>
-              <w:rPr>
-                <w:rFonts w:cs="TimesNewRomanPSMT"/>
-                <w:sz w:val="14"/>
-                <w:szCs w:val="14"/>
-              </w:rPr>
-              <w:t>art.</w:t>
-            </w:r>
-            <w:proofErr w:type="gramEnd"/>
-            <w:r>
-              <w:rPr>
-                <w:rFonts w:cs="TimesNewRomanPSMT"/>
-                <w:sz w:val="14"/>
-                <w:szCs w:val="14"/>
-              </w:rPr>
-              <w:t xml:space="preserve"> R. 111-2)</w:t>
+              <w:t>(art. R. 111-2)</w:t>
             </w:r>
           </w:p>
         </w:tc>
@@ -10642,23 +8845,13 @@
             </w:r>
           </w:p>
           <w:p>
-            <w:proofErr w:type="gramStart"/>
             <w:r>
               <w:rPr>
                 <w:rFonts w:cs="TimesNewRomanPSMT"/>
                 <w:sz w:val="14"/>
                 <w:szCs w:val="14"/>
               </w:rPr>
-              <w:t>réelle</w:t>
-            </w:r>
-            <w:proofErr w:type="gramEnd"/>
-            <w:r>
-              <w:rPr>
-                <w:rFonts w:cs="TimesNewRomanPSMT"/>
-                <w:sz w:val="14"/>
-                <w:szCs w:val="14"/>
-              </w:rPr>
-              <w:t xml:space="preserve"> des annexes</w:t>
+              <w:t>réelle des annexes</w:t>
             </w:r>
           </w:p>
         </w:tc>
@@ -10684,25 +8877,7 @@
                 <w:sz w:val="14"/>
                 <w:szCs w:val="14"/>
               </w:rPr>
-              <w:t>(</w:t>
-            </w:r>
-            <w:proofErr w:type="gramStart"/>
-            <w:r>
-              <w:rPr>
-                <w:rFonts w:cs="TimesNewRomanPSMT"/>
-                <w:sz w:val="14"/>
-                <w:szCs w:val="14"/>
-              </w:rPr>
-              <w:t>surface</w:t>
-            </w:r>
-            <w:proofErr w:type="gramEnd"/>
-            <w:r>
-              <w:rPr>
-                <w:rFonts w:cs="TimesNewRomanPSMT"/>
-                <w:sz w:val="14"/>
-                <w:szCs w:val="14"/>
-              </w:rPr>
-              <w:t xml:space="preserve"> habitable augmentée de 50% de la surface des annexes)</w:t>
+              <w:t>(surface habitable augmentée de 50% de la surface des annexes)</w:t>
             </w:r>
           </w:p>
         </w:tc>
@@ -11236,49 +9411,21 @@
         <w:rPr>
           <w:rFonts w:cs="TimesNewRomanPSMT"/>
         </w:rPr>
-        <w:t xml:space="preserve">6. Nombre et liste des annexes susceptibles de donner lieu à perception d'un loyer accessoire : </w:t>
-      </w:r>
-      <w:proofErr w:type="gramStart"/>
-      <w:r>
-        <w:rPr>
-          <w:rFonts w:cs="TimesNewRomanPSMT"/>
-        </w:rPr>
-        <w:t xml:space="preserve">{{ </w:t>
-      </w:r>
-      <w:proofErr w:type="spellStart"/>
-      <w:r>
-        <w:rPr>
-          <w:rFonts w:cs="TimesNewRomanPSMT"/>
-        </w:rPr>
-        <w:t>liste</w:t>
-      </w:r>
-      <w:proofErr w:type="gramEnd"/>
-      <w:r>
-        <w:rPr>
-          <w:rFonts w:cs="TimesNewRomanPSMT"/>
-        </w:rPr>
-        <w:t>_des_</w:t>
-      </w:r>
-      <w:proofErr w:type="gramStart"/>
-      <w:r>
-        <w:rPr>
-          <w:rFonts w:cs="TimesNewRomanPSMT"/>
-        </w:rPr>
-        <w:t>annexes</w:t>
-      </w:r>
-      <w:proofErr w:type="spellEnd"/>
-      <w:r>
-        <w:rPr>
-          <w:rFonts w:cs="TimesNewRomanPSMT"/>
-        </w:rPr>
-        <w:t xml:space="preserve"> }</w:t>
-      </w:r>
-      <w:proofErr w:type="gramEnd"/>
-      <w:r>
-        <w:rPr>
-          <w:rFonts w:cs="TimesNewRomanPSMT"/>
-        </w:rPr>
-        <w:t>}</w:t>
+        <w:t xml:space="preserve">6. Nombre et liste des annexes susceptibles de donner lieu à perception d'un loyer accessoire : {{ </w:t>
+      </w:r>
+      <w:proofErr w:type="spellStart"/>
+      <w:r>
+        <w:rPr>
+          <w:rFonts w:cs="TimesNewRomanPSMT"/>
+        </w:rPr>
+        <w:t>liste_des_annexes</w:t>
+      </w:r>
+      <w:proofErr w:type="spellEnd"/>
+      <w:r>
+        <w:rPr>
+          <w:rFonts w:cs="TimesNewRomanPSMT"/>
+        </w:rPr>
+        <w:t xml:space="preserve"> }}</w:t>
       </w:r>
     </w:p>
     <w:p>
@@ -11472,7 +9619,6 @@
                 <w:lang w:val="en-US"/>
               </w:rPr>
             </w:pPr>
-            <w:proofErr w:type="gramStart"/>
             <w:r>
               <w:rPr>
                 <w:rFonts w:cs="TimesNewRomanPSMT"/>
@@ -11490,27 +9636,7 @@
                 <w:szCs w:val="16"/>
                 <w:lang w:val="en-US"/>
               </w:rPr>
-              <w:t>s</w:t>
-            </w:r>
-            <w:proofErr w:type="gramEnd"/>
-            <w:r>
-              <w:rPr>
-                <w:rFonts w:cs="TimesNewRomanPSMT"/>
-                <w:sz w:val="16"/>
-                <w:szCs w:val="16"/>
-                <w:lang w:val="en-US"/>
-              </w:rPr>
-              <w:t>.</w:t>
-            </w:r>
-            <w:proofErr w:type="gramStart"/>
-            <w:r>
-              <w:rPr>
-                <w:rFonts w:cs="TimesNewRomanPSMT"/>
-                <w:sz w:val="16"/>
-                <w:szCs w:val="16"/>
-                <w:lang w:val="en-US"/>
-              </w:rPr>
-              <w:t>nb</w:t>
+              <w:t>s.nb</w:t>
             </w:r>
             <w:proofErr w:type="spellEnd"/>
             <w:r>
@@ -11520,17 +9646,7 @@
                 <w:szCs w:val="16"/>
                 <w:lang w:val="en-US"/>
               </w:rPr>
-              <w:t xml:space="preserve"> }</w:t>
-            </w:r>
-            <w:proofErr w:type="gramEnd"/>
-            <w:r>
-              <w:rPr>
-                <w:rFonts w:cs="TimesNewRomanPSMT"/>
-                <w:sz w:val="16"/>
-                <w:szCs w:val="16"/>
-                <w:lang w:val="en-US"/>
-              </w:rPr>
-              <w:t xml:space="preserve">} </w:t>
+              <w:t xml:space="preserve"> }} </w:t>
             </w:r>
             <w:proofErr w:type="spellStart"/>
             <w:r>
@@ -11553,25 +9669,14 @@
               <w:t>{{</w:t>
             </w:r>
             <w:proofErr w:type="spellStart"/>
-            <w:proofErr w:type="gramStart"/>
-            <w:r>
-              <w:rPr>
-                <w:rFonts w:cs="TimesNewRomanPSMT"/>
-                <w:sz w:val="16"/>
-                <w:szCs w:val="16"/>
-                <w:lang w:val="en-US"/>
-              </w:rPr>
-              <w:t>s.nb</w:t>
-            </w:r>
-            <w:proofErr w:type="gramEnd"/>
-            <w:r>
-              <w:rPr>
-                <w:rFonts w:cs="TimesNewRomanPSMT"/>
-                <w:sz w:val="16"/>
-                <w:szCs w:val="16"/>
-                <w:lang w:val="en-US"/>
-              </w:rPr>
-              <w:t>|pl</w:t>
+            <w:r>
+              <w:rPr>
+                <w:rFonts w:cs="TimesNewRomanPSMT"/>
+                <w:sz w:val="16"/>
+                <w:szCs w:val="16"/>
+                <w:lang w:val="en-US"/>
+              </w:rPr>
+              <w:t>s.nb|pl</w:t>
             </w:r>
             <w:proofErr w:type="spellEnd"/>
             <w:r>
@@ -11581,27 +9686,7 @@
                 <w:szCs w:val="16"/>
                 <w:lang w:val="en-US"/>
               </w:rPr>
-              <w:t xml:space="preserve">}} de type </w:t>
-            </w:r>
-            <w:proofErr w:type="gramStart"/>
-            <w:r>
-              <w:rPr>
-                <w:rFonts w:cs="TimesNewRomanPSMT"/>
-                <w:sz w:val="16"/>
-                <w:szCs w:val="16"/>
-                <w:lang w:val="en-US"/>
-              </w:rPr>
-              <w:t>{{ s.t</w:t>
-            </w:r>
-            <w:proofErr w:type="gramEnd"/>
-            <w:r>
-              <w:rPr>
-                <w:rFonts w:cs="TimesNewRomanPSMT"/>
-                <w:sz w:val="16"/>
-                <w:szCs w:val="16"/>
-                <w:lang w:val="en-US"/>
-              </w:rPr>
-              <w:t xml:space="preserve"> }}</w:t>
+              <w:t>}} de type {{ s.t }}</w:t>
             </w:r>
           </w:p>
         </w:tc>
@@ -11622,7 +9707,6 @@
               <w:t>{{</w:t>
             </w:r>
             <w:proofErr w:type="spellStart"/>
-            <w:proofErr w:type="gramStart"/>
             <w:r>
               <w:rPr>
                 <w:rFonts w:cs="TimesNewRomanPSMT"/>
@@ -11632,7 +9716,6 @@
               <w:t>s.l</w:t>
             </w:r>
             <w:proofErr w:type="spellEnd"/>
-            <w:proofErr w:type="gramEnd"/>
             <w:r>
               <w:rPr>
                 <w:rFonts w:cs="TimesNewRomanPSMT"/>
@@ -11734,18 +9817,8 @@
           <w:sz w:val="20"/>
           <w:lang w:val="en-US"/>
         </w:rPr>
-        <w:t xml:space="preserve">{% if </w:t>
-      </w:r>
-      <w:proofErr w:type="gramStart"/>
-      <w:r>
-        <w:rPr>
-          <w:rFonts w:cs="TimesNewRomanPSMT"/>
-          <w:sz w:val="20"/>
-          <w:lang w:val="en-US"/>
-        </w:rPr>
-        <w:t>annexes %}</w:t>
-      </w:r>
-      <w:proofErr w:type="gramEnd"/>
+        <w:t>{% if annexes %}</w:t>
+      </w:r>
     </w:p>
     <w:tbl>
       <w:tblPr>
@@ -12115,7 +10188,6 @@
               <w:t>{{</w:t>
             </w:r>
             <w:proofErr w:type="spellStart"/>
-            <w:proofErr w:type="gramStart"/>
             <w:r>
               <w:rPr>
                 <w:rFonts w:cs="TimesNewRomanPSMT"/>
@@ -12126,7 +10198,6 @@
               <w:t>a.lgt.d</w:t>
             </w:r>
             <w:proofErr w:type="spellEnd"/>
-            <w:proofErr w:type="gramEnd"/>
             <w:r>
               <w:rPr>
                 <w:rFonts w:cs="TimesNewRomanPSMT"/>
@@ -12175,25 +10246,14 @@
               <w:t>{{</w:t>
             </w:r>
             <w:proofErr w:type="spellStart"/>
-            <w:proofErr w:type="gramStart"/>
-            <w:r>
-              <w:rPr>
-                <w:rFonts w:cs="TimesNewRomanPSMT"/>
-                <w:sz w:val="16"/>
-                <w:szCs w:val="16"/>
-                <w:lang w:val="en-US"/>
-              </w:rPr>
-              <w:t>a.shsr</w:t>
-            </w:r>
-            <w:proofErr w:type="gramEnd"/>
-            <w:r>
-              <w:rPr>
-                <w:rFonts w:cs="TimesNewRomanPSMT"/>
-                <w:sz w:val="16"/>
-                <w:szCs w:val="16"/>
-                <w:lang w:val="en-US"/>
-              </w:rPr>
-              <w:t>|f</w:t>
+            <w:r>
+              <w:rPr>
+                <w:rFonts w:cs="TimesNewRomanPSMT"/>
+                <w:sz w:val="16"/>
+                <w:szCs w:val="16"/>
+                <w:lang w:val="en-US"/>
+              </w:rPr>
+              <w:t>a.shsr|f</w:t>
             </w:r>
             <w:proofErr w:type="spellEnd"/>
             <w:r>
@@ -12225,25 +10285,14 @@
               <w:t>{{</w:t>
             </w:r>
             <w:proofErr w:type="spellStart"/>
-            <w:proofErr w:type="gramStart"/>
-            <w:r>
-              <w:rPr>
-                <w:rFonts w:cs="TimesNewRomanPSMT"/>
-                <w:sz w:val="16"/>
-                <w:szCs w:val="16"/>
-                <w:lang w:val="en-US"/>
-              </w:rPr>
-              <w:t>a.lpmc</w:t>
-            </w:r>
-            <w:proofErr w:type="gramEnd"/>
-            <w:r>
-              <w:rPr>
-                <w:rFonts w:cs="TimesNewRomanPSMT"/>
-                <w:sz w:val="16"/>
-                <w:szCs w:val="16"/>
-                <w:lang w:val="en-US"/>
-              </w:rPr>
-              <w:t>|f</w:t>
+            <w:r>
+              <w:rPr>
+                <w:rFonts w:cs="TimesNewRomanPSMT"/>
+                <w:sz w:val="16"/>
+                <w:szCs w:val="16"/>
+                <w:lang w:val="en-US"/>
+              </w:rPr>
+              <w:t>a.lpmc|f</w:t>
             </w:r>
             <w:proofErr w:type="spellEnd"/>
             <w:r>
@@ -12275,25 +10324,14 @@
               <w:t>{{</w:t>
             </w:r>
             <w:proofErr w:type="spellStart"/>
-            <w:proofErr w:type="gramStart"/>
-            <w:r>
-              <w:rPr>
-                <w:rFonts w:cs="TimesNewRomanPSMT"/>
-                <w:sz w:val="16"/>
-                <w:szCs w:val="16"/>
-                <w:lang w:val="en-US"/>
-              </w:rPr>
-              <w:t>a.l</w:t>
-            </w:r>
-            <w:proofErr w:type="gramEnd"/>
-            <w:r>
-              <w:rPr>
-                <w:rFonts w:cs="TimesNewRomanPSMT"/>
-                <w:sz w:val="16"/>
-                <w:szCs w:val="16"/>
-                <w:lang w:val="en-US"/>
-              </w:rPr>
-              <w:t>|f</w:t>
+            <w:r>
+              <w:rPr>
+                <w:rFonts w:cs="TimesNewRomanPSMT"/>
+                <w:sz w:val="16"/>
+                <w:szCs w:val="16"/>
+                <w:lang w:val="en-US"/>
+              </w:rPr>
+              <w:t>a.l|f</w:t>
             </w:r>
             <w:proofErr w:type="spellEnd"/>
             <w:r>
@@ -12513,115 +10551,74 @@
           <w:rFonts w:cs="TimesNewRomanPSMT"/>
           <w:lang w:val="en-US"/>
         </w:rPr>
-        <w:t>edd_volumetrique_</w:t>
-      </w:r>
-      <w:proofErr w:type="gramStart"/>
+        <w:t>edd_volumetrique_text</w:t>
+      </w:r>
+      <w:proofErr w:type="spellEnd"/>
       <w:r>
         <w:rPr>
           <w:rFonts w:cs="TimesNewRomanPSMT"/>
           <w:lang w:val="en-US"/>
         </w:rPr>
-        <w:t>text</w:t>
-      </w:r>
-      <w:proofErr w:type="spellEnd"/>
+        <w:t>()|</w:t>
+      </w:r>
+      <w:proofErr w:type="spellStart"/>
       <w:r>
         <w:rPr>
           <w:rFonts w:cs="TimesNewRomanPSMT"/>
           <w:lang w:val="en-US"/>
         </w:rPr>
-        <w:t>(</w:t>
-      </w:r>
-      <w:proofErr w:type="gramEnd"/>
+        <w:t>len</w:t>
+      </w:r>
+      <w:proofErr w:type="spellEnd"/>
       <w:r>
         <w:rPr>
           <w:rFonts w:cs="TimesNewRomanPSMT"/>
           <w:lang w:val="en-US"/>
         </w:rPr>
-        <w:t>)|</w:t>
-      </w:r>
-      <w:proofErr w:type="spellStart"/>
-      <w:r>
-        <w:rPr>
-          <w:rFonts w:cs="TimesNewRomanPSMT"/>
+        <w:t xml:space="preserve"> %}</w:t>
+      </w:r>
+    </w:p>
+    <w:p>
+      <w:pPr>
+        <w:rPr>
           <w:lang w:val="en-US"/>
         </w:rPr>
-        <w:t>len</w:t>
-      </w:r>
-      <w:proofErr w:type="spellEnd"/>
+      </w:pPr>
       <w:r>
         <w:rPr>
           <w:rFonts w:cs="TimesNewRomanPSMT"/>
           <w:lang w:val="en-US"/>
         </w:rPr>
-        <w:t xml:space="preserve"> %}</w:t>
-      </w:r>
-    </w:p>
-    <w:p>
-      <w:pPr>
-        <w:rPr>
+        <w:t xml:space="preserve">{{ </w:t>
+      </w:r>
+      <w:r>
+        <w:rPr>
+          <w:rFonts w:cs="TimesNewRomanPSMT"/>
+        </w:rPr>
+        <w:t>programme</w:t>
+      </w:r>
+      <w:r>
+        <w:rPr>
+          <w:rFonts w:cs="TimesNewRomanPSMT"/>
           <w:lang w:val="en-US"/>
         </w:rPr>
-      </w:pPr>
-      <w:proofErr w:type="gramStart"/>
+        <w:t>.</w:t>
+      </w:r>
+      <w:proofErr w:type="spellStart"/>
       <w:r>
         <w:rPr>
           <w:rFonts w:cs="TimesNewRomanPSMT"/>
           <w:lang w:val="en-US"/>
         </w:rPr>
-        <w:t xml:space="preserve">{{ </w:t>
-      </w:r>
-      <w:r>
-        <w:rPr>
-          <w:rFonts w:cs="TimesNewRomanPSMT"/>
-        </w:rPr>
-        <w:t>programme</w:t>
-      </w:r>
+        <w:t>edd_volumetrique_text</w:t>
+      </w:r>
+      <w:proofErr w:type="spellEnd"/>
       <w:r>
         <w:rPr>
           <w:rFonts w:cs="TimesNewRomanPSMT"/>
           <w:lang w:val="en-US"/>
         </w:rPr>
-        <w:t>.</w:t>
-      </w:r>
-      <w:proofErr w:type="spellStart"/>
-      <w:r>
-        <w:rPr>
-          <w:rFonts w:cs="TimesNewRomanPSMT"/>
-          <w:lang w:val="en-US"/>
-        </w:rPr>
-        <w:t>edd</w:t>
-      </w:r>
-      <w:proofErr w:type="gramEnd"/>
-      <w:r>
-        <w:rPr>
-          <w:rFonts w:cs="TimesNewRomanPSMT"/>
-          <w:lang w:val="en-US"/>
-        </w:rPr>
-        <w:t>_volumetrique_</w:t>
-      </w:r>
-      <w:proofErr w:type="gramStart"/>
-      <w:r>
-        <w:rPr>
-          <w:rFonts w:cs="TimesNewRomanPSMT"/>
-          <w:lang w:val="en-US"/>
-        </w:rPr>
-        <w:t>text</w:t>
-      </w:r>
-      <w:proofErr w:type="spellEnd"/>
-      <w:r>
-        <w:rPr>
-          <w:rFonts w:cs="TimesNewRomanPSMT"/>
-          <w:lang w:val="en-US"/>
-        </w:rPr>
-        <w:t>() }</w:t>
-      </w:r>
-      <w:proofErr w:type="gramEnd"/>
-      <w:r>
-        <w:rPr>
-          <w:rFonts w:cs="TimesNewRomanPSMT"/>
-          <w:lang w:val="en-US"/>
-        </w:rPr>
-        <w:t>}</w:t>
+        <w:t>() }}</w:t>
       </w:r>
       <w:bookmarkStart w:id="50" w:name="S4"/>
       <w:bookmarkEnd w:id="50"/>
@@ -12637,49 +10634,106 @@
           <w:rFonts w:cs="TimesNewRomanPSMT"/>
           <w:lang w:val="en-US"/>
         </w:rPr>
-        <w:t xml:space="preserve">{% endif </w:t>
-      </w:r>
-      <w:proofErr w:type="gramStart"/>
+        <w:t xml:space="preserve">{% endif %}{% for image in </w:t>
+      </w:r>
+      <w:proofErr w:type="spellStart"/>
       <w:r>
         <w:rPr>
           <w:rFonts w:cs="TimesNewRomanPSMT"/>
           <w:lang w:val="en-US"/>
         </w:rPr>
-        <w:t>%}{</w:t>
-      </w:r>
-      <w:proofErr w:type="gramEnd"/>
+        <w:t>edd_volumetrique_images</w:t>
+      </w:r>
+      <w:proofErr w:type="spellEnd"/>
       <w:r>
         <w:rPr>
           <w:rFonts w:cs="TimesNewRomanPSMT"/>
           <w:lang w:val="en-US"/>
         </w:rPr>
-        <w:t xml:space="preserve">% for image in </w:t>
-      </w:r>
-      <w:proofErr w:type="spellStart"/>
-      <w:r>
-        <w:rPr>
-          <w:rFonts w:cs="TimesNewRomanPSMT"/>
+        <w:t xml:space="preserve"> %}</w:t>
+      </w:r>
+    </w:p>
+    <w:p>
+      <w:pPr>
+        <w:rPr>
           <w:lang w:val="en-US"/>
         </w:rPr>
-        <w:t>edd_volumetrique_</w:t>
-      </w:r>
-      <w:proofErr w:type="gramStart"/>
+      </w:pPr>
       <w:r>
         <w:rPr>
           <w:rFonts w:cs="TimesNewRomanPSMT"/>
           <w:lang w:val="en-US"/>
         </w:rPr>
-        <w:t>images</w:t>
-      </w:r>
-      <w:proofErr w:type="spellEnd"/>
-      <w:r>
-        <w:rPr>
-          <w:rFonts w:cs="TimesNewRomanPSMT"/>
+        <w:t>{{image}}</w:t>
+      </w:r>
+    </w:p>
+    <w:p>
+      <w:pPr>
+        <w:rPr>
           <w:lang w:val="en-US"/>
         </w:rPr>
+      </w:pPr>
+      <w:r>
+        <w:rPr>
+          <w:rFonts w:cs="TimesNewRomanPSMT"/>
+          <w:lang w:val="en-US"/>
+        </w:rPr>
+        <w:t xml:space="preserve">{% </w:t>
+      </w:r>
+      <w:proofErr w:type="spellStart"/>
+      <w:r>
+        <w:rPr>
+          <w:rFonts w:cs="TimesNewRomanPSMT"/>
+          <w:lang w:val="en-US"/>
+        </w:rPr>
+        <w:t>endfor</w:t>
+      </w:r>
+      <w:proofErr w:type="spellEnd"/>
+      <w:r>
+        <w:rPr>
+          <w:rFonts w:cs="TimesNewRomanPSMT"/>
+          <w:lang w:val="en-US"/>
+        </w:rPr>
+        <w:t xml:space="preserve"> %}{% if </w:t>
+      </w:r>
+      <w:proofErr w:type="spellStart"/>
+      <w:r>
+        <w:rPr>
+          <w:rFonts w:cs="TimesNewRomanPSMT"/>
+          <w:lang w:val="en-US"/>
+        </w:rPr>
+        <w:t>programme.mention_publication_edd_volumetrique</w:t>
+      </w:r>
+      <w:proofErr w:type="spellEnd"/>
+      <w:r>
+        <w:rPr>
+          <w:rFonts w:cs="TimesNewRomanPSMT"/>
+          <w:lang w:val="en-US"/>
+        </w:rPr>
         <w:t xml:space="preserve"> %}</w:t>
       </w:r>
-      <w:proofErr w:type="gramEnd"/>
+    </w:p>
+    <w:p>
+      <w:r>
+        <w:rPr>
+          <w:rFonts w:cs="TimesNewRomanPSMT"/>
+        </w:rPr>
+        <w:t xml:space="preserve">{{ </w:t>
+      </w:r>
+      <w:proofErr w:type="spellStart"/>
+      <w:r>
+        <w:rPr>
+          <w:rFonts w:cs="TimesNewRomanPSMT"/>
+        </w:rPr>
+        <w:t>programme.mention_publication_edd_volumetrique</w:t>
+      </w:r>
+      <w:proofErr w:type="spellEnd"/>
+      <w:r>
+        <w:rPr>
+          <w:rFonts w:cs="TimesNewRomanPSMT"/>
+        </w:rPr>
+        <w:t xml:space="preserve"> }}</w:t>
+      </w:r>
     </w:p>
     <w:p>
       <w:pPr>
@@ -12692,6 +10746,138 @@
           <w:rFonts w:cs="TimesNewRomanPSMT"/>
           <w:lang w:val="en-US"/>
         </w:rPr>
+        <w:t xml:space="preserve">{% endif %}{% if </w:t>
+      </w:r>
+      <w:r>
+        <w:rPr>
+          <w:rFonts w:cs="TimesNewRomanPSMT"/>
+        </w:rPr>
+        <w:t>programme</w:t>
+      </w:r>
+      <w:r>
+        <w:rPr>
+          <w:rFonts w:cs="TimesNewRomanPSMT"/>
+          <w:lang w:val="en-US"/>
+        </w:rPr>
+        <w:t>.</w:t>
+      </w:r>
+      <w:proofErr w:type="spellStart"/>
+      <w:r>
+        <w:rPr>
+          <w:rFonts w:cs="TimesNewRomanPSMT"/>
+          <w:lang w:val="en-US"/>
+        </w:rPr>
+        <w:t>edd_classique_text</w:t>
+      </w:r>
+      <w:proofErr w:type="spellEnd"/>
+      <w:r>
+        <w:rPr>
+          <w:rFonts w:cs="TimesNewRomanPSMT"/>
+          <w:lang w:val="en-US"/>
+        </w:rPr>
+        <w:t>()|</w:t>
+      </w:r>
+      <w:proofErr w:type="spellStart"/>
+      <w:r>
+        <w:rPr>
+          <w:rFonts w:cs="TimesNewRomanPSMT"/>
+          <w:lang w:val="en-US"/>
+        </w:rPr>
+        <w:t>len</w:t>
+      </w:r>
+      <w:proofErr w:type="spellEnd"/>
+      <w:r>
+        <w:rPr>
+          <w:rFonts w:cs="TimesNewRomanPSMT"/>
+          <w:lang w:val="en-US"/>
+        </w:rPr>
+        <w:t xml:space="preserve"> %}</w:t>
+      </w:r>
+    </w:p>
+    <w:p>
+      <w:pPr>
+        <w:rPr>
+          <w:lang w:val="en-US"/>
+        </w:rPr>
+      </w:pPr>
+      <w:r>
+        <w:rPr>
+          <w:rFonts w:cs="TimesNewRomanPSMT"/>
+          <w:lang w:val="en-US"/>
+        </w:rPr>
+        <w:t xml:space="preserve">{{ </w:t>
+      </w:r>
+      <w:r>
+        <w:rPr>
+          <w:rFonts w:cs="TimesNewRomanPSMT"/>
+        </w:rPr>
+        <w:t>programme</w:t>
+      </w:r>
+      <w:r>
+        <w:rPr>
+          <w:rFonts w:cs="TimesNewRomanPSMT"/>
+          <w:lang w:val="en-US"/>
+        </w:rPr>
+        <w:t>.</w:t>
+      </w:r>
+      <w:proofErr w:type="spellStart"/>
+      <w:r>
+        <w:rPr>
+          <w:rFonts w:cs="TimesNewRomanPSMT"/>
+          <w:lang w:val="en-US"/>
+        </w:rPr>
+        <w:t>edd_classique_text</w:t>
+      </w:r>
+      <w:proofErr w:type="spellEnd"/>
+      <w:r>
+        <w:rPr>
+          <w:rFonts w:cs="TimesNewRomanPSMT"/>
+          <w:lang w:val="en-US"/>
+        </w:rPr>
+        <w:t>() }}</w:t>
+      </w:r>
+    </w:p>
+    <w:p>
+      <w:pPr>
+        <w:rPr>
+          <w:lang w:val="en-US"/>
+        </w:rPr>
+      </w:pPr>
+      <w:r>
+        <w:rPr>
+          <w:rFonts w:cs="TimesNewRomanPSMT"/>
+          <w:lang w:val="en-US"/>
+        </w:rPr>
+        <w:t xml:space="preserve">{% endif %}{% for image in </w:t>
+      </w:r>
+      <w:proofErr w:type="spellStart"/>
+      <w:r>
+        <w:rPr>
+          <w:rFonts w:cs="TimesNewRomanPSMT"/>
+          <w:lang w:val="en-US"/>
+        </w:rPr>
+        <w:t>edd_classique_images</w:t>
+      </w:r>
+      <w:proofErr w:type="spellEnd"/>
+      <w:r>
+        <w:rPr>
+          <w:rFonts w:cs="TimesNewRomanPSMT"/>
+          <w:lang w:val="en-US"/>
+        </w:rPr>
+        <w:t xml:space="preserve"> %}</w:t>
+      </w:r>
+    </w:p>
+    <w:p>
+      <w:pPr>
+        <w:rPr>
+          <w:lang w:val="en-US"/>
+        </w:rPr>
+      </w:pPr>
+      <w:r>
+        <w:rPr>
+          <w:rFonts w:cs="TimesNewRomanPSMT"/>
+          <w:lang w:val="en-US"/>
+        </w:rPr>
         <w:t>{{image}}</w:t>
       </w:r>
     </w:p>
@@ -12722,48 +10908,45 @@
           <w:rFonts w:cs="TimesNewRomanPSMT"/>
           <w:lang w:val="en-US"/>
         </w:rPr>
-        <w:t xml:space="preserve"> </w:t>
-      </w:r>
-      <w:proofErr w:type="gramStart"/>
+        <w:t xml:space="preserve"> %}{% if </w:t>
+      </w:r>
+      <w:proofErr w:type="spellStart"/>
       <w:r>
         <w:rPr>
           <w:rFonts w:cs="TimesNewRomanPSMT"/>
           <w:lang w:val="en-US"/>
         </w:rPr>
-        <w:t>%}{</w:t>
-      </w:r>
-      <w:proofErr w:type="gramEnd"/>
+        <w:t>programme.mention_publication_edd_classique</w:t>
+      </w:r>
+      <w:proofErr w:type="spellEnd"/>
       <w:r>
         <w:rPr>
           <w:rFonts w:cs="TimesNewRomanPSMT"/>
           <w:lang w:val="en-US"/>
         </w:rPr>
-        <w:t xml:space="preserve">% if </w:t>
-      </w:r>
-      <w:proofErr w:type="spellStart"/>
-      <w:proofErr w:type="gramStart"/>
-      <w:r>
-        <w:rPr>
-          <w:rFonts w:cs="TimesNewRomanPSMT"/>
+        <w:t xml:space="preserve"> %}</w:t>
+      </w:r>
+    </w:p>
+    <w:p>
+      <w:pPr>
+        <w:rPr>
           <w:lang w:val="en-US"/>
         </w:rPr>
-        <w:t>programme.mention</w:t>
-      </w:r>
-      <w:proofErr w:type="gramEnd"/>
+      </w:pPr>
       <w:r>
         <w:rPr>
           <w:rFonts w:cs="TimesNewRomanPSMT"/>
           <w:lang w:val="en-US"/>
         </w:rPr>
-        <w:t>_publication_edd_</w:t>
-      </w:r>
-      <w:proofErr w:type="gramStart"/>
+        <w:t xml:space="preserve">{{ </w:t>
+      </w:r>
+      <w:proofErr w:type="spellStart"/>
       <w:r>
         <w:rPr>
           <w:rFonts w:cs="TimesNewRomanPSMT"/>
           <w:lang w:val="en-US"/>
         </w:rPr>
-        <w:t>volumetrique</w:t>
+        <w:t>programme.mention_publication_edd_classique</w:t>
       </w:r>
       <w:proofErr w:type="spellEnd"/>
       <w:r>
@@ -12771,52 +10954,7 @@
           <w:rFonts w:cs="TimesNewRomanPSMT"/>
           <w:lang w:val="en-US"/>
         </w:rPr>
-        <w:t xml:space="preserve"> %}</w:t>
-      </w:r>
-      <w:proofErr w:type="gramEnd"/>
-    </w:p>
-    <w:p>
-      <w:proofErr w:type="gramStart"/>
-      <w:r>
-        <w:rPr>
-          <w:rFonts w:cs="TimesNewRomanPSMT"/>
-        </w:rPr>
-        <w:t xml:space="preserve">{{ </w:t>
-      </w:r>
-      <w:proofErr w:type="spellStart"/>
-      <w:r>
-        <w:rPr>
-          <w:rFonts w:cs="TimesNewRomanPSMT"/>
-        </w:rPr>
-        <w:t>programme</w:t>
-      </w:r>
-      <w:proofErr w:type="gramEnd"/>
-      <w:r>
-        <w:rPr>
-          <w:rFonts w:cs="TimesNewRomanPSMT"/>
-        </w:rPr>
-        <w:t>.mention_publication_edd_</w:t>
-      </w:r>
-      <w:proofErr w:type="gramStart"/>
-      <w:r>
-        <w:rPr>
-          <w:rFonts w:cs="TimesNewRomanPSMT"/>
-        </w:rPr>
-        <w:t>volumetrique</w:t>
-      </w:r>
-      <w:proofErr w:type="spellEnd"/>
-      <w:r>
-        <w:rPr>
-          <w:rFonts w:cs="TimesNewRomanPSMT"/>
-        </w:rPr>
-        <w:t xml:space="preserve"> }</w:t>
-      </w:r>
-      <w:proofErr w:type="gramEnd"/>
-      <w:r>
-        <w:rPr>
-          <w:rFonts w:cs="TimesNewRomanPSMT"/>
-        </w:rPr>
-        <w:t>}</w:t>
+        <w:t xml:space="preserve"> }}</w:t>
       </w:r>
     </w:p>
     <w:p>
@@ -12830,386 +10968,7 @@
           <w:rFonts w:cs="TimesNewRomanPSMT"/>
           <w:lang w:val="en-US"/>
         </w:rPr>
-        <w:t xml:space="preserve">{% endif </w:t>
-      </w:r>
-      <w:proofErr w:type="gramStart"/>
-      <w:r>
-        <w:rPr>
-          <w:rFonts w:cs="TimesNewRomanPSMT"/>
-          <w:lang w:val="en-US"/>
-        </w:rPr>
-        <w:t>%}{</w:t>
-      </w:r>
-      <w:proofErr w:type="gramEnd"/>
-      <w:r>
-        <w:rPr>
-          <w:rFonts w:cs="TimesNewRomanPSMT"/>
-          <w:lang w:val="en-US"/>
-        </w:rPr>
-        <w:t xml:space="preserve">% if </w:t>
-      </w:r>
-      <w:r>
-        <w:rPr>
-          <w:rFonts w:cs="TimesNewRomanPSMT"/>
-        </w:rPr>
-        <w:t>programme</w:t>
-      </w:r>
-      <w:r>
-        <w:rPr>
-          <w:rFonts w:cs="TimesNewRomanPSMT"/>
-          <w:lang w:val="en-US"/>
-        </w:rPr>
-        <w:t>.</w:t>
-      </w:r>
-      <w:proofErr w:type="spellStart"/>
-      <w:r>
-        <w:rPr>
-          <w:rFonts w:cs="TimesNewRomanPSMT"/>
-          <w:lang w:val="en-US"/>
-        </w:rPr>
-        <w:t>edd_classique_</w:t>
-      </w:r>
-      <w:proofErr w:type="gramStart"/>
-      <w:r>
-        <w:rPr>
-          <w:rFonts w:cs="TimesNewRomanPSMT"/>
-          <w:lang w:val="en-US"/>
-        </w:rPr>
-        <w:t>text</w:t>
-      </w:r>
-      <w:proofErr w:type="spellEnd"/>
-      <w:r>
-        <w:rPr>
-          <w:rFonts w:cs="TimesNewRomanPSMT"/>
-          <w:lang w:val="en-US"/>
-        </w:rPr>
-        <w:t>(</w:t>
-      </w:r>
-      <w:proofErr w:type="gramEnd"/>
-      <w:r>
-        <w:rPr>
-          <w:rFonts w:cs="TimesNewRomanPSMT"/>
-          <w:lang w:val="en-US"/>
-        </w:rPr>
-        <w:t>)|</w:t>
-      </w:r>
-      <w:proofErr w:type="spellStart"/>
-      <w:r>
-        <w:rPr>
-          <w:rFonts w:cs="TimesNewRomanPSMT"/>
-          <w:lang w:val="en-US"/>
-        </w:rPr>
-        <w:t>len</w:t>
-      </w:r>
-      <w:proofErr w:type="spellEnd"/>
-      <w:r>
-        <w:rPr>
-          <w:rFonts w:cs="TimesNewRomanPSMT"/>
-          <w:lang w:val="en-US"/>
-        </w:rPr>
-        <w:t xml:space="preserve"> %}</w:t>
-      </w:r>
-    </w:p>
-    <w:p>
-      <w:pPr>
-        <w:rPr>
-          <w:lang w:val="en-US"/>
-        </w:rPr>
-      </w:pPr>
-      <w:proofErr w:type="gramStart"/>
-      <w:r>
-        <w:rPr>
-          <w:rFonts w:cs="TimesNewRomanPSMT"/>
-          <w:lang w:val="en-US"/>
-        </w:rPr>
-        <w:t xml:space="preserve">{{ </w:t>
-      </w:r>
-      <w:r>
-        <w:rPr>
-          <w:rFonts w:cs="TimesNewRomanPSMT"/>
-        </w:rPr>
-        <w:t>programme</w:t>
-      </w:r>
-      <w:r>
-        <w:rPr>
-          <w:rFonts w:cs="TimesNewRomanPSMT"/>
-          <w:lang w:val="en-US"/>
-        </w:rPr>
-        <w:t>.</w:t>
-      </w:r>
-      <w:proofErr w:type="spellStart"/>
-      <w:r>
-        <w:rPr>
-          <w:rFonts w:cs="TimesNewRomanPSMT"/>
-          <w:lang w:val="en-US"/>
-        </w:rPr>
-        <w:t>edd</w:t>
-      </w:r>
-      <w:proofErr w:type="gramEnd"/>
-      <w:r>
-        <w:rPr>
-          <w:rFonts w:cs="TimesNewRomanPSMT"/>
-          <w:lang w:val="en-US"/>
-        </w:rPr>
-        <w:t>_classique_</w:t>
-      </w:r>
-      <w:proofErr w:type="gramStart"/>
-      <w:r>
-        <w:rPr>
-          <w:rFonts w:cs="TimesNewRomanPSMT"/>
-          <w:lang w:val="en-US"/>
-        </w:rPr>
-        <w:t>text</w:t>
-      </w:r>
-      <w:proofErr w:type="spellEnd"/>
-      <w:r>
-        <w:rPr>
-          <w:rFonts w:cs="TimesNewRomanPSMT"/>
-          <w:lang w:val="en-US"/>
-        </w:rPr>
-        <w:t>() }</w:t>
-      </w:r>
-      <w:proofErr w:type="gramEnd"/>
-      <w:r>
-        <w:rPr>
-          <w:rFonts w:cs="TimesNewRomanPSMT"/>
-          <w:lang w:val="en-US"/>
-        </w:rPr>
-        <w:t>}</w:t>
-      </w:r>
-    </w:p>
-    <w:p>
-      <w:pPr>
-        <w:rPr>
-          <w:lang w:val="en-US"/>
-        </w:rPr>
-      </w:pPr>
-      <w:r>
-        <w:rPr>
-          <w:rFonts w:cs="TimesNewRomanPSMT"/>
-          <w:lang w:val="en-US"/>
-        </w:rPr>
-        <w:t xml:space="preserve">{% endif </w:t>
-      </w:r>
-      <w:proofErr w:type="gramStart"/>
-      <w:r>
-        <w:rPr>
-          <w:rFonts w:cs="TimesNewRomanPSMT"/>
-          <w:lang w:val="en-US"/>
-        </w:rPr>
-        <w:t>%}{</w:t>
-      </w:r>
-      <w:proofErr w:type="gramEnd"/>
-      <w:r>
-        <w:rPr>
-          <w:rFonts w:cs="TimesNewRomanPSMT"/>
-          <w:lang w:val="en-US"/>
-        </w:rPr>
-        <w:t xml:space="preserve">% for image in </w:t>
-      </w:r>
-      <w:proofErr w:type="spellStart"/>
-      <w:r>
-        <w:rPr>
-          <w:rFonts w:cs="TimesNewRomanPSMT"/>
-          <w:lang w:val="en-US"/>
-        </w:rPr>
-        <w:t>edd_classique_</w:t>
-      </w:r>
-      <w:proofErr w:type="gramStart"/>
-      <w:r>
-        <w:rPr>
-          <w:rFonts w:cs="TimesNewRomanPSMT"/>
-          <w:lang w:val="en-US"/>
-        </w:rPr>
-        <w:t>images</w:t>
-      </w:r>
-      <w:proofErr w:type="spellEnd"/>
-      <w:r>
-        <w:rPr>
-          <w:rFonts w:cs="TimesNewRomanPSMT"/>
-          <w:lang w:val="en-US"/>
-        </w:rPr>
-        <w:t xml:space="preserve"> %}</w:t>
-      </w:r>
-      <w:proofErr w:type="gramEnd"/>
-    </w:p>
-    <w:p>
-      <w:pPr>
-        <w:rPr>
-          <w:lang w:val="en-US"/>
-        </w:rPr>
-      </w:pPr>
-      <w:r>
-        <w:rPr>
-          <w:rFonts w:cs="TimesNewRomanPSMT"/>
-          <w:lang w:val="en-US"/>
-        </w:rPr>
-        <w:t>{{image}}</w:t>
-      </w:r>
-    </w:p>
-    <w:p>
-      <w:pPr>
-        <w:rPr>
-          <w:lang w:val="en-US"/>
-        </w:rPr>
-      </w:pPr>
-      <w:r>
-        <w:rPr>
-          <w:rFonts w:cs="TimesNewRomanPSMT"/>
-          <w:lang w:val="en-US"/>
-        </w:rPr>
-        <w:t xml:space="preserve">{% </w:t>
-      </w:r>
-      <w:proofErr w:type="spellStart"/>
-      <w:r>
-        <w:rPr>
-          <w:rFonts w:cs="TimesNewRomanPSMT"/>
-          <w:lang w:val="en-US"/>
-        </w:rPr>
-        <w:t>endfor</w:t>
-      </w:r>
-      <w:proofErr w:type="spellEnd"/>
-      <w:r>
-        <w:rPr>
-          <w:rFonts w:cs="TimesNewRomanPSMT"/>
-          <w:lang w:val="en-US"/>
-        </w:rPr>
-        <w:t xml:space="preserve"> </w:t>
-      </w:r>
-      <w:proofErr w:type="gramStart"/>
-      <w:r>
-        <w:rPr>
-          <w:rFonts w:cs="TimesNewRomanPSMT"/>
-          <w:lang w:val="en-US"/>
-        </w:rPr>
-        <w:t>%}{</w:t>
-      </w:r>
-      <w:proofErr w:type="gramEnd"/>
-      <w:r>
-        <w:rPr>
-          <w:rFonts w:cs="TimesNewRomanPSMT"/>
-          <w:lang w:val="en-US"/>
-        </w:rPr>
-        <w:t xml:space="preserve">% if </w:t>
-      </w:r>
-      <w:proofErr w:type="spellStart"/>
-      <w:proofErr w:type="gramStart"/>
-      <w:r>
-        <w:rPr>
-          <w:rFonts w:cs="TimesNewRomanPSMT"/>
-          <w:lang w:val="en-US"/>
-        </w:rPr>
-        <w:t>programme.mention</w:t>
-      </w:r>
-      <w:proofErr w:type="gramEnd"/>
-      <w:r>
-        <w:rPr>
-          <w:rFonts w:cs="TimesNewRomanPSMT"/>
-          <w:lang w:val="en-US"/>
-        </w:rPr>
-        <w:t>_publication_edd_</w:t>
-      </w:r>
-      <w:proofErr w:type="gramStart"/>
-      <w:r>
-        <w:rPr>
-          <w:rFonts w:cs="TimesNewRomanPSMT"/>
-          <w:lang w:val="en-US"/>
-        </w:rPr>
-        <w:t>classique</w:t>
-      </w:r>
-      <w:proofErr w:type="spellEnd"/>
-      <w:r>
-        <w:rPr>
-          <w:rFonts w:cs="TimesNewRomanPSMT"/>
-          <w:lang w:val="en-US"/>
-        </w:rPr>
-        <w:t xml:space="preserve"> %}</w:t>
-      </w:r>
-      <w:proofErr w:type="gramEnd"/>
-    </w:p>
-    <w:p>
-      <w:pPr>
-        <w:rPr>
-          <w:lang w:val="en-US"/>
-        </w:rPr>
-      </w:pPr>
-      <w:proofErr w:type="gramStart"/>
-      <w:r>
-        <w:rPr>
-          <w:rFonts w:cs="TimesNewRomanPSMT"/>
-          <w:lang w:val="en-US"/>
-        </w:rPr>
-        <w:t xml:space="preserve">{{ </w:t>
-      </w:r>
-      <w:proofErr w:type="spellStart"/>
-      <w:r>
-        <w:rPr>
-          <w:rFonts w:cs="TimesNewRomanPSMT"/>
-          <w:lang w:val="en-US"/>
-        </w:rPr>
-        <w:t>programme</w:t>
-      </w:r>
-      <w:proofErr w:type="gramEnd"/>
-      <w:r>
-        <w:rPr>
-          <w:rFonts w:cs="TimesNewRomanPSMT"/>
-          <w:lang w:val="en-US"/>
-        </w:rPr>
-        <w:t>.mention_publication_edd_</w:t>
-      </w:r>
-      <w:proofErr w:type="gramStart"/>
-      <w:r>
-        <w:rPr>
-          <w:rFonts w:cs="TimesNewRomanPSMT"/>
-          <w:lang w:val="en-US"/>
-        </w:rPr>
-        <w:t>classique</w:t>
-      </w:r>
-      <w:proofErr w:type="spellEnd"/>
-      <w:r>
-        <w:rPr>
-          <w:rFonts w:cs="TimesNewRomanPSMT"/>
-          <w:lang w:val="en-US"/>
-        </w:rPr>
-        <w:t xml:space="preserve"> }</w:t>
-      </w:r>
-      <w:proofErr w:type="gramEnd"/>
-      <w:r>
-        <w:rPr>
-          <w:rFonts w:cs="TimesNewRomanPSMT"/>
-          <w:lang w:val="en-US"/>
-        </w:rPr>
-        <w:t>}</w:t>
-      </w:r>
-    </w:p>
-    <w:p>
-      <w:pPr>
-        <w:rPr>
-          <w:lang w:val="en-US"/>
-        </w:rPr>
-      </w:pPr>
-      <w:r>
-        <w:rPr>
-          <w:rFonts w:cs="TimesNewRomanPSMT"/>
-          <w:lang w:val="en-US"/>
-        </w:rPr>
-        <w:t xml:space="preserve">{% endif </w:t>
-      </w:r>
-      <w:proofErr w:type="gramStart"/>
-      <w:r>
-        <w:rPr>
-          <w:rFonts w:cs="TimesNewRomanPSMT"/>
-          <w:lang w:val="en-US"/>
-        </w:rPr>
-        <w:t>%}{</w:t>
-      </w:r>
-      <w:proofErr w:type="gramEnd"/>
-      <w:r>
-        <w:rPr>
-          <w:rFonts w:cs="TimesNewRomanPSMT"/>
-          <w:lang w:val="en-US"/>
-        </w:rPr>
-        <w:t xml:space="preserve">% if </w:t>
+        <w:t xml:space="preserve">{% endif %}{% if </w:t>
       </w:r>
       <w:proofErr w:type="spellStart"/>
       <w:r>
@@ -13240,7 +10999,6 @@
       </w:r>
     </w:p>
     <w:p>
-      <w:proofErr w:type="gramStart"/>
       <w:r>
         <w:rPr>
           <w:b/>
@@ -13248,17 +11006,7 @@
           <w:szCs w:val="22"/>
           <w:lang w:eastAsia="fr-FR"/>
         </w:rPr>
-        <w:t>division</w:t>
-      </w:r>
-      <w:proofErr w:type="gramEnd"/>
-      <w:r>
-        <w:rPr>
-          <w:b/>
-          <w:sz w:val="22"/>
-          <w:szCs w:val="22"/>
-          <w:lang w:eastAsia="fr-FR"/>
-        </w:rPr>
-        <w:t xml:space="preserve"> simplifié afin de désigner les parties objet du conventionnement :</w:t>
+        <w:t>division simplifié afin de désigner les parties objet du conventionnement :</w:t>
       </w:r>
     </w:p>
     <w:p>
@@ -13362,39 +11110,7 @@
                 <w:sz w:val="16"/>
                 <w:szCs w:val="16"/>
               </w:rPr>
-              <w:t>(</w:t>
-            </w:r>
-            <w:proofErr w:type="gramStart"/>
-            <w:r>
-              <w:rPr>
-                <w:sz w:val="16"/>
-                <w:szCs w:val="16"/>
-              </w:rPr>
-              <w:t>tel</w:t>
-            </w:r>
-            <w:proofErr w:type="gramEnd"/>
-            <w:r>
-              <w:rPr>
-                <w:sz w:val="16"/>
-                <w:szCs w:val="16"/>
-              </w:rPr>
-              <w:t xml:space="preserve"> </w:t>
-            </w:r>
-            <w:proofErr w:type="gramStart"/>
-            <w:r>
-              <w:rPr>
-                <w:sz w:val="16"/>
-                <w:szCs w:val="16"/>
-              </w:rPr>
-              <w:t>que inscrit</w:t>
-            </w:r>
-            <w:proofErr w:type="gramEnd"/>
-            <w:r>
-              <w:rPr>
-                <w:sz w:val="16"/>
-                <w:szCs w:val="16"/>
-              </w:rPr>
-              <w:t xml:space="preserve"> dans les actes de vente/propriété…)</w:t>
+              <w:t>(tel que inscrit dans les actes de vente/propriété…)</w:t>
             </w:r>
           </w:p>
         </w:tc>
@@ -13507,7 +11223,6 @@
             <w:tcW w:w="1968" w:type="dxa"/>
           </w:tcPr>
           <w:p>
-            <w:proofErr w:type="gramStart"/>
             <w:r>
               <w:rPr>
                 <w:sz w:val="16"/>
@@ -13523,16 +11238,7 @@
                 <w:szCs w:val="16"/>
                 <w:lang w:val="en-US"/>
               </w:rPr>
-              <w:t>i</w:t>
-            </w:r>
-            <w:proofErr w:type="gramEnd"/>
-            <w:r>
-              <w:rPr>
-                <w:sz w:val="16"/>
-                <w:szCs w:val="16"/>
-                <w:lang w:val="en-US"/>
-              </w:rPr>
-              <w:t>.financement</w:t>
+              <w:t>i.financement</w:t>
             </w:r>
             <w:proofErr w:type="spellEnd"/>
             <w:r>
@@ -13550,7 +11256,6 @@
             <w:tcW w:w="2110" w:type="dxa"/>
           </w:tcPr>
           <w:p>
-            <w:proofErr w:type="gramStart"/>
             <w:r>
               <w:rPr>
                 <w:sz w:val="16"/>
@@ -13566,16 +11271,7 @@
                 <w:szCs w:val="16"/>
                 <w:lang w:val="en-US"/>
               </w:rPr>
-              <w:t>i</w:t>
-            </w:r>
-            <w:proofErr w:type="gramEnd"/>
-            <w:r>
-              <w:rPr>
-                <w:sz w:val="16"/>
-                <w:szCs w:val="16"/>
-                <w:lang w:val="en-US"/>
-              </w:rPr>
-              <w:t>.designation</w:t>
+              <w:t>i.designation</w:t>
             </w:r>
             <w:proofErr w:type="spellEnd"/>
             <w:r>
@@ -13593,7 +11289,6 @@
             <w:tcW w:w="2493" w:type="dxa"/>
           </w:tcPr>
           <w:p>
-            <w:proofErr w:type="gramStart"/>
             <w:r>
               <w:rPr>
                 <w:rFonts w:cs="TimesNewRomanPSMT"/>
@@ -13611,17 +11306,7 @@
                 <w:szCs w:val="16"/>
                 <w:lang w:val="en-US"/>
               </w:rPr>
-              <w:t>i</w:t>
-            </w:r>
-            <w:proofErr w:type="gramEnd"/>
-            <w:r>
-              <w:rPr>
-                <w:rFonts w:cs="TimesNewRomanPSMT"/>
-                <w:sz w:val="16"/>
-                <w:szCs w:val="16"/>
-                <w:lang w:val="en-US"/>
-              </w:rPr>
-              <w:t>.numero_lot</w:t>
+              <w:t>i.numero_lot</w:t>
             </w:r>
             <w:proofErr w:type="spellEnd"/>
             <w:r>
@@ -13695,55 +11380,95 @@
           <w:rFonts w:cs="TimesNewRomanPSMT"/>
           <w:b/>
         </w:rPr>
-        <w:t xml:space="preserve">La convention porte sur le lot n° </w:t>
-      </w:r>
-      <w:proofErr w:type="gramStart"/>
+        <w:t xml:space="preserve">La convention porte sur le lot n° {{ </w:t>
+      </w:r>
+      <w:proofErr w:type="spellStart"/>
       <w:r>
         <w:rPr>
           <w:rFonts w:cs="TimesNewRomanPSMT"/>
           <w:b/>
         </w:rPr>
+        <w:t>lot_num</w:t>
+      </w:r>
+      <w:proofErr w:type="spellEnd"/>
+      <w:r>
+        <w:rPr>
+          <w:rFonts w:cs="TimesNewRomanPSMT"/>
+          <w:b/>
+        </w:rPr>
+        <w:t xml:space="preserve"> }} défini automatiquement par l’état descriptif de division simplifié</w:t>
+      </w:r>
+    </w:p>
+    <w:p>
+      <w:r>
+        <w:rPr>
+          <w:rFonts w:cs="TimesNewRomanPSMT"/>
+        </w:rPr>
+        <w:t xml:space="preserve">{% </w:t>
+      </w:r>
+      <w:proofErr w:type="spellStart"/>
+      <w:r>
+        <w:rPr>
+          <w:rFonts w:cs="TimesNewRomanPSMT"/>
+        </w:rPr>
+        <w:t>endif</w:t>
+      </w:r>
+      <w:proofErr w:type="spellEnd"/>
+      <w:r>
+        <w:rPr>
+          <w:rFonts w:cs="TimesNewRomanPSMT"/>
+        </w:rPr>
+        <w:t xml:space="preserve"> %}{%  if </w:t>
+      </w:r>
+      <w:proofErr w:type="spellStart"/>
+      <w:r>
+        <w:rPr>
+          <w:rFonts w:cs="TimesNewRomanPSMT"/>
+        </w:rPr>
+        <w:t>programme.edd_stationnements_text</w:t>
+      </w:r>
+      <w:proofErr w:type="spellEnd"/>
+      <w:r>
+        <w:rPr>
+          <w:rFonts w:cs="TimesNewRomanPSMT"/>
+        </w:rPr>
+        <w:t>()|</w:t>
+      </w:r>
+      <w:proofErr w:type="spellStart"/>
+      <w:r>
+        <w:rPr>
+          <w:rFonts w:cs="TimesNewRomanPSMT"/>
+        </w:rPr>
+        <w:t>len</w:t>
+      </w:r>
+      <w:proofErr w:type="spellEnd"/>
+      <w:r>
+        <w:rPr>
+          <w:rFonts w:cs="TimesNewRomanPSMT"/>
+        </w:rPr>
+        <w:t xml:space="preserve"> %}</w:t>
+      </w:r>
+    </w:p>
+    <w:p>
+      <w:r>
+        <w:rPr>
+          <w:rFonts w:cs="TimesNewRomanPSMT"/>
+        </w:rPr>
         <w:t xml:space="preserve">{{ </w:t>
       </w:r>
       <w:proofErr w:type="spellStart"/>
       <w:r>
         <w:rPr>
           <w:rFonts w:cs="TimesNewRomanPSMT"/>
-          <w:b/>
-        </w:rPr>
-        <w:t>lot</w:t>
-      </w:r>
-      <w:proofErr w:type="gramEnd"/>
-      <w:r>
-        <w:rPr>
-          <w:rFonts w:cs="TimesNewRomanPSMT"/>
-          <w:b/>
-        </w:rPr>
-        <w:t>_</w:t>
-      </w:r>
-      <w:proofErr w:type="gramStart"/>
-      <w:r>
-        <w:rPr>
-          <w:rFonts w:cs="TimesNewRomanPSMT"/>
-          <w:b/>
-        </w:rPr>
-        <w:t>num</w:t>
-      </w:r>
-      <w:proofErr w:type="spellEnd"/>
-      <w:r>
-        <w:rPr>
-          <w:rFonts w:cs="TimesNewRomanPSMT"/>
-          <w:b/>
-        </w:rPr>
-        <w:t xml:space="preserve"> }</w:t>
-      </w:r>
-      <w:proofErr w:type="gramEnd"/>
-      <w:r>
-        <w:rPr>
-          <w:rFonts w:cs="TimesNewRomanPSMT"/>
-          <w:b/>
-        </w:rPr>
-        <w:t>} défini automatiquement par l’état descriptif de division simplifié</w:t>
+        </w:rPr>
+        <w:t>programme.edd_stationnements_text</w:t>
+      </w:r>
+      <w:proofErr w:type="spellEnd"/>
+      <w:r>
+        <w:rPr>
+          <w:rFonts w:cs="TimesNewRomanPSMT"/>
+        </w:rPr>
+        <w:t>() }}</w:t>
       </w:r>
     </w:p>
     <w:p>
@@ -13765,143 +11490,7 @@
         <w:rPr>
           <w:rFonts w:cs="TimesNewRomanPSMT"/>
         </w:rPr>
-        <w:t xml:space="preserve"> </w:t>
-      </w:r>
-      <w:proofErr w:type="gramStart"/>
-      <w:r>
-        <w:rPr>
-          <w:rFonts w:cs="TimesNewRomanPSMT"/>
-        </w:rPr>
-        <w:t>%}{%  if</w:t>
-      </w:r>
-      <w:proofErr w:type="gramEnd"/>
-      <w:r>
-        <w:rPr>
-          <w:rFonts w:cs="TimesNewRomanPSMT"/>
-        </w:rPr>
-        <w:t xml:space="preserve"> </w:t>
-      </w:r>
-      <w:proofErr w:type="spellStart"/>
-      <w:r>
-        <w:rPr>
-          <w:rFonts w:cs="TimesNewRomanPSMT"/>
-        </w:rPr>
-        <w:t>programme.edd_stationnements_</w:t>
-      </w:r>
-      <w:proofErr w:type="gramStart"/>
-      <w:r>
-        <w:rPr>
-          <w:rFonts w:cs="TimesNewRomanPSMT"/>
-        </w:rPr>
-        <w:t>text</w:t>
-      </w:r>
-      <w:proofErr w:type="spellEnd"/>
-      <w:r>
-        <w:rPr>
-          <w:rFonts w:cs="TimesNewRomanPSMT"/>
-        </w:rPr>
-        <w:t>(</w:t>
-      </w:r>
-      <w:proofErr w:type="gramEnd"/>
-      <w:r>
-        <w:rPr>
-          <w:rFonts w:cs="TimesNewRomanPSMT"/>
-        </w:rPr>
-        <w:t>)|</w:t>
-      </w:r>
-      <w:proofErr w:type="spellStart"/>
-      <w:r>
-        <w:rPr>
-          <w:rFonts w:cs="TimesNewRomanPSMT"/>
-        </w:rPr>
-        <w:t>len</w:t>
-      </w:r>
-      <w:proofErr w:type="spellEnd"/>
-      <w:r>
-        <w:rPr>
-          <w:rFonts w:cs="TimesNewRomanPSMT"/>
-        </w:rPr>
-        <w:t xml:space="preserve"> %}</w:t>
-      </w:r>
-    </w:p>
-    <w:p>
-      <w:proofErr w:type="gramStart"/>
-      <w:r>
-        <w:rPr>
-          <w:rFonts w:cs="TimesNewRomanPSMT"/>
-        </w:rPr>
-        <w:t xml:space="preserve">{{ </w:t>
-      </w:r>
-      <w:proofErr w:type="spellStart"/>
-      <w:r>
-        <w:rPr>
-          <w:rFonts w:cs="TimesNewRomanPSMT"/>
-        </w:rPr>
-        <w:t>programme.edd</w:t>
-      </w:r>
-      <w:proofErr w:type="gramEnd"/>
-      <w:r>
-        <w:rPr>
-          <w:rFonts w:cs="TimesNewRomanPSMT"/>
-        </w:rPr>
-        <w:t>_stationnements_</w:t>
-      </w:r>
-      <w:proofErr w:type="gramStart"/>
-      <w:r>
-        <w:rPr>
-          <w:rFonts w:cs="TimesNewRomanPSMT"/>
-        </w:rPr>
-        <w:t>text</w:t>
-      </w:r>
-      <w:proofErr w:type="spellEnd"/>
-      <w:r>
-        <w:rPr>
-          <w:rFonts w:cs="TimesNewRomanPSMT"/>
-        </w:rPr>
-        <w:t>() }</w:t>
-      </w:r>
-      <w:proofErr w:type="gramEnd"/>
-      <w:r>
-        <w:rPr>
-          <w:rFonts w:cs="TimesNewRomanPSMT"/>
-        </w:rPr>
-        <w:t>}</w:t>
-      </w:r>
-    </w:p>
-    <w:p>
-      <w:r>
-        <w:rPr>
-          <w:rFonts w:cs="TimesNewRomanPSMT"/>
-        </w:rPr>
-        <w:t xml:space="preserve">{% </w:t>
-      </w:r>
-      <w:proofErr w:type="spellStart"/>
-      <w:r>
-        <w:rPr>
-          <w:rFonts w:cs="TimesNewRomanPSMT"/>
-        </w:rPr>
-        <w:t>endif</w:t>
-      </w:r>
-      <w:proofErr w:type="spellEnd"/>
-      <w:r>
-        <w:rPr>
-          <w:rFonts w:cs="TimesNewRomanPSMT"/>
-        </w:rPr>
-        <w:t xml:space="preserve"> </w:t>
-      </w:r>
-      <w:proofErr w:type="gramStart"/>
-      <w:r>
-        <w:rPr>
-          <w:rFonts w:cs="TimesNewRomanPSMT"/>
-        </w:rPr>
-        <w:t>%}{</w:t>
-      </w:r>
-      <w:proofErr w:type="gramEnd"/>
-      <w:r>
-        <w:rPr>
-          <w:rFonts w:cs="TimesNewRomanPSMT"/>
-        </w:rPr>
-        <w:t xml:space="preserve">% for image in </w:t>
+        <w:t xml:space="preserve"> %}{% for image in </w:t>
       </w:r>
       <w:proofErr w:type="spellStart"/>
       <w:r>
@@ -13975,21 +11564,7 @@
         <w:rPr>
           <w:rFonts w:cs="TimesNewRomanPSMT"/>
         </w:rPr>
-        <w:t xml:space="preserve"> </w:t>
-      </w:r>
-      <w:proofErr w:type="gramStart"/>
-      <w:r>
-        <w:rPr>
-          <w:rFonts w:cs="TimesNewRomanPSMT"/>
-        </w:rPr>
-        <w:t>%}{</w:t>
-      </w:r>
-      <w:proofErr w:type="gramEnd"/>
-      <w:r>
-        <w:rPr>
-          <w:rFonts w:cs="TimesNewRomanPSMT"/>
-        </w:rPr>
-        <w:t xml:space="preserve">% if </w:t>
+        <w:t xml:space="preserve"> %}{% if </w:t>
       </w:r>
       <w:proofErr w:type="spellStart"/>
       <w:r>
@@ -14075,7 +11650,6 @@
       </w:r>
       <w:bookmarkStart w:id="53" w:name="DateExpir1"/>
       <w:bookmarkEnd w:id="53"/>
-      <w:proofErr w:type="gramStart"/>
       <w:r>
         <w:rPr>
           <w:rFonts w:cs="TimesNewRomanPSMT"/>
@@ -14087,35 +11661,14 @@
         <w:rPr>
           <w:rFonts w:cs="TimesNewRomanPSMT"/>
         </w:rPr>
-        <w:t>convention</w:t>
-      </w:r>
-      <w:proofErr w:type="gramEnd"/>
-      <w:r>
-        <w:rPr>
-          <w:rFonts w:cs="TimesNewRomanPSMT"/>
-        </w:rPr>
-        <w:t>.date_fin_conventionnement|</w:t>
-      </w:r>
-      <w:proofErr w:type="gramStart"/>
-      <w:r>
-        <w:rPr>
-          <w:rFonts w:cs="TimesNewRomanPSMT"/>
-        </w:rPr>
-        <w:t>d</w:t>
-      </w:r>
-      <w:proofErr w:type="spellEnd"/>
-      <w:r>
-        <w:rPr>
-          <w:rFonts w:cs="TimesNewRomanPSMT"/>
-        </w:rPr>
-        <w:t xml:space="preserve"> }</w:t>
-      </w:r>
-      <w:proofErr w:type="gramEnd"/>
-      <w:r>
-        <w:rPr>
-          <w:rFonts w:cs="TimesNewRomanPSMT"/>
-        </w:rPr>
-        <w:t>}.</w:t>
+        <w:t>convention.date_fin_conventionnement|d</w:t>
+      </w:r>
+      <w:proofErr w:type="spellEnd"/>
+      <w:r>
+        <w:rPr>
+          <w:rFonts w:cs="TimesNewRomanPSMT"/>
+        </w:rPr>
+        <w:t xml:space="preserve"> }}.</w:t>
       </w:r>
     </w:p>
     <w:p>
@@ -14219,49 +11772,24 @@
           <w:rFonts w:cs="TimesNewRomanPSMT"/>
           <w:lang w:val="en-US"/>
         </w:rPr>
-        <w:t xml:space="preserve"> </w:t>
-      </w:r>
-      <w:proofErr w:type="gramStart"/>
+        <w:t xml:space="preserve"> %}{% for p in </w:t>
+      </w:r>
+      <w:proofErr w:type="spellStart"/>
       <w:r>
         <w:rPr>
           <w:rFonts w:cs="TimesNewRomanPSMT"/>
           <w:lang w:val="en-US"/>
         </w:rPr>
-        <w:t>%}{</w:t>
-      </w:r>
-      <w:proofErr w:type="gramEnd"/>
+        <w:t>prets_cdc</w:t>
+      </w:r>
+      <w:proofErr w:type="spellEnd"/>
       <w:r>
         <w:rPr>
           <w:rFonts w:cs="TimesNewRomanPSMT"/>
           <w:lang w:val="en-US"/>
         </w:rPr>
-        <w:t xml:space="preserve">% for p in </w:t>
-      </w:r>
-      <w:proofErr w:type="spellStart"/>
-      <w:r>
-        <w:rPr>
-          <w:rFonts w:cs="TimesNewRomanPSMT"/>
-          <w:lang w:val="en-US"/>
-        </w:rPr>
-        <w:t>prets_</w:t>
-      </w:r>
-      <w:proofErr w:type="gramStart"/>
-      <w:r>
-        <w:rPr>
-          <w:rFonts w:cs="TimesNewRomanPSMT"/>
-          <w:lang w:val="en-US"/>
-        </w:rPr>
-        <w:t>cdc</w:t>
-      </w:r>
-      <w:proofErr w:type="spellEnd"/>
-      <w:r>
-        <w:rPr>
-          <w:rFonts w:cs="TimesNewRomanPSMT"/>
-          <w:lang w:val="en-US"/>
-        </w:rPr>
         <w:t xml:space="preserve"> %}</w:t>
       </w:r>
-      <w:proofErr w:type="gramEnd"/>
     </w:p>
     <w:p>
       <w:pPr>
@@ -14276,14 +11804,7 @@
         <w:rPr>
           <w:rFonts w:cs="TimesNewRomanPSMT"/>
         </w:rPr>
-        <w:t xml:space="preserve">Numéro : </w:t>
-      </w:r>
-      <w:proofErr w:type="gramStart"/>
-      <w:r>
-        <w:rPr>
-          <w:rFonts w:cs="TimesNewRomanPSMT"/>
-        </w:rPr>
-        <w:t xml:space="preserve">{{ </w:t>
+        <w:t xml:space="preserve">Numéro : {{ </w:t>
       </w:r>
       <w:proofErr w:type="spellStart"/>
       <w:r>
@@ -14293,7 +11814,6 @@
         <w:t>p.n</w:t>
       </w:r>
       <w:proofErr w:type="spellEnd"/>
-      <w:proofErr w:type="gramEnd"/>
       <w:r>
         <w:rPr>
           <w:rFonts w:cs="TimesNewRomanPSMT"/>
@@ -14314,49 +11834,21 @@
         <w:rPr>
           <w:rFonts w:cs="TimesNewRomanPSMT"/>
         </w:rPr>
-        <w:t xml:space="preserve">Date d’octroi : </w:t>
-      </w:r>
-      <w:proofErr w:type="gramStart"/>
-      <w:r>
-        <w:rPr>
-          <w:rFonts w:cs="TimesNewRomanPSMT"/>
-        </w:rPr>
-        <w:t xml:space="preserve">{{ </w:t>
-      </w:r>
-      <w:proofErr w:type="spellStart"/>
-      <w:r>
-        <w:rPr>
-          <w:rFonts w:cs="TimesNewRomanPSMT"/>
-        </w:rPr>
-        <w:t>p</w:t>
-      </w:r>
-      <w:proofErr w:type="gramEnd"/>
-      <w:r>
-        <w:rPr>
-          <w:rFonts w:cs="TimesNewRomanPSMT"/>
-        </w:rPr>
-        <w:t>.do|</w:t>
-      </w:r>
-      <w:proofErr w:type="gramStart"/>
-      <w:r>
-        <w:rPr>
-          <w:rFonts w:cs="TimesNewRomanPSMT"/>
-        </w:rPr>
-        <w:t>sd</w:t>
-      </w:r>
-      <w:proofErr w:type="spellEnd"/>
-      <w:r>
-        <w:rPr>
-          <w:rFonts w:cs="TimesNewRomanPSMT"/>
-        </w:rPr>
-        <w:t xml:space="preserve"> }</w:t>
-      </w:r>
-      <w:proofErr w:type="gramEnd"/>
-      <w:r>
-        <w:rPr>
-          <w:rFonts w:cs="TimesNewRomanPSMT"/>
-        </w:rPr>
-        <w:t>}</w:t>
+        <w:t xml:space="preserve">Date d’octroi : {{ </w:t>
+      </w:r>
+      <w:proofErr w:type="spellStart"/>
+      <w:r>
+        <w:rPr>
+          <w:rFonts w:cs="TimesNewRomanPSMT"/>
+        </w:rPr>
+        <w:t>p.do|sd</w:t>
+      </w:r>
+      <w:proofErr w:type="spellEnd"/>
+      <w:r>
+        <w:rPr>
+          <w:rFonts w:cs="TimesNewRomanPSMT"/>
+        </w:rPr>
+        <w:t xml:space="preserve"> }}</w:t>
       </w:r>
     </w:p>
     <w:p>
@@ -14368,26 +11860,11 @@
         </w:numPr>
         <w:jc w:val="both"/>
       </w:pPr>
-      <w:proofErr w:type="gramStart"/>
-      <w:r>
-        <w:rPr>
-          <w:rFonts w:cs="TimesNewRomanPSMT"/>
-        </w:rPr>
-        <w:t>Durée:</w:t>
-      </w:r>
-      <w:proofErr w:type="gramEnd"/>
-      <w:r>
-        <w:rPr>
-          <w:rFonts w:cs="TimesNewRomanPSMT"/>
-        </w:rPr>
-        <w:t xml:space="preserve"> </w:t>
-      </w:r>
-      <w:proofErr w:type="gramStart"/>
-      <w:r>
-        <w:rPr>
-          <w:rFonts w:cs="TimesNewRomanPSMT"/>
-        </w:rPr>
-        <w:t xml:space="preserve">{{ </w:t>
+      <w:r>
+        <w:rPr>
+          <w:rFonts w:cs="TimesNewRomanPSMT"/>
+        </w:rPr>
+        <w:t xml:space="preserve">Durée: {{ </w:t>
       </w:r>
       <w:proofErr w:type="spellStart"/>
       <w:r>
@@ -14397,54 +11874,25 @@
         <w:t>p.d</w:t>
       </w:r>
       <w:proofErr w:type="spellEnd"/>
-      <w:proofErr w:type="gramEnd"/>
-      <w:r>
-        <w:rPr>
-          <w:rFonts w:cs="TimesNewRomanPSMT"/>
-        </w:rPr>
-        <w:t xml:space="preserve"> }} </w:t>
-      </w:r>
-      <w:proofErr w:type="gramStart"/>
-      <w:r>
-        <w:rPr>
-          <w:rFonts w:cs="TimesNewRomanPSMT"/>
-        </w:rPr>
-        <w:t xml:space="preserve">an{{ </w:t>
-      </w:r>
-      <w:proofErr w:type="spellStart"/>
-      <w:r>
-        <w:rPr>
-          <w:rFonts w:cs="TimesNewRomanPSMT"/>
-        </w:rPr>
-        <w:t>p</w:t>
-      </w:r>
-      <w:proofErr w:type="gramEnd"/>
-      <w:r>
-        <w:rPr>
-          <w:rFonts w:cs="TimesNewRomanPSMT"/>
-        </w:rPr>
-        <w:t>.d|</w:t>
-      </w:r>
-      <w:proofErr w:type="gramStart"/>
-      <w:r>
-        <w:rPr>
-          <w:rFonts w:cs="TimesNewRomanPSMT"/>
-        </w:rPr>
-        <w:t>pl</w:t>
-      </w:r>
-      <w:proofErr w:type="spellEnd"/>
-      <w:r>
-        <w:rPr>
-          <w:rFonts w:cs="TimesNewRomanPSMT"/>
-        </w:rPr>
-        <w:t xml:space="preserve"> }</w:t>
-      </w:r>
-      <w:proofErr w:type="gramEnd"/>
-      <w:r>
-        <w:rPr>
-          <w:rFonts w:cs="TimesNewRomanPSMT"/>
-        </w:rPr>
-        <w:t>}</w:t>
+      <w:r>
+        <w:rPr>
+          <w:rFonts w:cs="TimesNewRomanPSMT"/>
+        </w:rPr>
+        <w:t xml:space="preserve"> }} an{{ </w:t>
+      </w:r>
+      <w:proofErr w:type="spellStart"/>
+      <w:r>
+        <w:rPr>
+          <w:rFonts w:cs="TimesNewRomanPSMT"/>
+        </w:rPr>
+        <w:t>p.d|pl</w:t>
+      </w:r>
+      <w:proofErr w:type="spellEnd"/>
+      <w:r>
+        <w:rPr>
+          <w:rFonts w:cs="TimesNewRomanPSMT"/>
+        </w:rPr>
+        <w:t xml:space="preserve"> }}</w:t>
       </w:r>
     </w:p>
     <w:p>
@@ -14460,49 +11908,21 @@
         <w:rPr>
           <w:rFonts w:cs="TimesNewRomanPSMT"/>
         </w:rPr>
-        <w:t xml:space="preserve">Montant : </w:t>
-      </w:r>
-      <w:proofErr w:type="gramStart"/>
-      <w:r>
-        <w:rPr>
-          <w:rFonts w:cs="TimesNewRomanPSMT"/>
-        </w:rPr>
-        <w:t xml:space="preserve">{{ </w:t>
-      </w:r>
-      <w:proofErr w:type="spellStart"/>
-      <w:r>
-        <w:rPr>
-          <w:rFonts w:cs="TimesNewRomanPSMT"/>
-        </w:rPr>
-        <w:t>p</w:t>
-      </w:r>
-      <w:proofErr w:type="gramEnd"/>
-      <w:r>
-        <w:rPr>
-          <w:rFonts w:cs="TimesNewRomanPSMT"/>
-        </w:rPr>
-        <w:t>.m|</w:t>
-      </w:r>
-      <w:proofErr w:type="gramStart"/>
-      <w:r>
-        <w:rPr>
-          <w:rFonts w:cs="TimesNewRomanPSMT"/>
-        </w:rPr>
-        <w:t>f</w:t>
-      </w:r>
-      <w:proofErr w:type="spellEnd"/>
-      <w:r>
-        <w:rPr>
-          <w:rFonts w:cs="TimesNewRomanPSMT"/>
-        </w:rPr>
-        <w:t xml:space="preserve"> }</w:t>
-      </w:r>
-      <w:proofErr w:type="gramEnd"/>
-      <w:r>
-        <w:rPr>
-          <w:rFonts w:cs="TimesNewRomanPSMT"/>
-        </w:rPr>
-        <w:t>} €</w:t>
+        <w:t xml:space="preserve">Montant : {{ </w:t>
+      </w:r>
+      <w:proofErr w:type="spellStart"/>
+      <w:r>
+        <w:rPr>
+          <w:rFonts w:cs="TimesNewRomanPSMT"/>
+        </w:rPr>
+        <w:t>p.m|f</w:t>
+      </w:r>
+      <w:proofErr w:type="spellEnd"/>
+      <w:r>
+        <w:rPr>
+          <w:rFonts w:cs="TimesNewRomanPSMT"/>
+        </w:rPr>
+        <w:t xml:space="preserve"> }} €</w:t>
       </w:r>
     </w:p>
     <w:p>
@@ -14518,49 +11938,27 @@
         <w:rPr>
           <w:rFonts w:cs="TimesNewRomanPSMT"/>
         </w:rPr>
-        <w:t xml:space="preserve">Prêteur : </w:t>
-      </w:r>
-      <w:proofErr w:type="gramStart"/>
-      <w:r>
-        <w:rPr>
-          <w:rFonts w:cs="TimesNewRomanPSMT"/>
-        </w:rPr>
-        <w:t xml:space="preserve">{{ </w:t>
-      </w:r>
-      <w:proofErr w:type="spellStart"/>
-      <w:r>
-        <w:rPr>
-          <w:rFonts w:cs="TimesNewRomanPSMT"/>
-        </w:rPr>
-        <w:t>p.p</w:t>
-      </w:r>
-      <w:proofErr w:type="gramEnd"/>
-      <w:r>
-        <w:rPr>
-          <w:rFonts w:cs="TimesNewRomanPSMT"/>
-        </w:rPr>
-        <w:t>_</w:t>
-      </w:r>
-      <w:proofErr w:type="gramStart"/>
-      <w:r>
-        <w:rPr>
-          <w:rFonts w:cs="TimesNewRomanPSMT"/>
-        </w:rPr>
-        <w:t>full</w:t>
-      </w:r>
-      <w:proofErr w:type="spellEnd"/>
-      <w:r>
-        <w:rPr>
-          <w:rFonts w:cs="TimesNewRomanPSMT"/>
-        </w:rPr>
-        <w:t>() }</w:t>
-      </w:r>
-      <w:proofErr w:type="gramEnd"/>
-      <w:r>
-        <w:rPr>
-          <w:rFonts w:cs="TimesNewRomanPSMT"/>
-        </w:rPr>
-        <w:t>}</w:t>
+        <w:t>Organisme financeur</w:t>
+      </w:r>
+      <w:r>
+        <w:rPr>
+          <w:rFonts w:cs="TimesNewRomanPSMT"/>
+        </w:rPr>
+        <w:t xml:space="preserve"> : {{ </w:t>
+      </w:r>
+      <w:proofErr w:type="spellStart"/>
+      <w:r>
+        <w:rPr>
+          <w:rFonts w:cs="TimesNewRomanPSMT"/>
+        </w:rPr>
+        <w:t>p.p_full</w:t>
+      </w:r>
+      <w:proofErr w:type="spellEnd"/>
+      <w:r>
+        <w:rPr>
+          <w:rFonts w:cs="TimesNewRomanPSMT"/>
+        </w:rPr>
+        <w:t>() }}</w:t>
       </w:r>
     </w:p>
     <w:p>
@@ -14588,25 +11986,12 @@
           <w:rFonts w:cs="TimesNewRomanPSMT"/>
           <w:lang w:val="en-US"/>
         </w:rPr>
-        <w:t xml:space="preserve"> </w:t>
-      </w:r>
-      <w:proofErr w:type="gramStart"/>
-      <w:r>
-        <w:rPr>
-          <w:rFonts w:cs="TimesNewRomanPSMT"/>
-          <w:lang w:val="en-US"/>
-        </w:rPr>
-        <w:t>%}</w:t>
-      </w:r>
-      <w:r>
-        <w:t>{</w:t>
-      </w:r>
-      <w:proofErr w:type="gramEnd"/>
-      <w:r>
-        <w:t xml:space="preserve">% </w:t>
-      </w:r>
-      <w:proofErr w:type="spellStart"/>
-      <w:proofErr w:type="gramStart"/>
+        <w:t xml:space="preserve"> %}</w:t>
+      </w:r>
+      <w:r>
+        <w:t xml:space="preserve">{% </w:t>
+      </w:r>
+      <w:proofErr w:type="spellStart"/>
       <w:r>
         <w:t>endif</w:t>
       </w:r>
@@ -14614,7 +11999,6 @@
       <w:r>
         <w:t xml:space="preserve"> %}</w:t>
       </w:r>
-      <w:proofErr w:type="gramEnd"/>
     </w:p>
     <w:p>
       <w:pPr>
@@ -14671,49 +12055,24 @@
           <w:rFonts w:cs="TimesNewRomanPSMT"/>
           <w:lang w:val="en-US"/>
         </w:rPr>
-        <w:t xml:space="preserve"> </w:t>
-      </w:r>
-      <w:proofErr w:type="gramStart"/>
+        <w:t xml:space="preserve"> %}{% if </w:t>
+      </w:r>
+      <w:proofErr w:type="spellStart"/>
       <w:r>
         <w:rPr>
           <w:rFonts w:cs="TimesNewRomanPSMT"/>
           <w:lang w:val="en-US"/>
         </w:rPr>
-        <w:t>%}{</w:t>
-      </w:r>
-      <w:proofErr w:type="gramEnd"/>
+        <w:t>p.n</w:t>
+      </w:r>
+      <w:proofErr w:type="spellEnd"/>
       <w:r>
         <w:rPr>
           <w:rFonts w:cs="TimesNewRomanPSMT"/>
           <w:lang w:val="en-US"/>
         </w:rPr>
-        <w:t xml:space="preserve">% if </w:t>
-      </w:r>
-      <w:proofErr w:type="spellStart"/>
-      <w:r>
-        <w:rPr>
-          <w:rFonts w:cs="TimesNewRomanPSMT"/>
-          <w:lang w:val="en-US"/>
-        </w:rPr>
-        <w:t>p.</w:t>
-      </w:r>
-      <w:proofErr w:type="gramStart"/>
-      <w:r>
-        <w:rPr>
-          <w:rFonts w:cs="TimesNewRomanPSMT"/>
-          <w:lang w:val="en-US"/>
-        </w:rPr>
-        <w:t>n</w:t>
-      </w:r>
-      <w:proofErr w:type="spellEnd"/>
-      <w:r>
-        <w:rPr>
-          <w:rFonts w:cs="TimesNewRomanPSMT"/>
-          <w:lang w:val="en-US"/>
-        </w:rPr>
         <w:t xml:space="preserve"> %}</w:t>
       </w:r>
-      <w:proofErr w:type="gramEnd"/>
     </w:p>
     <w:p>
       <w:pPr>
@@ -14728,7 +12087,6 @@
         </w:rPr>
       </w:pPr>
       <w:proofErr w:type="spellStart"/>
-      <w:proofErr w:type="gramStart"/>
       <w:r>
         <w:rPr>
           <w:rFonts w:cs="TimesNewRomanPSMT"/>
@@ -14742,100 +12100,37 @@
           <w:rFonts w:cs="TimesNewRomanPSMT"/>
           <w:lang w:val="en-US"/>
         </w:rPr>
-        <w:t> :</w:t>
-      </w:r>
-      <w:proofErr w:type="gramEnd"/>
+        <w:t xml:space="preserve"> : {{ </w:t>
+      </w:r>
+      <w:proofErr w:type="spellStart"/>
       <w:r>
         <w:rPr>
           <w:rFonts w:cs="TimesNewRomanPSMT"/>
           <w:lang w:val="en-US"/>
         </w:rPr>
-        <w:t xml:space="preserve"> </w:t>
-      </w:r>
-      <w:proofErr w:type="gramStart"/>
+        <w:t>p.n</w:t>
+      </w:r>
+      <w:proofErr w:type="spellEnd"/>
       <w:r>
         <w:rPr>
           <w:rFonts w:cs="TimesNewRomanPSMT"/>
           <w:lang w:val="en-US"/>
         </w:rPr>
-        <w:t xml:space="preserve">{{ </w:t>
-      </w:r>
-      <w:proofErr w:type="spellStart"/>
-      <w:r>
-        <w:rPr>
-          <w:rFonts w:cs="TimesNewRomanPSMT"/>
+        <w:t xml:space="preserve"> }}</w:t>
+      </w:r>
+      <w:r>
+        <w:rPr>
           <w:lang w:val="en-US"/>
         </w:rPr>
-        <w:t>p</w:t>
-      </w:r>
-      <w:proofErr w:type="gramEnd"/>
+        <w:t>{% endif %}</w:t>
+      </w:r>
       <w:r>
         <w:rPr>
           <w:rFonts w:cs="TimesNewRomanPSMT"/>
           <w:lang w:val="en-US"/>
         </w:rPr>
-        <w:t>.</w:t>
-      </w:r>
-      <w:proofErr w:type="gramStart"/>
-      <w:r>
-        <w:rPr>
-          <w:rFonts w:cs="TimesNewRomanPSMT"/>
-          <w:lang w:val="en-US"/>
-        </w:rPr>
-        <w:t>n</w:t>
-      </w:r>
-      <w:proofErr w:type="spellEnd"/>
-      <w:r>
-        <w:rPr>
-          <w:rFonts w:cs="TimesNewRomanPSMT"/>
-          <w:lang w:val="en-US"/>
-        </w:rPr>
-        <w:t xml:space="preserve"> }}</w:t>
-      </w:r>
-      <w:r>
-        <w:rPr>
-          <w:lang w:val="en-US"/>
-        </w:rPr>
-        <w:t>{</w:t>
-      </w:r>
-      <w:proofErr w:type="gramEnd"/>
-      <w:r>
-        <w:rPr>
-          <w:lang w:val="en-US"/>
-        </w:rPr>
-        <w:t xml:space="preserve">% endif </w:t>
-      </w:r>
-      <w:proofErr w:type="gramStart"/>
-      <w:r>
-        <w:rPr>
-          <w:lang w:val="en-US"/>
-        </w:rPr>
-        <w:t>%}</w:t>
-      </w:r>
-      <w:r>
-        <w:rPr>
-          <w:rFonts w:cs="TimesNewRomanPSMT"/>
-          <w:lang w:val="en-US"/>
-        </w:rPr>
-        <w:t>{</w:t>
-      </w:r>
-      <w:proofErr w:type="gramEnd"/>
-      <w:r>
-        <w:rPr>
-          <w:rFonts w:cs="TimesNewRomanPSMT"/>
-          <w:lang w:val="en-US"/>
-        </w:rPr>
-        <w:t>% if p.</w:t>
-      </w:r>
-      <w:proofErr w:type="gramStart"/>
-      <w:r>
-        <w:rPr>
-          <w:rFonts w:cs="TimesNewRomanPSMT"/>
-          <w:lang w:val="en-US"/>
-        </w:rPr>
-        <w:t>do %}</w:t>
-      </w:r>
-      <w:proofErr w:type="gramEnd"/>
+        <w:t>{% if p.do %}</w:t>
+      </w:r>
     </w:p>
     <w:p>
       <w:pPr>
@@ -14857,7 +12152,6 @@
         <w:t xml:space="preserve">Date </w:t>
       </w:r>
       <w:proofErr w:type="spellStart"/>
-      <w:proofErr w:type="gramStart"/>
       <w:r>
         <w:rPr>
           <w:rFonts w:cs="TimesNewRomanPSMT"/>
@@ -14871,90 +12165,36 @@
           <w:rFonts w:cs="TimesNewRomanPSMT"/>
           <w:lang w:val="en-US"/>
         </w:rPr>
-        <w:t> :</w:t>
-      </w:r>
-      <w:proofErr w:type="gramEnd"/>
+        <w:t xml:space="preserve"> : {{ </w:t>
+      </w:r>
+      <w:proofErr w:type="spellStart"/>
       <w:r>
         <w:rPr>
           <w:rFonts w:cs="TimesNewRomanPSMT"/>
           <w:lang w:val="en-US"/>
         </w:rPr>
-        <w:t xml:space="preserve"> </w:t>
-      </w:r>
-      <w:proofErr w:type="gramStart"/>
+        <w:t>p.do|sd</w:t>
+      </w:r>
+      <w:proofErr w:type="spellEnd"/>
       <w:r>
         <w:rPr>
           <w:rFonts w:cs="TimesNewRomanPSMT"/>
           <w:lang w:val="en-US"/>
         </w:rPr>
-        <w:t xml:space="preserve">{{ </w:t>
-      </w:r>
-      <w:proofErr w:type="spellStart"/>
-      <w:r>
-        <w:rPr>
-          <w:rFonts w:cs="TimesNewRomanPSMT"/>
+        <w:t xml:space="preserve"> }}</w:t>
+      </w:r>
+      <w:r>
+        <w:rPr>
           <w:lang w:val="en-US"/>
         </w:rPr>
-        <w:t>p</w:t>
-      </w:r>
-      <w:proofErr w:type="gramEnd"/>
+        <w:t>{% endif %}</w:t>
+      </w:r>
       <w:r>
         <w:rPr>
           <w:rFonts w:cs="TimesNewRomanPSMT"/>
           <w:lang w:val="en-US"/>
         </w:rPr>
-        <w:t>.do|</w:t>
-      </w:r>
-      <w:proofErr w:type="gramStart"/>
-      <w:r>
-        <w:rPr>
-          <w:rFonts w:cs="TimesNewRomanPSMT"/>
-          <w:lang w:val="en-US"/>
-        </w:rPr>
-        <w:t>sd</w:t>
-      </w:r>
-      <w:proofErr w:type="spellEnd"/>
-      <w:r>
-        <w:rPr>
-          <w:rFonts w:cs="TimesNewRomanPSMT"/>
-          <w:lang w:val="en-US"/>
-        </w:rPr>
-        <w:t xml:space="preserve"> }}</w:t>
-      </w:r>
-      <w:r>
-        <w:rPr>
-          <w:lang w:val="en-US"/>
-        </w:rPr>
-        <w:t>{</w:t>
-      </w:r>
-      <w:proofErr w:type="gramEnd"/>
-      <w:r>
-        <w:rPr>
-          <w:lang w:val="en-US"/>
-        </w:rPr>
-        <w:t xml:space="preserve">% endif </w:t>
-      </w:r>
-      <w:proofErr w:type="gramStart"/>
-      <w:r>
-        <w:rPr>
-          <w:lang w:val="en-US"/>
-        </w:rPr>
-        <w:t>%}</w:t>
-      </w:r>
-      <w:r>
-        <w:rPr>
-          <w:rFonts w:cs="TimesNewRomanPSMT"/>
-          <w:lang w:val="en-US"/>
-        </w:rPr>
-        <w:t>{</w:t>
-      </w:r>
-      <w:proofErr w:type="gramEnd"/>
-      <w:r>
-        <w:rPr>
-          <w:rFonts w:cs="TimesNewRomanPSMT"/>
-          <w:lang w:val="en-US"/>
-        </w:rPr>
-        <w:t xml:space="preserve">% if </w:t>
+        <w:t xml:space="preserve">{% if </w:t>
       </w:r>
       <w:proofErr w:type="spellStart"/>
       <w:r>
@@ -14985,29 +12225,28 @@
           <w:lang w:val="en-US"/>
         </w:rPr>
       </w:pPr>
-      <w:proofErr w:type="gramStart"/>
       <w:r>
         <w:rPr>
           <w:rFonts w:cs="TimesNewRomanPSMT"/>
           <w:lang w:val="en-US"/>
         </w:rPr>
-        <w:t>Durée :</w:t>
-      </w:r>
-      <w:proofErr w:type="gramEnd"/>
+        <w:t xml:space="preserve">Durée : {{ </w:t>
+      </w:r>
+      <w:proofErr w:type="spellStart"/>
       <w:r>
         <w:rPr>
           <w:rFonts w:cs="TimesNewRomanPSMT"/>
           <w:lang w:val="en-US"/>
         </w:rPr>
-        <w:t xml:space="preserve"> </w:t>
-      </w:r>
-      <w:proofErr w:type="gramStart"/>
+        <w:t>p.d</w:t>
+      </w:r>
+      <w:proofErr w:type="spellEnd"/>
       <w:r>
         <w:rPr>
           <w:rFonts w:cs="TimesNewRomanPSMT"/>
           <w:lang w:val="en-US"/>
         </w:rPr>
-        <w:t xml:space="preserve">{{ </w:t>
+        <w:t xml:space="preserve"> }} an{{ </w:t>
       </w:r>
       <w:proofErr w:type="spellStart"/>
       <w:r>
@@ -15015,91 +12254,28 @@
           <w:rFonts w:cs="TimesNewRomanPSMT"/>
           <w:lang w:val="en-US"/>
         </w:rPr>
-        <w:t>p.d</w:t>
-      </w:r>
-      <w:proofErr w:type="spellEnd"/>
-      <w:proofErr w:type="gramEnd"/>
+        <w:t>p.d|pl</w:t>
+      </w:r>
+      <w:proofErr w:type="spellEnd"/>
       <w:r>
         <w:rPr>
           <w:rFonts w:cs="TimesNewRomanPSMT"/>
           <w:lang w:val="en-US"/>
         </w:rPr>
-        <w:t xml:space="preserve"> }} </w:t>
-      </w:r>
-      <w:proofErr w:type="gramStart"/>
-      <w:r>
-        <w:rPr>
-          <w:rFonts w:cs="TimesNewRomanPSMT"/>
+        <w:t xml:space="preserve"> }}</w:t>
+      </w:r>
+      <w:r>
+        <w:rPr>
           <w:lang w:val="en-US"/>
         </w:rPr>
-        <w:t xml:space="preserve">an{{ </w:t>
-      </w:r>
-      <w:proofErr w:type="spellStart"/>
+        <w:t>{% endif %}</w:t>
+      </w:r>
       <w:r>
         <w:rPr>
           <w:rFonts w:cs="TimesNewRomanPSMT"/>
           <w:lang w:val="en-US"/>
         </w:rPr>
-        <w:t>p</w:t>
-      </w:r>
-      <w:proofErr w:type="gramEnd"/>
-      <w:r>
-        <w:rPr>
-          <w:rFonts w:cs="TimesNewRomanPSMT"/>
-          <w:lang w:val="en-US"/>
-        </w:rPr>
-        <w:t>.d|</w:t>
-      </w:r>
-      <w:proofErr w:type="gramStart"/>
-      <w:r>
-        <w:rPr>
-          <w:rFonts w:cs="TimesNewRomanPSMT"/>
-          <w:lang w:val="en-US"/>
-        </w:rPr>
-        <w:t>pl</w:t>
-      </w:r>
-      <w:proofErr w:type="spellEnd"/>
-      <w:r>
-        <w:rPr>
-          <w:rFonts w:cs="TimesNewRomanPSMT"/>
-          <w:lang w:val="en-US"/>
-        </w:rPr>
-        <w:t xml:space="preserve"> }}</w:t>
-      </w:r>
-      <w:r>
-        <w:rPr>
-          <w:lang w:val="en-US"/>
-        </w:rPr>
-        <w:t>{</w:t>
-      </w:r>
-      <w:proofErr w:type="gramEnd"/>
-      <w:r>
-        <w:rPr>
-          <w:lang w:val="en-US"/>
-        </w:rPr>
-        <w:t xml:space="preserve">% endif </w:t>
-      </w:r>
-      <w:proofErr w:type="gramStart"/>
-      <w:r>
-        <w:rPr>
-          <w:lang w:val="en-US"/>
-        </w:rPr>
-        <w:t>%}</w:t>
-      </w:r>
-      <w:r>
-        <w:rPr>
-          <w:rFonts w:cs="TimesNewRomanPSMT"/>
-          <w:lang w:val="en-US"/>
-        </w:rPr>
-        <w:t>{</w:t>
-      </w:r>
-      <w:proofErr w:type="gramEnd"/>
-      <w:r>
-        <w:rPr>
-          <w:rFonts w:cs="TimesNewRomanPSMT"/>
-          <w:lang w:val="en-US"/>
-        </w:rPr>
-        <w:t xml:space="preserve">% if </w:t>
+        <w:t xml:space="preserve">{% if </w:t>
       </w:r>
       <w:proofErr w:type="spellStart"/>
       <w:r>
@@ -15131,7 +12307,6 @@
         </w:rPr>
       </w:pPr>
       <w:proofErr w:type="spellStart"/>
-      <w:proofErr w:type="gramStart"/>
       <w:r>
         <w:rPr>
           <w:rFonts w:cs="TimesNewRomanPSMT"/>
@@ -15145,47 +12320,44 @@
           <w:rFonts w:cs="TimesNewRomanPSMT"/>
           <w:lang w:val="en-US"/>
         </w:rPr>
-        <w:t xml:space="preserve"> :</w:t>
-      </w:r>
-      <w:proofErr w:type="gramEnd"/>
+        <w:t xml:space="preserve"> : {{ </w:t>
+      </w:r>
+      <w:proofErr w:type="spellStart"/>
       <w:r>
         <w:rPr>
           <w:rFonts w:cs="TimesNewRomanPSMT"/>
           <w:lang w:val="en-US"/>
         </w:rPr>
-        <w:t xml:space="preserve"> </w:t>
-      </w:r>
-      <w:proofErr w:type="gramStart"/>
+        <w:t>p.m|f</w:t>
+      </w:r>
+      <w:proofErr w:type="spellEnd"/>
       <w:r>
         <w:rPr>
           <w:rFonts w:cs="TimesNewRomanPSMT"/>
           <w:lang w:val="en-US"/>
         </w:rPr>
-        <w:t xml:space="preserve">{{ </w:t>
-      </w:r>
-      <w:proofErr w:type="spellStart"/>
-      <w:r>
-        <w:rPr>
-          <w:rFonts w:cs="TimesNewRomanPSMT"/>
+        <w:t xml:space="preserve"> }} €</w:t>
+      </w:r>
+      <w:r>
+        <w:rPr>
           <w:lang w:val="en-US"/>
         </w:rPr>
-        <w:t>p</w:t>
-      </w:r>
-      <w:proofErr w:type="gramEnd"/>
+        <w:t>{% endif %}</w:t>
+      </w:r>
       <w:r>
         <w:rPr>
           <w:rFonts w:cs="TimesNewRomanPSMT"/>
           <w:lang w:val="en-US"/>
         </w:rPr>
-        <w:t>.m|</w:t>
-      </w:r>
-      <w:proofErr w:type="gramStart"/>
+        <w:t xml:space="preserve">{% if </w:t>
+      </w:r>
+      <w:proofErr w:type="spellStart"/>
       <w:r>
         <w:rPr>
           <w:rFonts w:cs="TimesNewRomanPSMT"/>
           <w:lang w:val="en-US"/>
         </w:rPr>
-        <w:t>f</w:t>
+        <w:t>p.preteur_display</w:t>
       </w:r>
       <w:proofErr w:type="spellEnd"/>
       <w:r>
@@ -15193,93 +12365,8 @@
           <w:rFonts w:cs="TimesNewRomanPSMT"/>
           <w:lang w:val="en-US"/>
         </w:rPr>
-        <w:t xml:space="preserve"> }</w:t>
-      </w:r>
-      <w:proofErr w:type="gramEnd"/>
-      <w:r>
-        <w:rPr>
-          <w:rFonts w:cs="TimesNewRomanPSMT"/>
-          <w:lang w:val="en-US"/>
-        </w:rPr>
-        <w:t xml:space="preserve">} </w:t>
-      </w:r>
-      <w:proofErr w:type="gramStart"/>
-      <w:r>
-        <w:rPr>
-          <w:rFonts w:cs="TimesNewRomanPSMT"/>
-          <w:lang w:val="en-US"/>
-        </w:rPr>
-        <w:t>€</w:t>
-      </w:r>
-      <w:r>
-        <w:rPr>
-          <w:lang w:val="en-US"/>
-        </w:rPr>
-        <w:t>{</w:t>
-      </w:r>
-      <w:proofErr w:type="gramEnd"/>
-      <w:r>
-        <w:rPr>
-          <w:lang w:val="en-US"/>
-        </w:rPr>
-        <w:t xml:space="preserve">% endif </w:t>
-      </w:r>
-      <w:proofErr w:type="gramStart"/>
-      <w:r>
-        <w:rPr>
-          <w:lang w:val="en-US"/>
-        </w:rPr>
-        <w:t>%}</w:t>
-      </w:r>
-      <w:r>
-        <w:rPr>
-          <w:rFonts w:cs="TimesNewRomanPSMT"/>
-          <w:lang w:val="en-US"/>
-        </w:rPr>
-        <w:t>{</w:t>
-      </w:r>
-      <w:proofErr w:type="gramEnd"/>
-      <w:r>
-        <w:rPr>
-          <w:rFonts w:cs="TimesNewRomanPSMT"/>
-          <w:lang w:val="en-US"/>
-        </w:rPr>
-        <w:t xml:space="preserve">% if </w:t>
-      </w:r>
-      <w:proofErr w:type="spellStart"/>
-      <w:proofErr w:type="gramStart"/>
-      <w:r>
-        <w:rPr>
-          <w:rFonts w:cs="TimesNewRomanPSMT"/>
-          <w:lang w:val="en-US"/>
-        </w:rPr>
-        <w:t>p.preteur</w:t>
-      </w:r>
-      <w:proofErr w:type="gramEnd"/>
-      <w:r>
-        <w:rPr>
-          <w:rFonts w:cs="TimesNewRomanPSMT"/>
-          <w:lang w:val="en-US"/>
-        </w:rPr>
-        <w:t>_</w:t>
-      </w:r>
-      <w:proofErr w:type="gramStart"/>
-      <w:r>
-        <w:rPr>
-          <w:rFonts w:cs="TimesNewRomanPSMT"/>
-          <w:lang w:val="en-US"/>
-        </w:rPr>
-        <w:t>display</w:t>
-      </w:r>
-      <w:proofErr w:type="spellEnd"/>
-      <w:r>
-        <w:rPr>
-          <w:rFonts w:cs="TimesNewRomanPSMT"/>
-          <w:lang w:val="en-US"/>
-        </w:rPr>
         <w:t>() %}</w:t>
       </w:r>
-      <w:proofErr w:type="gramEnd"/>
     </w:p>
     <w:p>
       <w:pPr>
@@ -15294,35 +12381,20 @@
         <w:rPr>
           <w:rFonts w:cs="TimesNewRomanPSMT"/>
         </w:rPr>
-        <w:t xml:space="preserve">Prêteur : </w:t>
-      </w:r>
-      <w:proofErr w:type="gramStart"/>
-      <w:r>
-        <w:rPr>
-          <w:rFonts w:cs="TimesNewRomanPSMT"/>
-        </w:rPr>
-        <w:t xml:space="preserve">{{ </w:t>
-      </w:r>
-      <w:proofErr w:type="spellStart"/>
-      <w:r>
-        <w:rPr>
-          <w:rFonts w:cs="TimesNewRomanPSMT"/>
-        </w:rPr>
-        <w:t>p</w:t>
-      </w:r>
-      <w:proofErr w:type="gramEnd"/>
-      <w:r>
-        <w:rPr>
-          <w:rFonts w:cs="TimesNewRomanPSMT"/>
-        </w:rPr>
-        <w:t>.preteur_</w:t>
-      </w:r>
-      <w:proofErr w:type="gramStart"/>
-      <w:r>
-        <w:rPr>
-          <w:rFonts w:cs="TimesNewRomanPSMT"/>
-        </w:rPr>
-        <w:t>display</w:t>
+        <w:t>Organisme financeur </w:t>
+      </w:r>
+      <w:r>
+        <w:rPr>
+          <w:rFonts w:cs="TimesNewRomanPSMT"/>
+        </w:rPr>
+        <w:t xml:space="preserve">: {{ </w:t>
+      </w:r>
+      <w:proofErr w:type="spellStart"/>
+      <w:r>
+        <w:rPr>
+          <w:rFonts w:cs="TimesNewRomanPSMT"/>
+        </w:rPr>
+        <w:t>p.preteur_display</w:t>
       </w:r>
       <w:proofErr w:type="spellEnd"/>
       <w:r>
@@ -15332,11 +12404,7 @@
         <w:t>() }}</w:t>
       </w:r>
       <w:r>
-        <w:t>{</w:t>
-      </w:r>
-      <w:proofErr w:type="gramEnd"/>
-      <w:r>
-        <w:t xml:space="preserve">% </w:t>
+        <w:t xml:space="preserve">{% </w:t>
       </w:r>
       <w:proofErr w:type="spellStart"/>
       <w:r>
@@ -15369,21 +12437,10 @@
         <w:rPr>
           <w:rFonts w:cs="TimesNewRomanPSMT"/>
         </w:rPr>
-        <w:t xml:space="preserve"> </w:t>
-      </w:r>
-      <w:proofErr w:type="gramStart"/>
-      <w:r>
-        <w:rPr>
-          <w:rFonts w:cs="TimesNewRomanPSMT"/>
-        </w:rPr>
-        <w:t>%}</w:t>
-      </w:r>
-      <w:r>
-        <w:t>{</w:t>
-      </w:r>
-      <w:proofErr w:type="gramEnd"/>
-      <w:r>
-        <w:t xml:space="preserve">% </w:t>
+        <w:t xml:space="preserve"> %}</w:t>
+      </w:r>
+      <w:r>
+        <w:t xml:space="preserve">{% </w:t>
       </w:r>
       <w:proofErr w:type="spellStart"/>
       <w:r>
@@ -15407,82 +12464,32 @@
         <w:t xml:space="preserve">{% if </w:t>
       </w:r>
       <w:proofErr w:type="spellStart"/>
-      <w:proofErr w:type="gramStart"/>
-      <w:r>
-        <w:rPr>
-          <w:rFonts w:cs="TimesNewRomanPSMT"/>
-        </w:rPr>
-        <w:t>convention.fond</w:t>
-      </w:r>
-      <w:proofErr w:type="gramEnd"/>
-      <w:r>
-        <w:rPr>
-          <w:rFonts w:cs="TimesNewRomanPSMT"/>
-        </w:rPr>
-        <w:t>_propre</w:t>
-      </w:r>
-      <w:proofErr w:type="spellEnd"/>
-      <w:r>
-        <w:rPr>
-          <w:rFonts w:cs="TimesNewRomanPSMT"/>
-        </w:rPr>
-        <w:t xml:space="preserve"> </w:t>
-      </w:r>
-      <w:proofErr w:type="gramStart"/>
-      <w:r>
-        <w:rPr>
-          <w:rFonts w:cs="TimesNewRomanPSMT"/>
-        </w:rPr>
-        <w:t>%}Fond</w:t>
-      </w:r>
-      <w:proofErr w:type="gramEnd"/>
-      <w:r>
-        <w:rPr>
-          <w:rFonts w:cs="TimesNewRomanPSMT"/>
-        </w:rPr>
-        <w:t xml:space="preserve"> propre : </w:t>
-      </w:r>
-      <w:proofErr w:type="gramStart"/>
-      <w:r>
-        <w:rPr>
-          <w:rFonts w:cs="TimesNewRomanPSMT"/>
-        </w:rPr>
-        <w:t xml:space="preserve">{{ </w:t>
-      </w:r>
-      <w:proofErr w:type="spellStart"/>
-      <w:r>
-        <w:rPr>
-          <w:rFonts w:cs="TimesNewRomanPSMT"/>
-        </w:rPr>
-        <w:t>convention</w:t>
-      </w:r>
-      <w:proofErr w:type="gramEnd"/>
-      <w:r>
-        <w:rPr>
-          <w:rFonts w:cs="TimesNewRomanPSMT"/>
-        </w:rPr>
-        <w:t>.fond_propre|</w:t>
-      </w:r>
-      <w:proofErr w:type="gramStart"/>
-      <w:r>
-        <w:rPr>
-          <w:rFonts w:cs="TimesNewRomanPSMT"/>
-        </w:rPr>
-        <w:t>f</w:t>
-      </w:r>
-      <w:proofErr w:type="spellEnd"/>
-      <w:r>
-        <w:rPr>
-          <w:rFonts w:cs="TimesNewRomanPSMT"/>
-        </w:rPr>
-        <w:t xml:space="preserve"> }</w:t>
-      </w:r>
-      <w:proofErr w:type="gramEnd"/>
-      <w:r>
-        <w:rPr>
-          <w:rFonts w:cs="TimesNewRomanPSMT"/>
-        </w:rPr>
-        <w:t>} €</w:t>
+      <w:r>
+        <w:rPr>
+          <w:rFonts w:cs="TimesNewRomanPSMT"/>
+        </w:rPr>
+        <w:t>convention.fond_propre</w:t>
+      </w:r>
+      <w:proofErr w:type="spellEnd"/>
+      <w:r>
+        <w:rPr>
+          <w:rFonts w:cs="TimesNewRomanPSMT"/>
+        </w:rPr>
+        <w:t xml:space="preserve"> %}Fond propre : {{ </w:t>
+      </w:r>
+      <w:proofErr w:type="spellStart"/>
+      <w:r>
+        <w:rPr>
+          <w:rFonts w:cs="TimesNewRomanPSMT"/>
+        </w:rPr>
+        <w:t>convention.fond_propre|f</w:t>
+      </w:r>
+      <w:proofErr w:type="spellEnd"/>
+      <w:r>
+        <w:rPr>
+          <w:rFonts w:cs="TimesNewRomanPSMT"/>
+        </w:rPr>
+        <w:t xml:space="preserve"> }} €</w:t>
       </w:r>
     </w:p>
     <w:p>
@@ -15509,21 +12516,7 @@
         <w:rPr>
           <w:rFonts w:cs="TimesNewRomanPSMT"/>
         </w:rPr>
-        <w:t xml:space="preserve"> </w:t>
-      </w:r>
-      <w:proofErr w:type="gramStart"/>
-      <w:r>
-        <w:rPr>
-          <w:rFonts w:cs="TimesNewRomanPSMT"/>
-        </w:rPr>
-        <w:t>%}{</w:t>
-      </w:r>
-      <w:proofErr w:type="gramEnd"/>
-      <w:r>
-        <w:rPr>
-          <w:rFonts w:cs="TimesNewRomanPSMT"/>
-        </w:rPr>
-        <w:t xml:space="preserve">% </w:t>
+        <w:t xml:space="preserve"> %}{% </w:t>
       </w:r>
       <w:proofErr w:type="spellStart"/>
       <w:r>
@@ -15774,7 +12767,6 @@
                 <w:lang w:val="en-US"/>
               </w:rPr>
             </w:pPr>
-            <w:proofErr w:type="gramStart"/>
             <w:r>
               <w:rPr>
                 <w:rFonts w:ascii="TimesNewRomanPSMT" w:hAnsi="TimesNewRomanPSMT" w:cs="TimesNewRomanPSMT"/>
@@ -15792,9 +12784,9 @@
                 <w:szCs w:val="16"/>
                 <w:lang w:val="en-US"/>
               </w:rPr>
-              <w:t>s</w:t>
-            </w:r>
-            <w:proofErr w:type="gramEnd"/>
+              <w:t>s.nb</w:t>
+            </w:r>
+            <w:proofErr w:type="spellEnd"/>
             <w:r>
               <w:rPr>
                 <w:rFonts w:ascii="TimesNewRomanPSMT" w:hAnsi="TimesNewRomanPSMT" w:cs="TimesNewRomanPSMT"/>
@@ -15802,9 +12794,9 @@
                 <w:szCs w:val="16"/>
                 <w:lang w:val="en-US"/>
               </w:rPr>
-              <w:t>.</w:t>
-            </w:r>
-            <w:proofErr w:type="gramStart"/>
+              <w:t xml:space="preserve"> }} </w:t>
+            </w:r>
+            <w:proofErr w:type="spellStart"/>
             <w:r>
               <w:rPr>
                 <w:rFonts w:ascii="TimesNewRomanPSMT" w:hAnsi="TimesNewRomanPSMT" w:cs="TimesNewRomanPSMT"/>
@@ -15812,7 +12804,7 @@
                 <w:szCs w:val="16"/>
                 <w:lang w:val="en-US"/>
               </w:rPr>
-              <w:t>nb</w:t>
+              <w:t>stationnement</w:t>
             </w:r>
             <w:proofErr w:type="spellEnd"/>
             <w:r>
@@ -15822,9 +12814,9 @@
                 <w:szCs w:val="16"/>
                 <w:lang w:val="en-US"/>
               </w:rPr>
-              <w:t xml:space="preserve"> }</w:t>
-            </w:r>
-            <w:proofErr w:type="gramEnd"/>
+              <w:t>{{</w:t>
+            </w:r>
+            <w:proofErr w:type="spellStart"/>
             <w:r>
               <w:rPr>
                 <w:rFonts w:ascii="TimesNewRomanPSMT" w:hAnsi="TimesNewRomanPSMT" w:cs="TimesNewRomanPSMT"/>
@@ -15832,9 +12824,9 @@
                 <w:szCs w:val="16"/>
                 <w:lang w:val="en-US"/>
               </w:rPr>
-              <w:t xml:space="preserve">} </w:t>
-            </w:r>
-            <w:proofErr w:type="spellStart"/>
+              <w:t>s.nb|pl</w:t>
+            </w:r>
+            <w:proofErr w:type="spellEnd"/>
             <w:r>
               <w:rPr>
                 <w:rFonts w:ascii="TimesNewRomanPSMT" w:hAnsi="TimesNewRomanPSMT" w:cs="TimesNewRomanPSMT"/>
@@ -15842,68 +12834,7 @@
                 <w:szCs w:val="16"/>
                 <w:lang w:val="en-US"/>
               </w:rPr>
-              <w:t>stationnement</w:t>
-            </w:r>
-            <w:proofErr w:type="spellEnd"/>
-            <w:r>
-              <w:rPr>
-                <w:rFonts w:ascii="TimesNewRomanPSMT" w:hAnsi="TimesNewRomanPSMT" w:cs="TimesNewRomanPSMT"/>
-                <w:sz w:val="16"/>
-                <w:szCs w:val="16"/>
-                <w:lang w:val="en-US"/>
-              </w:rPr>
-              <w:t>{{</w:t>
-            </w:r>
-            <w:proofErr w:type="spellStart"/>
-            <w:proofErr w:type="gramStart"/>
-            <w:r>
-              <w:rPr>
-                <w:rFonts w:ascii="TimesNewRomanPSMT" w:hAnsi="TimesNewRomanPSMT" w:cs="TimesNewRomanPSMT"/>
-                <w:sz w:val="16"/>
-                <w:szCs w:val="16"/>
-                <w:lang w:val="en-US"/>
-              </w:rPr>
-              <w:t>s.nb</w:t>
-            </w:r>
-            <w:proofErr w:type="gramEnd"/>
-            <w:r>
-              <w:rPr>
-                <w:rFonts w:ascii="TimesNewRomanPSMT" w:hAnsi="TimesNewRomanPSMT" w:cs="TimesNewRomanPSMT"/>
-                <w:sz w:val="16"/>
-                <w:szCs w:val="16"/>
-                <w:lang w:val="en-US"/>
-              </w:rPr>
-              <w:t>|pl</w:t>
-            </w:r>
-            <w:proofErr w:type="spellEnd"/>
-            <w:r>
-              <w:rPr>
-                <w:rFonts w:ascii="TimesNewRomanPSMT" w:hAnsi="TimesNewRomanPSMT" w:cs="TimesNewRomanPSMT"/>
-                <w:sz w:val="16"/>
-                <w:szCs w:val="16"/>
-                <w:lang w:val="en-US"/>
-              </w:rPr>
-              <w:t xml:space="preserve">}} de type </w:t>
-            </w:r>
-            <w:proofErr w:type="gramStart"/>
-            <w:r>
-              <w:rPr>
-                <w:rFonts w:ascii="TimesNewRomanPSMT" w:hAnsi="TimesNewRomanPSMT" w:cs="TimesNewRomanPSMT"/>
-                <w:sz w:val="16"/>
-                <w:szCs w:val="16"/>
-                <w:lang w:val="en-US"/>
-              </w:rPr>
-              <w:t>{{ s.t</w:t>
-            </w:r>
-            <w:proofErr w:type="gramEnd"/>
-            <w:r>
-              <w:rPr>
-                <w:rFonts w:ascii="TimesNewRomanPSMT" w:hAnsi="TimesNewRomanPSMT" w:cs="TimesNewRomanPSMT"/>
-                <w:sz w:val="16"/>
-                <w:szCs w:val="16"/>
-                <w:lang w:val="en-US"/>
-              </w:rPr>
-              <w:t xml:space="preserve"> }}</w:t>
+              <w:t>}} de type {{ s.t }}</w:t>
             </w:r>
           </w:p>
         </w:tc>
@@ -15930,7 +12861,6 @@
               <w:t>{{</w:t>
             </w:r>
             <w:proofErr w:type="spellStart"/>
-            <w:proofErr w:type="gramStart"/>
             <w:r>
               <w:rPr>
                 <w:rFonts w:ascii="TimesNewRomanPSMT" w:hAnsi="TimesNewRomanPSMT" w:cs="TimesNewRomanPSMT"/>
@@ -15940,7 +12870,6 @@
               <w:t>s.l</w:t>
             </w:r>
             <w:proofErr w:type="spellEnd"/>
-            <w:proofErr w:type="gramEnd"/>
             <w:r>
               <w:rPr>
                 <w:rFonts w:ascii="TimesNewRomanPSMT" w:hAnsi="TimesNewRomanPSMT" w:cs="TimesNewRomanPSMT"/>
@@ -16104,19 +13033,11 @@
         <w:t>{{</w:t>
       </w:r>
       <w:proofErr w:type="spellStart"/>
-      <w:proofErr w:type="gramStart"/>
-      <w:r>
-        <w:rPr>
-          <w:rFonts w:cs="TimesNewRomanPSMT"/>
-        </w:rPr>
-        <w:t>convention.champ</w:t>
-      </w:r>
-      <w:proofErr w:type="gramEnd"/>
-      <w:r>
-        <w:rPr>
-          <w:rFonts w:cs="TimesNewRomanPSMT"/>
-        </w:rPr>
-        <w:t>_libre_avenant</w:t>
+      <w:r>
+        <w:rPr>
+          <w:rFonts w:cs="TimesNewRomanPSMT"/>
+        </w:rPr>
+        <w:t>convention.champ_libre_avenant</w:t>
       </w:r>
       <w:proofErr w:type="spellEnd"/>
       <w:r>
@@ -16275,77 +13196,35 @@
                               <w:rPr>
                                 <w:rFonts w:cs="TimesNewRomanPSMT"/>
                               </w:rPr>
-                              <w:t xml:space="preserve">Fait en </w:t>
-                            </w:r>
-                            <w:proofErr w:type="gramStart"/>
-                            <w:r>
-                              <w:rPr>
-                                <w:rFonts w:cs="TimesNewRomanPSMT"/>
-                              </w:rPr>
-                              <w:t xml:space="preserve">{{ </w:t>
+                              <w:t xml:space="preserve">Fait en {{ </w:t>
                             </w:r>
                             <w:proofErr w:type="spellStart"/>
                             <w:r>
                               <w:rPr>
                                 <w:rFonts w:cs="TimesNewRomanPSMT"/>
                               </w:rPr>
-                              <w:t>administration</w:t>
-                            </w:r>
-                            <w:proofErr w:type="gramEnd"/>
-                            <w:r>
-                              <w:rPr>
-                                <w:rFonts w:cs="TimesNewRomanPSMT"/>
-                              </w:rPr>
-                              <w:t>.nb_convention_</w:t>
-                            </w:r>
-                            <w:proofErr w:type="gramStart"/>
-                            <w:r>
-                              <w:rPr>
-                                <w:rFonts w:cs="TimesNewRomanPSMT"/>
-                              </w:rPr>
-                              <w:t>exemplaires</w:t>
+                              <w:t>administration.nb_convention_exemplaires</w:t>
                             </w:r>
                             <w:proofErr w:type="spellEnd"/>
                             <w:r>
                               <w:rPr>
                                 <w:rFonts w:cs="TimesNewRomanPSMT"/>
                               </w:rPr>
-                              <w:t xml:space="preserve"> }</w:t>
-                            </w:r>
-                            <w:proofErr w:type="gramEnd"/>
-                            <w:r>
-                              <w:rPr>
-                                <w:rFonts w:cs="TimesNewRomanPSMT"/>
-                              </w:rPr>
-                              <w:t>} originaux à {{</w:t>
+                              <w:t xml:space="preserve"> }} originaux à {{</w:t>
                             </w:r>
                             <w:proofErr w:type="spellStart"/>
                             <w:r>
                               <w:rPr>
                                 <w:rFonts w:cs="TimesNewRomanPSMT"/>
                               </w:rPr>
-                              <w:t>administration.get_ville_signature_or_</w:t>
-                            </w:r>
-                            <w:proofErr w:type="gramStart"/>
-                            <w:r>
-                              <w:rPr>
-                                <w:rFonts w:cs="TimesNewRomanPSMT"/>
-                              </w:rPr>
-                              <w:t>empty</w:t>
+                              <w:t>administration.get_ville_signature_or_empty</w:t>
                             </w:r>
                             <w:proofErr w:type="spellEnd"/>
                             <w:r>
                               <w:rPr>
                                 <w:rFonts w:cs="TimesNewRomanPSMT"/>
                               </w:rPr>
-                              <w:t>() }</w:t>
-                            </w:r>
-                            <w:proofErr w:type="gramEnd"/>
-                            <w:r>
-                              <w:rPr>
-                                <w:rFonts w:cs="TimesNewRomanPSMT"/>
-                              </w:rPr>
-                              <w:t>}, le</w:t>
+                              <w:t>() }}, le</w:t>
                             </w:r>
                           </w:p>
                           <w:p>
@@ -16368,7 +13247,6 @@
                               </w:rPr>
                               <w:t xml:space="preserve">Le bailleur (6), </w:t>
                             </w:r>
-                            <w:proofErr w:type="gramStart"/>
                             <w:r>
                               <w:t xml:space="preserve">{{ </w:t>
                             </w:r>
@@ -16379,21 +13257,12 @@
                               </w:rPr>
                               <w:t>convention</w:t>
                             </w:r>
-                            <w:proofErr w:type="gramEnd"/>
                             <w:r>
-                              <w:t>.signataire_bloc_signature|default_empty_if_</w:t>
-                            </w:r>
-                            <w:proofErr w:type="gramStart"/>
-                            <w:r>
-                              <w:t>none</w:t>
+                              <w:t>.signataire_bloc_signature|default_empty_if_none</w:t>
                             </w:r>
                             <w:proofErr w:type="spellEnd"/>
                             <w:r>
-                              <w:t xml:space="preserve"> }</w:t>
-                            </w:r>
-                            <w:proofErr w:type="gramEnd"/>
-                            <w:r>
-                              <w:t>}</w:t>
+                              <w:t xml:space="preserve"> }}</w:t>
                             </w:r>
                           </w:p>
                           <w:p>
@@ -16437,7 +13306,6 @@
                               </w:rPr>
                               <w:t xml:space="preserve">Le préfet, le président de l'établissement public de coopération intercommunale, du conseil départemental, de la métropole de Lyon ou du conseil exécutif de Corse, </w:t>
                             </w:r>
-                            <w:proofErr w:type="gramStart"/>
                             <w:r>
                               <w:t xml:space="preserve">{{ </w:t>
                             </w:r>
@@ -16448,21 +13316,12 @@
                               </w:rPr>
                               <w:t>administration</w:t>
                             </w:r>
-                            <w:proofErr w:type="gramEnd"/>
                             <w:r>
-                              <w:t>.signataire_bloc_signature|default_empty_if_</w:t>
-                            </w:r>
-                            <w:proofErr w:type="gramStart"/>
-                            <w:r>
-                              <w:t>none</w:t>
+                              <w:t>.signataire_bloc_signature|default_empty_if_none</w:t>
                             </w:r>
                             <w:proofErr w:type="spellEnd"/>
                             <w:r>
-                              <w:t xml:space="preserve"> }</w:t>
-                            </w:r>
-                            <w:proofErr w:type="gramEnd"/>
-                            <w:r>
-                              <w:t>}</w:t>
+                              <w:t xml:space="preserve"> }}</w:t>
                             </w:r>
                           </w:p>
                           <w:p>
@@ -16757,21 +13616,7 @@
           <w:szCs w:val="22"/>
         </w:rPr>
         <w:lastRenderedPageBreak/>
-        <w:t xml:space="preserve">Le </w:t>
-      </w:r>
-      <w:proofErr w:type="gramStart"/>
-      <w:r>
-        <w:rPr>
-          <w:szCs w:val="22"/>
-        </w:rPr>
-        <w:t>Préfet</w:t>
-      </w:r>
-      <w:proofErr w:type="gramEnd"/>
-      <w:r>
-        <w:rPr>
-          <w:szCs w:val="22"/>
-        </w:rPr>
-        <w:t xml:space="preserve">, ou lorsqu'un établissement public de coopération intercommunale ou un département a signé une convention mentionnée aux articles L.301-5-1 et L.301-5-2, le président de l'établissement public de coopération intercommunale ou du conseil départemental, soussigné certifie la présente copie, établie sur </w:t>
+        <w:t xml:space="preserve">Le Préfet, ou lorsqu'un établissement public de coopération intercommunale ou un département a signé une convention mentionnée aux articles L.301-5-1 et L.301-5-2, le président de l'établissement public de coopération intercommunale ou du conseil départemental, soussigné certifie la présente copie, établie sur </w:t>
       </w:r>
       <w:r>
         <w:rPr>
@@ -16853,7 +13698,6 @@
       </w:r>
       <w:bookmarkStart w:id="56" w:name="Siret2"/>
       <w:bookmarkEnd w:id="56"/>
-      <w:proofErr w:type="gramStart"/>
       <w:r>
         <w:rPr>
           <w:color w:val="000000"/>
@@ -16869,43 +13713,16 @@
           <w:szCs w:val="22"/>
           <w:lang w:eastAsia="fr-FR"/>
         </w:rPr>
-        <w:t>bailleur</w:t>
-      </w:r>
-      <w:proofErr w:type="gramEnd"/>
+        <w:t>bailleur.siret</w:t>
+      </w:r>
+      <w:proofErr w:type="spellEnd"/>
       <w:r>
         <w:rPr>
           <w:color w:val="000000"/>
           <w:szCs w:val="22"/>
           <w:lang w:eastAsia="fr-FR"/>
         </w:rPr>
-        <w:t>.</w:t>
-      </w:r>
-      <w:proofErr w:type="gramStart"/>
-      <w:r>
-        <w:rPr>
-          <w:color w:val="000000"/>
-          <w:szCs w:val="22"/>
-          <w:lang w:eastAsia="fr-FR"/>
-        </w:rPr>
-        <w:t>siret</w:t>
-      </w:r>
-      <w:proofErr w:type="spellEnd"/>
-      <w:r>
-        <w:rPr>
-          <w:color w:val="000000"/>
-          <w:szCs w:val="22"/>
-          <w:lang w:eastAsia="fr-FR"/>
-        </w:rPr>
-        <w:t xml:space="preserve"> }</w:t>
-      </w:r>
-      <w:proofErr w:type="gramEnd"/>
-      <w:r>
-        <w:rPr>
-          <w:color w:val="000000"/>
-          <w:szCs w:val="22"/>
-          <w:lang w:eastAsia="fr-FR"/>
-        </w:rPr>
-        <w:t>}</w:t>
+        <w:t xml:space="preserve"> }}</w:t>
       </w:r>
     </w:p>
     <w:p>
@@ -16971,29 +13788,16 @@
         </w:rPr>
         <w:t xml:space="preserve">A </w:t>
       </w:r>
-      <w:proofErr w:type="gramStart"/>
       <w:r>
         <w:t xml:space="preserve">{{ </w:t>
       </w:r>
       <w:proofErr w:type="spellStart"/>
       <w:r>
-        <w:t>administration.get</w:t>
-      </w:r>
-      <w:proofErr w:type="gramEnd"/>
-      <w:r>
-        <w:t>_ville_signature_or_</w:t>
-      </w:r>
-      <w:proofErr w:type="gramStart"/>
-      <w:r>
-        <w:t>empty</w:t>
-      </w:r>
-      <w:proofErr w:type="spellEnd"/>
-      <w:r>
-        <w:t>() }</w:t>
-      </w:r>
-      <w:proofErr w:type="gramEnd"/>
-      <w:r>
-        <w:t>}</w:t>
+        <w:t>administration.get_ville_signature_or_empty</w:t>
+      </w:r>
+      <w:proofErr w:type="spellEnd"/>
+      <w:r>
+        <w:t>() }}</w:t>
       </w:r>
       <w:r>
         <w:rPr>
@@ -17022,31 +13826,15 @@
         <w:jc w:val="both"/>
       </w:pPr>
       <w:r>
-        <w:t xml:space="preserve">Le préfet, le président de l'établissement public de coopération intercommunale, du conseil départemental, de la métropole de Lyon ou du conseil exécutif de Corse, </w:t>
-      </w:r>
-      <w:proofErr w:type="gramStart"/>
-      <w:r>
-        <w:t xml:space="preserve">{{ </w:t>
-      </w:r>
-      <w:proofErr w:type="spellStart"/>
-      <w:r>
-        <w:t>administration</w:t>
-      </w:r>
-      <w:proofErr w:type="gramEnd"/>
-      <w:r>
-        <w:t>.signataire_bloc_signature|default_empty_if_</w:t>
-      </w:r>
-      <w:proofErr w:type="gramStart"/>
-      <w:r>
-        <w:t>none</w:t>
-      </w:r>
-      <w:proofErr w:type="spellEnd"/>
-      <w:r>
-        <w:t xml:space="preserve"> }</w:t>
-      </w:r>
-      <w:proofErr w:type="gramEnd"/>
-      <w:r>
-        <w:t>}</w:t>
+        <w:t xml:space="preserve">Le préfet, le président de l'établissement public de coopération intercommunale, du conseil départemental, de la métropole de Lyon ou du conseil exécutif de Corse, {{ </w:t>
+      </w:r>
+      <w:proofErr w:type="spellStart"/>
+      <w:r>
+        <w:t>administration.signataire_bloc_signature|default_empty_if_none</w:t>
+      </w:r>
+      <w:proofErr w:type="spellEnd"/>
+      <w:r>
+        <w:t xml:space="preserve"> }}</w:t>
       </w:r>
     </w:p>
     <w:p>
@@ -17830,15 +14618,7 @@
             <w:pStyle w:val="Form9"/>
           </w:pPr>
           <w:r>
-            <w:t>(</w:t>
-          </w:r>
-          <w:proofErr w:type="gramStart"/>
-          <w:r>
-            <w:t>pour</w:t>
-          </w:r>
-          <w:proofErr w:type="gramEnd"/>
-          <w:r>
-            <w:t xml:space="preserve"> l'établissement d'expéditions, copies, extraits d'actes ou décisions judiciaires à publier)</w:t>
+            <w:t>(pour l'établissement d'expéditions, copies, extraits d'actes ou décisions judiciaires à publier)</w:t>
           </w:r>
         </w:p>
         <w:p/>
@@ -18032,11 +14812,9 @@
             </w:rPr>
             <w:t xml:space="preserve"> </w:t>
           </w:r>
-          <w:proofErr w:type="gramStart"/>
           <w:r>
             <w:t>TAXES:</w:t>
           </w:r>
-          <w:proofErr w:type="gramEnd"/>
         </w:p>
         <w:p>
           <w:pPr>
@@ -18055,11 +14833,9 @@
           <w:pPr>
             <w:pStyle w:val="Form10J"/>
           </w:pPr>
-          <w:proofErr w:type="gramStart"/>
           <w:r>
             <w:t>CSI:</w:t>
           </w:r>
-          <w:proofErr w:type="gramEnd"/>
         </w:p>
         <w:p>
           <w:pPr>
@@ -18543,7 +15319,7 @@
                                   </pic:cNvPicPr>
                                 </pic:nvPicPr>
                                 <pic:blipFill>
-                                  <a:blip r:embed="rId2"/>
+                                  <a:blip r:embed="rId3"/>
                                   <a:stretch>
                                     <a:fillRect/>
                                   </a:stretch>
